--- a/7 сегм индикатор.docx
+++ b/7 сегм индикатор.docx
@@ -575,7 +575,6 @@
             <w:r>
               <w:rPr>
                 <w:rFonts w:ascii="Helvetica" w:eastAsia="Times New Roman" w:hAnsi="Helvetica" w:cs="Times New Roman"/>
-                <w:b/>
                 <w:bCs/>
                 <w:color w:val="333333"/>
                 <w:sz w:val="21"/>
@@ -632,7 +631,6 @@
               <w:spacing w:before="150" w:after="150" w:line="240" w:lineRule="auto"/>
               <w:rPr>
                 <w:rFonts w:eastAsia="Times New Roman" w:cs="Times New Roman"/>
-                <w:b/>
                 <w:color w:val="333333"/>
                 <w:sz w:val="21"/>
                 <w:szCs w:val="21"/>
@@ -642,7 +640,6 @@
             <w:r>
               <w:rPr>
                 <w:rFonts w:eastAsia="Times New Roman" w:cs="Times New Roman"/>
-                <w:b/>
                 <w:color w:val="333333"/>
                 <w:sz w:val="21"/>
                 <w:szCs w:val="21"/>
@@ -700,7 +697,6 @@
             <w:r>
               <w:rPr>
                 <w:rFonts w:eastAsia="Times New Roman" w:cs="Times New Roman"/>
-                <w:b/>
                 <w:color w:val="333333"/>
                 <w:sz w:val="21"/>
                 <w:szCs w:val="21"/>
@@ -758,7 +754,6 @@
             <w:r>
               <w:rPr>
                 <w:rFonts w:eastAsia="Times New Roman" w:cs="Times New Roman"/>
-                <w:b/>
                 <w:color w:val="333333"/>
                 <w:sz w:val="21"/>
                 <w:szCs w:val="21"/>
@@ -816,7 +811,6 @@
             <w:r>
               <w:rPr>
                 <w:rFonts w:eastAsia="Times New Roman" w:cs="Times New Roman"/>
-                <w:b/>
                 <w:color w:val="333333"/>
                 <w:sz w:val="21"/>
                 <w:szCs w:val="21"/>
@@ -859,7 +853,6 @@
             <w:r>
               <w:rPr>
                 <w:rFonts w:ascii="Helvetica" w:eastAsia="Times New Roman" w:hAnsi="Helvetica" w:cs="Times New Roman"/>
-                <w:b/>
                 <w:bCs/>
                 <w:color w:val="333333"/>
                 <w:sz w:val="21"/>
@@ -903,7 +896,6 @@
             <w:r>
               <w:rPr>
                 <w:rFonts w:ascii="Helvetica" w:eastAsia="Times New Roman" w:hAnsi="Helvetica" w:cs="Times New Roman"/>
-                <w:b/>
                 <w:bCs/>
                 <w:color w:val="333333"/>
                 <w:sz w:val="21"/>
@@ -947,7 +939,6 @@
             <w:r>
               <w:rPr>
                 <w:rFonts w:ascii="Helvetica" w:eastAsia="Times New Roman" w:hAnsi="Helvetica" w:cs="Times New Roman"/>
-                <w:b/>
                 <w:bCs/>
                 <w:color w:val="333333"/>
                 <w:sz w:val="21"/>
@@ -991,7 +982,6 @@
             <w:r>
               <w:rPr>
                 <w:rFonts w:ascii="Helvetica" w:eastAsia="Times New Roman" w:hAnsi="Helvetica" w:cs="Times New Roman"/>
-                <w:b/>
                 <w:bCs/>
                 <w:color w:val="333333"/>
                 <w:sz w:val="21"/>
@@ -1035,7 +1025,6 @@
             <w:r>
               <w:rPr>
                 <w:rFonts w:ascii="Helvetica" w:eastAsia="Times New Roman" w:hAnsi="Helvetica" w:cs="Times New Roman"/>
-                <w:b/>
                 <w:bCs/>
                 <w:color w:val="333333"/>
                 <w:sz w:val="21"/>
@@ -1073,57 +1062,55 @@
                 <w:color w:val="333333"/>
                 <w:sz w:val="21"/>
                 <w:szCs w:val="21"/>
-                <w:lang w:eastAsia="ru-RU"/>
-              </w:rPr>
-            </w:pPr>
-            <w:r>
-              <w:rPr>
-                <w:rFonts w:ascii="Helvetica" w:eastAsia="Times New Roman" w:hAnsi="Helvetica" w:cs="Times New Roman"/>
-                <w:b/>
+                <w:lang w:val="en-US" w:eastAsia="ru-RU"/>
+              </w:rPr>
+            </w:pPr>
+            <w:r>
+              <w:rPr>
+                <w:rFonts w:ascii="Helvetica" w:eastAsia="Times New Roman" w:hAnsi="Helvetica" w:cs="Times New Roman"/>
                 <w:bCs/>
                 <w:color w:val="333333"/>
                 <w:sz w:val="21"/>
                 <w:szCs w:val="21"/>
-                <w:lang w:eastAsia="ru-RU"/>
-              </w:rPr>
-              <w:t>F</w:t>
-            </w:r>
-          </w:p>
-        </w:tc>
-        <w:tc>
-          <w:tcPr>
-            <w:tcW w:w="0" w:type="auto"/>
-            <w:tcBorders>
-              <w:top w:val="single" w:sz="6" w:space="0" w:color="836A41"/>
-              <w:left w:val="single" w:sz="6" w:space="0" w:color="836A41"/>
-              <w:bottom w:val="single" w:sz="6" w:space="0" w:color="836A41"/>
-              <w:right w:val="single" w:sz="6" w:space="0" w:color="836A41"/>
-            </w:tcBorders>
-            <w:shd w:val="clear" w:color="auto" w:fill="E1D8AA"/>
-            <w:tcMar>
-              <w:top w:w="60" w:type="dxa"/>
-              <w:left w:w="135" w:type="dxa"/>
-              <w:bottom w:w="60" w:type="dxa"/>
-              <w:right w:w="135" w:type="dxa"/>
-            </w:tcMar>
-            <w:vAlign w:val="center"/>
-            <w:hideMark/>
-          </w:tcPr>
-          <w:p>
-            <w:pPr>
-              <w:spacing w:before="150" w:after="150" w:line="240" w:lineRule="auto"/>
-              <w:rPr>
-                <w:rFonts w:ascii="Helvetica" w:eastAsia="Times New Roman" w:hAnsi="Helvetica" w:cs="Times New Roman"/>
-                <w:color w:val="333333"/>
-                <w:sz w:val="21"/>
-                <w:szCs w:val="21"/>
-                <w:lang w:val="en-US" w:eastAsia="ru-RU"/>
-              </w:rPr>
-            </w:pPr>
-            <w:r>
-              <w:rPr>
-                <w:rFonts w:ascii="Helvetica" w:eastAsia="Times New Roman" w:hAnsi="Helvetica" w:cs="Times New Roman"/>
-                <w:b/>
+                <w:lang w:val="en-US" w:eastAsia="ru-RU"/>
+              </w:rPr>
+              <w:t>f</w:t>
+            </w:r>
+          </w:p>
+        </w:tc>
+        <w:tc>
+          <w:tcPr>
+            <w:tcW w:w="0" w:type="auto"/>
+            <w:tcBorders>
+              <w:top w:val="single" w:sz="6" w:space="0" w:color="836A41"/>
+              <w:left w:val="single" w:sz="6" w:space="0" w:color="836A41"/>
+              <w:bottom w:val="single" w:sz="6" w:space="0" w:color="836A41"/>
+              <w:right w:val="single" w:sz="6" w:space="0" w:color="836A41"/>
+            </w:tcBorders>
+            <w:shd w:val="clear" w:color="auto" w:fill="E1D8AA"/>
+            <w:tcMar>
+              <w:top w:w="60" w:type="dxa"/>
+              <w:left w:w="135" w:type="dxa"/>
+              <w:bottom w:w="60" w:type="dxa"/>
+              <w:right w:w="135" w:type="dxa"/>
+            </w:tcMar>
+            <w:vAlign w:val="center"/>
+            <w:hideMark/>
+          </w:tcPr>
+          <w:p>
+            <w:pPr>
+              <w:spacing w:before="150" w:after="150" w:line="240" w:lineRule="auto"/>
+              <w:rPr>
+                <w:rFonts w:ascii="Helvetica" w:eastAsia="Times New Roman" w:hAnsi="Helvetica" w:cs="Times New Roman"/>
+                <w:color w:val="333333"/>
+                <w:sz w:val="21"/>
+                <w:szCs w:val="21"/>
+                <w:lang w:val="en-US" w:eastAsia="ru-RU"/>
+              </w:rPr>
+            </w:pPr>
+            <w:r>
+              <w:rPr>
+                <w:rFonts w:ascii="Helvetica" w:eastAsia="Times New Roman" w:hAnsi="Helvetica" w:cs="Times New Roman"/>
                 <w:bCs/>
                 <w:color w:val="333333"/>
                 <w:sz w:val="21"/>
@@ -1169,7 +1156,6 @@
             <w:r>
               <w:rPr>
                 <w:rFonts w:ascii="Helvetica" w:eastAsia="Times New Roman" w:hAnsi="Helvetica" w:cs="Times New Roman"/>
-                <w:b/>
                 <w:bCs/>
                 <w:color w:val="333333"/>
                 <w:sz w:val="21"/>
@@ -1677,7 +1663,6 @@
             <w:r>
               <w:rPr>
                 <w:rFonts w:ascii="Helvetica" w:eastAsia="Times New Roman" w:hAnsi="Helvetica" w:cs="Times New Roman"/>
-                <w:b/>
                 <w:bCs/>
                 <w:color w:val="333333"/>
                 <w:sz w:val="21"/>
@@ -2185,7 +2170,6 @@
             <w:r>
               <w:rPr>
                 <w:rFonts w:ascii="Helvetica" w:eastAsia="Times New Roman" w:hAnsi="Helvetica" w:cs="Times New Roman"/>
-                <w:b/>
                 <w:bCs/>
                 <w:color w:val="333333"/>
                 <w:sz w:val="21"/>
@@ -2693,7 +2677,6 @@
             <w:r>
               <w:rPr>
                 <w:rFonts w:ascii="Helvetica" w:eastAsia="Times New Roman" w:hAnsi="Helvetica" w:cs="Times New Roman"/>
-                <w:b/>
                 <w:bCs/>
                 <w:color w:val="333333"/>
                 <w:sz w:val="21"/>
@@ -3201,7 +3184,6 @@
             <w:r>
               <w:rPr>
                 <w:rFonts w:ascii="Helvetica" w:eastAsia="Times New Roman" w:hAnsi="Helvetica" w:cs="Times New Roman"/>
-                <w:b/>
                 <w:bCs/>
                 <w:color w:val="333333"/>
                 <w:sz w:val="21"/>
@@ -3709,7 +3691,6 @@
             <w:r>
               <w:rPr>
                 <w:rFonts w:ascii="Helvetica" w:eastAsia="Times New Roman" w:hAnsi="Helvetica" w:cs="Times New Roman"/>
-                <w:b/>
                 <w:bCs/>
                 <w:color w:val="333333"/>
                 <w:sz w:val="21"/>
@@ -4217,7 +4198,6 @@
             <w:r>
               <w:rPr>
                 <w:rFonts w:ascii="Helvetica" w:eastAsia="Times New Roman" w:hAnsi="Helvetica" w:cs="Times New Roman"/>
-                <w:b/>
                 <w:bCs/>
                 <w:color w:val="333333"/>
                 <w:sz w:val="21"/>
@@ -4725,7 +4705,6 @@
             <w:r>
               <w:rPr>
                 <w:rFonts w:ascii="Helvetica" w:eastAsia="Times New Roman" w:hAnsi="Helvetica" w:cs="Times New Roman"/>
-                <w:b/>
                 <w:bCs/>
                 <w:color w:val="333333"/>
                 <w:sz w:val="21"/>
@@ -5233,7 +5212,6 @@
             <w:r>
               <w:rPr>
                 <w:rFonts w:ascii="Helvetica" w:eastAsia="Times New Roman" w:hAnsi="Helvetica" w:cs="Times New Roman"/>
-                <w:b/>
                 <w:bCs/>
                 <w:color w:val="333333"/>
                 <w:sz w:val="21"/>
@@ -5741,7 +5719,6 @@
             <w:r>
               <w:rPr>
                 <w:rFonts w:ascii="Helvetica" w:eastAsia="Times New Roman" w:hAnsi="Helvetica" w:cs="Times New Roman"/>
-                <w:b/>
                 <w:bCs/>
                 <w:color w:val="333333"/>
                 <w:sz w:val="21"/>
@@ -6209,6 +6186,2984 @@
                 <w:sz w:val="21"/>
                 <w:szCs w:val="21"/>
                 <w:lang w:eastAsia="ru-RU"/>
+              </w:rPr>
+              <w:t>1</w:t>
+            </w:r>
+          </w:p>
+        </w:tc>
+      </w:tr>
+      <w:tr>
+        <w:tc>
+          <w:tcPr>
+            <w:tcW w:w="0" w:type="auto"/>
+            <w:tcBorders>
+              <w:top w:val="single" w:sz="6" w:space="0" w:color="836A41"/>
+              <w:left w:val="single" w:sz="6" w:space="0" w:color="836A41"/>
+              <w:bottom w:val="single" w:sz="6" w:space="0" w:color="836A41"/>
+              <w:right w:val="single" w:sz="6" w:space="0" w:color="836A41"/>
+            </w:tcBorders>
+            <w:shd w:val="clear" w:color="auto" w:fill="E1D8AA"/>
+            <w:tcMar>
+              <w:top w:w="60" w:type="dxa"/>
+              <w:left w:w="135" w:type="dxa"/>
+              <w:bottom w:w="60" w:type="dxa"/>
+              <w:right w:w="135" w:type="dxa"/>
+            </w:tcMar>
+            <w:vAlign w:val="center"/>
+          </w:tcPr>
+          <w:p>
+            <w:pPr>
+              <w:spacing w:before="150" w:after="150" w:line="240" w:lineRule="auto"/>
+              <w:rPr>
+                <w:rFonts w:ascii="Helvetica" w:eastAsia="Times New Roman" w:hAnsi="Helvetica" w:cs="Times New Roman"/>
+                <w:bCs/>
+                <w:color w:val="333333"/>
+                <w:sz w:val="21"/>
+                <w:szCs w:val="21"/>
+                <w:lang w:eastAsia="ru-RU"/>
+              </w:rPr>
+            </w:pPr>
+            <w:r>
+              <w:rPr>
+                <w:rFonts w:ascii="Helvetica" w:eastAsia="Times New Roman" w:hAnsi="Helvetica" w:cs="Times New Roman"/>
+                <w:bCs/>
+                <w:color w:val="333333"/>
+                <w:sz w:val="21"/>
+                <w:szCs w:val="21"/>
+                <w:lang w:eastAsia="ru-RU"/>
+              </w:rPr>
+              <w:t>а</w:t>
+            </w:r>
+          </w:p>
+        </w:tc>
+        <w:tc>
+          <w:tcPr>
+            <w:tcW w:w="0" w:type="auto"/>
+            <w:tcBorders>
+              <w:top w:val="single" w:sz="6" w:space="0" w:color="836A41"/>
+              <w:left w:val="single" w:sz="6" w:space="0" w:color="836A41"/>
+              <w:bottom w:val="single" w:sz="6" w:space="0" w:color="836A41"/>
+              <w:right w:val="single" w:sz="6" w:space="0" w:color="836A41"/>
+            </w:tcBorders>
+            <w:shd w:val="clear" w:color="auto" w:fill="E1D8AA"/>
+            <w:tcMar>
+              <w:top w:w="60" w:type="dxa"/>
+              <w:left w:w="135" w:type="dxa"/>
+              <w:bottom w:w="60" w:type="dxa"/>
+              <w:right w:w="135" w:type="dxa"/>
+            </w:tcMar>
+            <w:vAlign w:val="center"/>
+          </w:tcPr>
+          <w:p>
+            <w:pPr>
+              <w:spacing w:before="150" w:after="150" w:line="240" w:lineRule="auto"/>
+              <w:rPr>
+                <w:rFonts w:ascii="Helvetica" w:eastAsia="Times New Roman" w:hAnsi="Helvetica" w:cs="Times New Roman"/>
+                <w:color w:val="333333"/>
+                <w:sz w:val="21"/>
+                <w:szCs w:val="21"/>
+                <w:lang w:val="en-US" w:eastAsia="ru-RU"/>
+              </w:rPr>
+            </w:pPr>
+            <w:r>
+              <w:rPr>
+                <w:rFonts w:ascii="Helvetica" w:eastAsia="Times New Roman" w:hAnsi="Helvetica" w:cs="Times New Roman"/>
+                <w:color w:val="333333"/>
+                <w:sz w:val="21"/>
+                <w:szCs w:val="21"/>
+                <w:lang w:val="en-US" w:eastAsia="ru-RU"/>
+              </w:rPr>
+              <w:t>1</w:t>
+            </w:r>
+          </w:p>
+        </w:tc>
+        <w:tc>
+          <w:tcPr>
+            <w:tcW w:w="0" w:type="auto"/>
+            <w:tcBorders>
+              <w:top w:val="single" w:sz="6" w:space="0" w:color="836A41"/>
+              <w:left w:val="single" w:sz="6" w:space="0" w:color="836A41"/>
+              <w:bottom w:val="single" w:sz="6" w:space="0" w:color="836A41"/>
+              <w:right w:val="single" w:sz="6" w:space="0" w:color="836A41"/>
+            </w:tcBorders>
+            <w:shd w:val="clear" w:color="auto" w:fill="E1D8AA"/>
+            <w:tcMar>
+              <w:top w:w="60" w:type="dxa"/>
+              <w:left w:w="135" w:type="dxa"/>
+              <w:bottom w:w="60" w:type="dxa"/>
+              <w:right w:w="135" w:type="dxa"/>
+            </w:tcMar>
+            <w:vAlign w:val="center"/>
+          </w:tcPr>
+          <w:p>
+            <w:pPr>
+              <w:spacing w:before="150" w:after="150" w:line="240" w:lineRule="auto"/>
+              <w:rPr>
+                <w:rFonts w:ascii="Helvetica" w:eastAsia="Times New Roman" w:hAnsi="Helvetica" w:cs="Times New Roman"/>
+                <w:color w:val="333333"/>
+                <w:sz w:val="21"/>
+                <w:szCs w:val="21"/>
+                <w:lang w:val="en-US" w:eastAsia="ru-RU"/>
+              </w:rPr>
+            </w:pPr>
+            <w:r>
+              <w:rPr>
+                <w:rFonts w:ascii="Helvetica" w:eastAsia="Times New Roman" w:hAnsi="Helvetica" w:cs="Times New Roman"/>
+                <w:color w:val="333333"/>
+                <w:sz w:val="21"/>
+                <w:szCs w:val="21"/>
+                <w:lang w:val="en-US" w:eastAsia="ru-RU"/>
+              </w:rPr>
+              <w:t>0</w:t>
+            </w:r>
+          </w:p>
+        </w:tc>
+        <w:tc>
+          <w:tcPr>
+            <w:tcW w:w="0" w:type="auto"/>
+            <w:tcBorders>
+              <w:top w:val="single" w:sz="6" w:space="0" w:color="836A41"/>
+              <w:left w:val="single" w:sz="6" w:space="0" w:color="836A41"/>
+              <w:bottom w:val="single" w:sz="6" w:space="0" w:color="836A41"/>
+              <w:right w:val="single" w:sz="6" w:space="0" w:color="836A41"/>
+            </w:tcBorders>
+            <w:shd w:val="clear" w:color="auto" w:fill="E1D8AA"/>
+            <w:tcMar>
+              <w:top w:w="60" w:type="dxa"/>
+              <w:left w:w="135" w:type="dxa"/>
+              <w:bottom w:w="60" w:type="dxa"/>
+              <w:right w:w="135" w:type="dxa"/>
+            </w:tcMar>
+            <w:vAlign w:val="center"/>
+          </w:tcPr>
+          <w:p>
+            <w:pPr>
+              <w:spacing w:before="150" w:after="150" w:line="240" w:lineRule="auto"/>
+              <w:rPr>
+                <w:rFonts w:ascii="Helvetica" w:eastAsia="Times New Roman" w:hAnsi="Helvetica" w:cs="Times New Roman"/>
+                <w:color w:val="333333"/>
+                <w:sz w:val="21"/>
+                <w:szCs w:val="21"/>
+                <w:lang w:val="en-US" w:eastAsia="ru-RU"/>
+              </w:rPr>
+            </w:pPr>
+            <w:r>
+              <w:rPr>
+                <w:rFonts w:ascii="Helvetica" w:eastAsia="Times New Roman" w:hAnsi="Helvetica" w:cs="Times New Roman"/>
+                <w:color w:val="333333"/>
+                <w:sz w:val="21"/>
+                <w:szCs w:val="21"/>
+                <w:lang w:val="en-US" w:eastAsia="ru-RU"/>
+              </w:rPr>
+              <w:t>1</w:t>
+            </w:r>
+          </w:p>
+        </w:tc>
+        <w:tc>
+          <w:tcPr>
+            <w:tcW w:w="0" w:type="auto"/>
+            <w:tcBorders>
+              <w:top w:val="single" w:sz="6" w:space="0" w:color="836A41"/>
+              <w:left w:val="single" w:sz="6" w:space="0" w:color="836A41"/>
+              <w:bottom w:val="single" w:sz="6" w:space="0" w:color="836A41"/>
+              <w:right w:val="single" w:sz="6" w:space="0" w:color="836A41"/>
+            </w:tcBorders>
+            <w:shd w:val="clear" w:color="auto" w:fill="E1D8AA"/>
+            <w:tcMar>
+              <w:top w:w="60" w:type="dxa"/>
+              <w:left w:w="135" w:type="dxa"/>
+              <w:bottom w:w="60" w:type="dxa"/>
+              <w:right w:w="135" w:type="dxa"/>
+            </w:tcMar>
+            <w:vAlign w:val="center"/>
+          </w:tcPr>
+          <w:p>
+            <w:pPr>
+              <w:spacing w:before="150" w:after="150" w:line="240" w:lineRule="auto"/>
+              <w:rPr>
+                <w:rFonts w:ascii="Helvetica" w:eastAsia="Times New Roman" w:hAnsi="Helvetica" w:cs="Times New Roman"/>
+                <w:color w:val="333333"/>
+                <w:sz w:val="21"/>
+                <w:szCs w:val="21"/>
+                <w:lang w:val="en-US" w:eastAsia="ru-RU"/>
+              </w:rPr>
+            </w:pPr>
+            <w:r>
+              <w:rPr>
+                <w:rFonts w:ascii="Helvetica" w:eastAsia="Times New Roman" w:hAnsi="Helvetica" w:cs="Times New Roman"/>
+                <w:color w:val="333333"/>
+                <w:sz w:val="21"/>
+                <w:szCs w:val="21"/>
+                <w:lang w:val="en-US" w:eastAsia="ru-RU"/>
+              </w:rPr>
+              <w:t>0</w:t>
+            </w:r>
+          </w:p>
+        </w:tc>
+        <w:tc>
+          <w:tcPr>
+            <w:tcW w:w="0" w:type="auto"/>
+            <w:tcBorders>
+              <w:top w:val="single" w:sz="6" w:space="0" w:color="836A41"/>
+              <w:left w:val="single" w:sz="6" w:space="0" w:color="836A41"/>
+              <w:bottom w:val="single" w:sz="6" w:space="0" w:color="836A41"/>
+              <w:right w:val="single" w:sz="6" w:space="0" w:color="836A41"/>
+            </w:tcBorders>
+            <w:shd w:val="clear" w:color="auto" w:fill="E1D8AA"/>
+            <w:tcMar>
+              <w:top w:w="60" w:type="dxa"/>
+              <w:left w:w="135" w:type="dxa"/>
+              <w:bottom w:w="60" w:type="dxa"/>
+              <w:right w:w="135" w:type="dxa"/>
+            </w:tcMar>
+            <w:vAlign w:val="center"/>
+          </w:tcPr>
+          <w:p>
+            <w:pPr>
+              <w:spacing w:before="150" w:after="150" w:line="240" w:lineRule="auto"/>
+              <w:rPr>
+                <w:rFonts w:ascii="Helvetica" w:eastAsia="Times New Roman" w:hAnsi="Helvetica" w:cs="Times New Roman"/>
+                <w:color w:val="333333"/>
+                <w:sz w:val="21"/>
+                <w:szCs w:val="21"/>
+                <w:lang w:val="en-US" w:eastAsia="ru-RU"/>
+              </w:rPr>
+            </w:pPr>
+            <w:r>
+              <w:rPr>
+                <w:rFonts w:ascii="Helvetica" w:eastAsia="Times New Roman" w:hAnsi="Helvetica" w:cs="Times New Roman"/>
+                <w:color w:val="333333"/>
+                <w:sz w:val="21"/>
+                <w:szCs w:val="21"/>
+                <w:lang w:val="en-US" w:eastAsia="ru-RU"/>
+              </w:rPr>
+              <w:t>1</w:t>
+            </w:r>
+          </w:p>
+        </w:tc>
+        <w:tc>
+          <w:tcPr>
+            <w:tcW w:w="0" w:type="auto"/>
+            <w:tcBorders>
+              <w:top w:val="single" w:sz="6" w:space="0" w:color="836A41"/>
+              <w:left w:val="single" w:sz="6" w:space="0" w:color="836A41"/>
+              <w:bottom w:val="single" w:sz="6" w:space="0" w:color="836A41"/>
+              <w:right w:val="single" w:sz="6" w:space="0" w:color="836A41"/>
+            </w:tcBorders>
+            <w:shd w:val="clear" w:color="auto" w:fill="E1D8AA"/>
+            <w:tcMar>
+              <w:top w:w="60" w:type="dxa"/>
+              <w:left w:w="135" w:type="dxa"/>
+              <w:bottom w:w="60" w:type="dxa"/>
+              <w:right w:w="135" w:type="dxa"/>
+            </w:tcMar>
+            <w:vAlign w:val="center"/>
+          </w:tcPr>
+          <w:p>
+            <w:pPr>
+              <w:spacing w:before="150" w:after="150" w:line="240" w:lineRule="auto"/>
+              <w:rPr>
+                <w:rFonts w:ascii="Helvetica" w:eastAsia="Times New Roman" w:hAnsi="Helvetica" w:cs="Times New Roman"/>
+                <w:color w:val="333333"/>
+                <w:sz w:val="21"/>
+                <w:szCs w:val="21"/>
+                <w:lang w:val="en-US" w:eastAsia="ru-RU"/>
+              </w:rPr>
+            </w:pPr>
+            <w:r>
+              <w:rPr>
+                <w:rFonts w:ascii="Helvetica" w:eastAsia="Times New Roman" w:hAnsi="Helvetica" w:cs="Times New Roman"/>
+                <w:color w:val="333333"/>
+                <w:sz w:val="21"/>
+                <w:szCs w:val="21"/>
+                <w:lang w:val="en-US" w:eastAsia="ru-RU"/>
+              </w:rPr>
+              <w:t>1</w:t>
+            </w:r>
+          </w:p>
+        </w:tc>
+        <w:tc>
+          <w:tcPr>
+            <w:tcW w:w="0" w:type="auto"/>
+            <w:tcBorders>
+              <w:top w:val="single" w:sz="6" w:space="0" w:color="836A41"/>
+              <w:left w:val="single" w:sz="6" w:space="0" w:color="836A41"/>
+              <w:bottom w:val="single" w:sz="6" w:space="0" w:color="836A41"/>
+              <w:right w:val="single" w:sz="6" w:space="0" w:color="836A41"/>
+            </w:tcBorders>
+            <w:shd w:val="clear" w:color="auto" w:fill="E1D8AA"/>
+            <w:tcMar>
+              <w:top w:w="60" w:type="dxa"/>
+              <w:left w:w="135" w:type="dxa"/>
+              <w:bottom w:w="60" w:type="dxa"/>
+              <w:right w:w="135" w:type="dxa"/>
+            </w:tcMar>
+            <w:vAlign w:val="center"/>
+          </w:tcPr>
+          <w:p>
+            <w:pPr>
+              <w:spacing w:before="150" w:after="150" w:line="240" w:lineRule="auto"/>
+              <w:rPr>
+                <w:rFonts w:ascii="Helvetica" w:eastAsia="Times New Roman" w:hAnsi="Helvetica" w:cs="Times New Roman"/>
+                <w:color w:val="333333"/>
+                <w:sz w:val="21"/>
+                <w:szCs w:val="21"/>
+                <w:lang w:val="en-US" w:eastAsia="ru-RU"/>
+              </w:rPr>
+            </w:pPr>
+            <w:r>
+              <w:rPr>
+                <w:rFonts w:ascii="Helvetica" w:eastAsia="Times New Roman" w:hAnsi="Helvetica" w:cs="Times New Roman"/>
+                <w:color w:val="333333"/>
+                <w:sz w:val="21"/>
+                <w:szCs w:val="21"/>
+                <w:lang w:val="en-US" w:eastAsia="ru-RU"/>
+              </w:rPr>
+              <w:t>1</w:t>
+            </w:r>
+          </w:p>
+        </w:tc>
+        <w:tc>
+          <w:tcPr>
+            <w:tcW w:w="0" w:type="auto"/>
+            <w:tcBorders>
+              <w:top w:val="single" w:sz="6" w:space="0" w:color="836A41"/>
+              <w:left w:val="single" w:sz="6" w:space="0" w:color="836A41"/>
+              <w:bottom w:val="single" w:sz="6" w:space="0" w:color="836A41"/>
+              <w:right w:val="single" w:sz="6" w:space="0" w:color="836A41"/>
+            </w:tcBorders>
+            <w:shd w:val="clear" w:color="auto" w:fill="E1D8AA"/>
+            <w:tcMar>
+              <w:top w:w="60" w:type="dxa"/>
+              <w:left w:w="135" w:type="dxa"/>
+              <w:bottom w:w="60" w:type="dxa"/>
+              <w:right w:w="135" w:type="dxa"/>
+            </w:tcMar>
+            <w:vAlign w:val="center"/>
+          </w:tcPr>
+          <w:p>
+            <w:pPr>
+              <w:spacing w:before="150" w:after="150" w:line="240" w:lineRule="auto"/>
+              <w:rPr>
+                <w:rFonts w:ascii="Helvetica" w:eastAsia="Times New Roman" w:hAnsi="Helvetica" w:cs="Times New Roman"/>
+                <w:color w:val="333333"/>
+                <w:sz w:val="21"/>
+                <w:szCs w:val="21"/>
+                <w:lang w:eastAsia="ru-RU"/>
+              </w:rPr>
+            </w:pPr>
+            <w:r>
+              <w:rPr>
+                <w:rFonts w:ascii="Helvetica" w:eastAsia="Times New Roman" w:hAnsi="Helvetica" w:cs="Times New Roman"/>
+                <w:color w:val="333333"/>
+                <w:sz w:val="21"/>
+                <w:szCs w:val="21"/>
+                <w:lang w:eastAsia="ru-RU"/>
+              </w:rPr>
+              <w:t>0</w:t>
+            </w:r>
+          </w:p>
+        </w:tc>
+        <w:tc>
+          <w:tcPr>
+            <w:tcW w:w="0" w:type="auto"/>
+            <w:tcBorders>
+              <w:top w:val="single" w:sz="6" w:space="0" w:color="836A41"/>
+              <w:left w:val="single" w:sz="6" w:space="0" w:color="836A41"/>
+              <w:bottom w:val="single" w:sz="6" w:space="0" w:color="836A41"/>
+              <w:right w:val="single" w:sz="6" w:space="0" w:color="836A41"/>
+            </w:tcBorders>
+            <w:shd w:val="clear" w:color="auto" w:fill="E1D8AA"/>
+            <w:tcMar>
+              <w:top w:w="60" w:type="dxa"/>
+              <w:left w:w="135" w:type="dxa"/>
+              <w:bottom w:w="60" w:type="dxa"/>
+              <w:right w:w="135" w:type="dxa"/>
+            </w:tcMar>
+            <w:vAlign w:val="center"/>
+          </w:tcPr>
+          <w:p>
+            <w:pPr>
+              <w:spacing w:before="150" w:after="150" w:line="240" w:lineRule="auto"/>
+              <w:rPr>
+                <w:rFonts w:ascii="Helvetica" w:eastAsia="Times New Roman" w:hAnsi="Helvetica" w:cs="Times New Roman"/>
+                <w:color w:val="333333"/>
+                <w:sz w:val="21"/>
+                <w:szCs w:val="21"/>
+                <w:lang w:val="en-US" w:eastAsia="ru-RU"/>
+              </w:rPr>
+            </w:pPr>
+            <w:r>
+              <w:rPr>
+                <w:rFonts w:ascii="Helvetica" w:eastAsia="Times New Roman" w:hAnsi="Helvetica" w:cs="Times New Roman"/>
+                <w:color w:val="333333"/>
+                <w:sz w:val="21"/>
+                <w:szCs w:val="21"/>
+                <w:lang w:val="en-US" w:eastAsia="ru-RU"/>
+              </w:rPr>
+              <w:t>1</w:t>
+            </w:r>
+          </w:p>
+        </w:tc>
+        <w:tc>
+          <w:tcPr>
+            <w:tcW w:w="0" w:type="auto"/>
+            <w:tcBorders>
+              <w:top w:val="single" w:sz="6" w:space="0" w:color="836A41"/>
+              <w:left w:val="single" w:sz="6" w:space="0" w:color="836A41"/>
+              <w:bottom w:val="single" w:sz="6" w:space="0" w:color="836A41"/>
+              <w:right w:val="single" w:sz="6" w:space="0" w:color="836A41"/>
+            </w:tcBorders>
+            <w:shd w:val="clear" w:color="auto" w:fill="E1D8AA"/>
+            <w:tcMar>
+              <w:top w:w="60" w:type="dxa"/>
+              <w:left w:w="135" w:type="dxa"/>
+              <w:bottom w:w="60" w:type="dxa"/>
+              <w:right w:w="135" w:type="dxa"/>
+            </w:tcMar>
+            <w:vAlign w:val="center"/>
+          </w:tcPr>
+          <w:p>
+            <w:pPr>
+              <w:spacing w:before="150" w:after="150" w:line="240" w:lineRule="auto"/>
+              <w:rPr>
+                <w:rFonts w:ascii="Helvetica" w:eastAsia="Times New Roman" w:hAnsi="Helvetica" w:cs="Times New Roman"/>
+                <w:color w:val="333333"/>
+                <w:sz w:val="21"/>
+                <w:szCs w:val="21"/>
+                <w:lang w:val="en-US" w:eastAsia="ru-RU"/>
+              </w:rPr>
+            </w:pPr>
+            <w:r>
+              <w:rPr>
+                <w:rFonts w:ascii="Helvetica" w:eastAsia="Times New Roman" w:hAnsi="Helvetica" w:cs="Times New Roman"/>
+                <w:color w:val="333333"/>
+                <w:sz w:val="21"/>
+                <w:szCs w:val="21"/>
+                <w:lang w:val="en-US" w:eastAsia="ru-RU"/>
+              </w:rPr>
+              <w:t>1</w:t>
+            </w:r>
+          </w:p>
+        </w:tc>
+        <w:tc>
+          <w:tcPr>
+            <w:tcW w:w="0" w:type="auto"/>
+            <w:tcBorders>
+              <w:top w:val="single" w:sz="6" w:space="0" w:color="836A41"/>
+              <w:left w:val="single" w:sz="6" w:space="0" w:color="836A41"/>
+              <w:bottom w:val="single" w:sz="6" w:space="0" w:color="836A41"/>
+              <w:right w:val="single" w:sz="6" w:space="0" w:color="836A41"/>
+            </w:tcBorders>
+            <w:shd w:val="clear" w:color="auto" w:fill="E1D8AA"/>
+            <w:tcMar>
+              <w:top w:w="60" w:type="dxa"/>
+              <w:left w:w="135" w:type="dxa"/>
+              <w:bottom w:w="60" w:type="dxa"/>
+              <w:right w:w="135" w:type="dxa"/>
+            </w:tcMar>
+            <w:vAlign w:val="center"/>
+          </w:tcPr>
+          <w:p>
+            <w:pPr>
+              <w:spacing w:before="150" w:after="150" w:line="240" w:lineRule="auto"/>
+              <w:rPr>
+                <w:rFonts w:ascii="Helvetica" w:eastAsia="Times New Roman" w:hAnsi="Helvetica" w:cs="Times New Roman"/>
+                <w:color w:val="333333"/>
+                <w:sz w:val="21"/>
+                <w:szCs w:val="21"/>
+                <w:lang w:eastAsia="ru-RU"/>
+              </w:rPr>
+            </w:pPr>
+            <w:r>
+              <w:rPr>
+                <w:rFonts w:ascii="Helvetica" w:eastAsia="Times New Roman" w:hAnsi="Helvetica" w:cs="Times New Roman"/>
+                <w:color w:val="333333"/>
+                <w:sz w:val="21"/>
+                <w:szCs w:val="21"/>
+                <w:lang w:eastAsia="ru-RU"/>
+              </w:rPr>
+              <w:t>1</w:t>
+            </w:r>
+          </w:p>
+        </w:tc>
+      </w:tr>
+      <w:tr>
+        <w:tc>
+          <w:tcPr>
+            <w:tcW w:w="0" w:type="auto"/>
+            <w:tcBorders>
+              <w:top w:val="single" w:sz="6" w:space="0" w:color="836A41"/>
+              <w:left w:val="single" w:sz="6" w:space="0" w:color="836A41"/>
+              <w:bottom w:val="single" w:sz="6" w:space="0" w:color="836A41"/>
+              <w:right w:val="single" w:sz="6" w:space="0" w:color="836A41"/>
+            </w:tcBorders>
+            <w:shd w:val="clear" w:color="auto" w:fill="E1D8AA"/>
+            <w:tcMar>
+              <w:top w:w="60" w:type="dxa"/>
+              <w:left w:w="135" w:type="dxa"/>
+              <w:bottom w:w="60" w:type="dxa"/>
+              <w:right w:w="135" w:type="dxa"/>
+            </w:tcMar>
+            <w:vAlign w:val="center"/>
+          </w:tcPr>
+          <w:p>
+            <w:pPr>
+              <w:spacing w:before="150" w:after="150" w:line="240" w:lineRule="auto"/>
+              <w:rPr>
+                <w:rFonts w:ascii="Helvetica" w:eastAsia="Times New Roman" w:hAnsi="Helvetica" w:cs="Times New Roman"/>
+                <w:bCs/>
+                <w:color w:val="333333"/>
+                <w:sz w:val="21"/>
+                <w:szCs w:val="21"/>
+                <w:lang w:val="en-US" w:eastAsia="ru-RU"/>
+              </w:rPr>
+            </w:pPr>
+            <w:r>
+              <w:rPr>
+                <w:rFonts w:ascii="Helvetica" w:eastAsia="Times New Roman" w:hAnsi="Helvetica" w:cs="Times New Roman"/>
+                <w:bCs/>
+                <w:color w:val="333333"/>
+                <w:sz w:val="21"/>
+                <w:szCs w:val="21"/>
+                <w:lang w:val="en-US" w:eastAsia="ru-RU"/>
+              </w:rPr>
+              <w:t>b</w:t>
+            </w:r>
+          </w:p>
+        </w:tc>
+        <w:tc>
+          <w:tcPr>
+            <w:tcW w:w="0" w:type="auto"/>
+            <w:tcBorders>
+              <w:top w:val="single" w:sz="6" w:space="0" w:color="836A41"/>
+              <w:left w:val="single" w:sz="6" w:space="0" w:color="836A41"/>
+              <w:bottom w:val="single" w:sz="6" w:space="0" w:color="836A41"/>
+              <w:right w:val="single" w:sz="6" w:space="0" w:color="836A41"/>
+            </w:tcBorders>
+            <w:shd w:val="clear" w:color="auto" w:fill="E1D8AA"/>
+            <w:tcMar>
+              <w:top w:w="60" w:type="dxa"/>
+              <w:left w:w="135" w:type="dxa"/>
+              <w:bottom w:w="60" w:type="dxa"/>
+              <w:right w:w="135" w:type="dxa"/>
+            </w:tcMar>
+            <w:vAlign w:val="center"/>
+          </w:tcPr>
+          <w:p>
+            <w:pPr>
+              <w:spacing w:before="150" w:after="150" w:line="240" w:lineRule="auto"/>
+              <w:rPr>
+                <w:rFonts w:ascii="Helvetica" w:eastAsia="Times New Roman" w:hAnsi="Helvetica" w:cs="Times New Roman"/>
+                <w:color w:val="333333"/>
+                <w:sz w:val="21"/>
+                <w:szCs w:val="21"/>
+                <w:lang w:val="en-US" w:eastAsia="ru-RU"/>
+              </w:rPr>
+            </w:pPr>
+            <w:r>
+              <w:rPr>
+                <w:rFonts w:ascii="Helvetica" w:eastAsia="Times New Roman" w:hAnsi="Helvetica" w:cs="Times New Roman"/>
+                <w:color w:val="333333"/>
+                <w:sz w:val="21"/>
+                <w:szCs w:val="21"/>
+                <w:lang w:val="en-US" w:eastAsia="ru-RU"/>
+              </w:rPr>
+              <w:t>1</w:t>
+            </w:r>
+          </w:p>
+        </w:tc>
+        <w:tc>
+          <w:tcPr>
+            <w:tcW w:w="0" w:type="auto"/>
+            <w:tcBorders>
+              <w:top w:val="single" w:sz="6" w:space="0" w:color="836A41"/>
+              <w:left w:val="single" w:sz="6" w:space="0" w:color="836A41"/>
+              <w:bottom w:val="single" w:sz="6" w:space="0" w:color="836A41"/>
+              <w:right w:val="single" w:sz="6" w:space="0" w:color="836A41"/>
+            </w:tcBorders>
+            <w:shd w:val="clear" w:color="auto" w:fill="E1D8AA"/>
+            <w:tcMar>
+              <w:top w:w="60" w:type="dxa"/>
+              <w:left w:w="135" w:type="dxa"/>
+              <w:bottom w:w="60" w:type="dxa"/>
+              <w:right w:w="135" w:type="dxa"/>
+            </w:tcMar>
+            <w:vAlign w:val="center"/>
+          </w:tcPr>
+          <w:p>
+            <w:pPr>
+              <w:spacing w:before="150" w:after="150" w:line="240" w:lineRule="auto"/>
+              <w:rPr>
+                <w:rFonts w:ascii="Helvetica" w:eastAsia="Times New Roman" w:hAnsi="Helvetica" w:cs="Times New Roman"/>
+                <w:color w:val="333333"/>
+                <w:sz w:val="21"/>
+                <w:szCs w:val="21"/>
+                <w:lang w:val="en-US" w:eastAsia="ru-RU"/>
+              </w:rPr>
+            </w:pPr>
+            <w:r>
+              <w:rPr>
+                <w:rFonts w:ascii="Helvetica" w:eastAsia="Times New Roman" w:hAnsi="Helvetica" w:cs="Times New Roman"/>
+                <w:color w:val="333333"/>
+                <w:sz w:val="21"/>
+                <w:szCs w:val="21"/>
+                <w:lang w:val="en-US" w:eastAsia="ru-RU"/>
+              </w:rPr>
+              <w:t>0</w:t>
+            </w:r>
+          </w:p>
+        </w:tc>
+        <w:tc>
+          <w:tcPr>
+            <w:tcW w:w="0" w:type="auto"/>
+            <w:tcBorders>
+              <w:top w:val="single" w:sz="6" w:space="0" w:color="836A41"/>
+              <w:left w:val="single" w:sz="6" w:space="0" w:color="836A41"/>
+              <w:bottom w:val="single" w:sz="6" w:space="0" w:color="836A41"/>
+              <w:right w:val="single" w:sz="6" w:space="0" w:color="836A41"/>
+            </w:tcBorders>
+            <w:shd w:val="clear" w:color="auto" w:fill="E1D8AA"/>
+            <w:tcMar>
+              <w:top w:w="60" w:type="dxa"/>
+              <w:left w:w="135" w:type="dxa"/>
+              <w:bottom w:w="60" w:type="dxa"/>
+              <w:right w:w="135" w:type="dxa"/>
+            </w:tcMar>
+            <w:vAlign w:val="center"/>
+          </w:tcPr>
+          <w:p>
+            <w:pPr>
+              <w:spacing w:before="150" w:after="150" w:line="240" w:lineRule="auto"/>
+              <w:rPr>
+                <w:rFonts w:ascii="Helvetica" w:eastAsia="Times New Roman" w:hAnsi="Helvetica" w:cs="Times New Roman"/>
+                <w:color w:val="333333"/>
+                <w:sz w:val="21"/>
+                <w:szCs w:val="21"/>
+                <w:lang w:val="en-US" w:eastAsia="ru-RU"/>
+              </w:rPr>
+            </w:pPr>
+            <w:r>
+              <w:rPr>
+                <w:rFonts w:ascii="Helvetica" w:eastAsia="Times New Roman" w:hAnsi="Helvetica" w:cs="Times New Roman"/>
+                <w:color w:val="333333"/>
+                <w:sz w:val="21"/>
+                <w:szCs w:val="21"/>
+                <w:lang w:val="en-US" w:eastAsia="ru-RU"/>
+              </w:rPr>
+              <w:t>1</w:t>
+            </w:r>
+          </w:p>
+        </w:tc>
+        <w:tc>
+          <w:tcPr>
+            <w:tcW w:w="0" w:type="auto"/>
+            <w:tcBorders>
+              <w:top w:val="single" w:sz="6" w:space="0" w:color="836A41"/>
+              <w:left w:val="single" w:sz="6" w:space="0" w:color="836A41"/>
+              <w:bottom w:val="single" w:sz="6" w:space="0" w:color="836A41"/>
+              <w:right w:val="single" w:sz="6" w:space="0" w:color="836A41"/>
+            </w:tcBorders>
+            <w:shd w:val="clear" w:color="auto" w:fill="E1D8AA"/>
+            <w:tcMar>
+              <w:top w:w="60" w:type="dxa"/>
+              <w:left w:w="135" w:type="dxa"/>
+              <w:bottom w:w="60" w:type="dxa"/>
+              <w:right w:w="135" w:type="dxa"/>
+            </w:tcMar>
+            <w:vAlign w:val="center"/>
+          </w:tcPr>
+          <w:p>
+            <w:pPr>
+              <w:spacing w:before="150" w:after="150" w:line="240" w:lineRule="auto"/>
+              <w:rPr>
+                <w:rFonts w:ascii="Helvetica" w:eastAsia="Times New Roman" w:hAnsi="Helvetica" w:cs="Times New Roman"/>
+                <w:color w:val="333333"/>
+                <w:sz w:val="21"/>
+                <w:szCs w:val="21"/>
+                <w:lang w:val="en-US" w:eastAsia="ru-RU"/>
+              </w:rPr>
+            </w:pPr>
+            <w:r>
+              <w:rPr>
+                <w:rFonts w:ascii="Helvetica" w:eastAsia="Times New Roman" w:hAnsi="Helvetica" w:cs="Times New Roman"/>
+                <w:color w:val="333333"/>
+                <w:sz w:val="21"/>
+                <w:szCs w:val="21"/>
+                <w:lang w:val="en-US" w:eastAsia="ru-RU"/>
+              </w:rPr>
+              <w:t>1</w:t>
+            </w:r>
+          </w:p>
+        </w:tc>
+        <w:tc>
+          <w:tcPr>
+            <w:tcW w:w="0" w:type="auto"/>
+            <w:tcBorders>
+              <w:top w:val="single" w:sz="6" w:space="0" w:color="836A41"/>
+              <w:left w:val="single" w:sz="6" w:space="0" w:color="836A41"/>
+              <w:bottom w:val="single" w:sz="6" w:space="0" w:color="836A41"/>
+              <w:right w:val="single" w:sz="6" w:space="0" w:color="836A41"/>
+            </w:tcBorders>
+            <w:shd w:val="clear" w:color="auto" w:fill="E1D8AA"/>
+            <w:tcMar>
+              <w:top w:w="60" w:type="dxa"/>
+              <w:left w:w="135" w:type="dxa"/>
+              <w:bottom w:w="60" w:type="dxa"/>
+              <w:right w:w="135" w:type="dxa"/>
+            </w:tcMar>
+            <w:vAlign w:val="center"/>
+          </w:tcPr>
+          <w:p>
+            <w:pPr>
+              <w:spacing w:before="150" w:after="150" w:line="240" w:lineRule="auto"/>
+              <w:rPr>
+                <w:rFonts w:ascii="Helvetica" w:eastAsia="Times New Roman" w:hAnsi="Helvetica" w:cs="Times New Roman"/>
+                <w:color w:val="333333"/>
+                <w:sz w:val="21"/>
+                <w:szCs w:val="21"/>
+                <w:lang w:val="en-US" w:eastAsia="ru-RU"/>
+              </w:rPr>
+            </w:pPr>
+            <w:r>
+              <w:rPr>
+                <w:rFonts w:ascii="Helvetica" w:eastAsia="Times New Roman" w:hAnsi="Helvetica" w:cs="Times New Roman"/>
+                <w:color w:val="333333"/>
+                <w:sz w:val="21"/>
+                <w:szCs w:val="21"/>
+                <w:lang w:val="en-US" w:eastAsia="ru-RU"/>
+              </w:rPr>
+              <w:t>0</w:t>
+            </w:r>
+          </w:p>
+        </w:tc>
+        <w:tc>
+          <w:tcPr>
+            <w:tcW w:w="0" w:type="auto"/>
+            <w:tcBorders>
+              <w:top w:val="single" w:sz="6" w:space="0" w:color="836A41"/>
+              <w:left w:val="single" w:sz="6" w:space="0" w:color="836A41"/>
+              <w:bottom w:val="single" w:sz="6" w:space="0" w:color="836A41"/>
+              <w:right w:val="single" w:sz="6" w:space="0" w:color="836A41"/>
+            </w:tcBorders>
+            <w:shd w:val="clear" w:color="auto" w:fill="E1D8AA"/>
+            <w:tcMar>
+              <w:top w:w="60" w:type="dxa"/>
+              <w:left w:w="135" w:type="dxa"/>
+              <w:bottom w:w="60" w:type="dxa"/>
+              <w:right w:w="135" w:type="dxa"/>
+            </w:tcMar>
+            <w:vAlign w:val="center"/>
+          </w:tcPr>
+          <w:p>
+            <w:pPr>
+              <w:spacing w:before="150" w:after="150" w:line="240" w:lineRule="auto"/>
+              <w:rPr>
+                <w:rFonts w:ascii="Helvetica" w:eastAsia="Times New Roman" w:hAnsi="Helvetica" w:cs="Times New Roman"/>
+                <w:color w:val="333333"/>
+                <w:sz w:val="21"/>
+                <w:szCs w:val="21"/>
+                <w:lang w:val="en-US" w:eastAsia="ru-RU"/>
+              </w:rPr>
+            </w:pPr>
+            <w:r>
+              <w:rPr>
+                <w:rFonts w:ascii="Helvetica" w:eastAsia="Times New Roman" w:hAnsi="Helvetica" w:cs="Times New Roman"/>
+                <w:color w:val="333333"/>
+                <w:sz w:val="21"/>
+                <w:szCs w:val="21"/>
+                <w:lang w:val="en-US" w:eastAsia="ru-RU"/>
+              </w:rPr>
+              <w:t>0</w:t>
+            </w:r>
+          </w:p>
+        </w:tc>
+        <w:tc>
+          <w:tcPr>
+            <w:tcW w:w="0" w:type="auto"/>
+            <w:tcBorders>
+              <w:top w:val="single" w:sz="6" w:space="0" w:color="836A41"/>
+              <w:left w:val="single" w:sz="6" w:space="0" w:color="836A41"/>
+              <w:bottom w:val="single" w:sz="6" w:space="0" w:color="836A41"/>
+              <w:right w:val="single" w:sz="6" w:space="0" w:color="836A41"/>
+            </w:tcBorders>
+            <w:shd w:val="clear" w:color="auto" w:fill="E1D8AA"/>
+            <w:tcMar>
+              <w:top w:w="60" w:type="dxa"/>
+              <w:left w:w="135" w:type="dxa"/>
+              <w:bottom w:w="60" w:type="dxa"/>
+              <w:right w:w="135" w:type="dxa"/>
+            </w:tcMar>
+            <w:vAlign w:val="center"/>
+          </w:tcPr>
+          <w:p>
+            <w:pPr>
+              <w:spacing w:before="150" w:after="150" w:line="240" w:lineRule="auto"/>
+              <w:rPr>
+                <w:rFonts w:ascii="Helvetica" w:eastAsia="Times New Roman" w:hAnsi="Helvetica" w:cs="Times New Roman"/>
+                <w:color w:val="333333"/>
+                <w:sz w:val="21"/>
+                <w:szCs w:val="21"/>
+                <w:lang w:val="en-US" w:eastAsia="ru-RU"/>
+              </w:rPr>
+            </w:pPr>
+            <w:r>
+              <w:rPr>
+                <w:rFonts w:ascii="Helvetica" w:eastAsia="Times New Roman" w:hAnsi="Helvetica" w:cs="Times New Roman"/>
+                <w:color w:val="333333"/>
+                <w:sz w:val="21"/>
+                <w:szCs w:val="21"/>
+                <w:lang w:val="en-US" w:eastAsia="ru-RU"/>
+              </w:rPr>
+              <w:t>1</w:t>
+            </w:r>
+          </w:p>
+        </w:tc>
+        <w:tc>
+          <w:tcPr>
+            <w:tcW w:w="0" w:type="auto"/>
+            <w:tcBorders>
+              <w:top w:val="single" w:sz="6" w:space="0" w:color="836A41"/>
+              <w:left w:val="single" w:sz="6" w:space="0" w:color="836A41"/>
+              <w:bottom w:val="single" w:sz="6" w:space="0" w:color="836A41"/>
+              <w:right w:val="single" w:sz="6" w:space="0" w:color="836A41"/>
+            </w:tcBorders>
+            <w:shd w:val="clear" w:color="auto" w:fill="E1D8AA"/>
+            <w:tcMar>
+              <w:top w:w="60" w:type="dxa"/>
+              <w:left w:w="135" w:type="dxa"/>
+              <w:bottom w:w="60" w:type="dxa"/>
+              <w:right w:w="135" w:type="dxa"/>
+            </w:tcMar>
+            <w:vAlign w:val="center"/>
+          </w:tcPr>
+          <w:p>
+            <w:pPr>
+              <w:spacing w:before="150" w:after="150" w:line="240" w:lineRule="auto"/>
+              <w:rPr>
+                <w:rFonts w:ascii="Helvetica" w:eastAsia="Times New Roman" w:hAnsi="Helvetica" w:cs="Times New Roman"/>
+                <w:color w:val="333333"/>
+                <w:sz w:val="21"/>
+                <w:szCs w:val="21"/>
+                <w:lang w:val="en-US" w:eastAsia="ru-RU"/>
+              </w:rPr>
+            </w:pPr>
+            <w:r>
+              <w:rPr>
+                <w:rFonts w:ascii="Helvetica" w:eastAsia="Times New Roman" w:hAnsi="Helvetica" w:cs="Times New Roman"/>
+                <w:color w:val="333333"/>
+                <w:sz w:val="21"/>
+                <w:szCs w:val="21"/>
+                <w:lang w:val="en-US" w:eastAsia="ru-RU"/>
+              </w:rPr>
+              <w:t>1</w:t>
+            </w:r>
+          </w:p>
+        </w:tc>
+        <w:tc>
+          <w:tcPr>
+            <w:tcW w:w="0" w:type="auto"/>
+            <w:tcBorders>
+              <w:top w:val="single" w:sz="6" w:space="0" w:color="836A41"/>
+              <w:left w:val="single" w:sz="6" w:space="0" w:color="836A41"/>
+              <w:bottom w:val="single" w:sz="6" w:space="0" w:color="836A41"/>
+              <w:right w:val="single" w:sz="6" w:space="0" w:color="836A41"/>
+            </w:tcBorders>
+            <w:shd w:val="clear" w:color="auto" w:fill="E1D8AA"/>
+            <w:tcMar>
+              <w:top w:w="60" w:type="dxa"/>
+              <w:left w:w="135" w:type="dxa"/>
+              <w:bottom w:w="60" w:type="dxa"/>
+              <w:right w:w="135" w:type="dxa"/>
+            </w:tcMar>
+            <w:vAlign w:val="center"/>
+          </w:tcPr>
+          <w:p>
+            <w:pPr>
+              <w:spacing w:before="150" w:after="150" w:line="240" w:lineRule="auto"/>
+              <w:rPr>
+                <w:rFonts w:ascii="Helvetica" w:eastAsia="Times New Roman" w:hAnsi="Helvetica" w:cs="Times New Roman"/>
+                <w:color w:val="333333"/>
+                <w:sz w:val="21"/>
+                <w:szCs w:val="21"/>
+                <w:lang w:val="en-US" w:eastAsia="ru-RU"/>
+              </w:rPr>
+            </w:pPr>
+            <w:r>
+              <w:rPr>
+                <w:rFonts w:ascii="Helvetica" w:eastAsia="Times New Roman" w:hAnsi="Helvetica" w:cs="Times New Roman"/>
+                <w:color w:val="333333"/>
+                <w:sz w:val="21"/>
+                <w:szCs w:val="21"/>
+                <w:lang w:val="en-US" w:eastAsia="ru-RU"/>
+              </w:rPr>
+              <w:t>1</w:t>
+            </w:r>
+          </w:p>
+        </w:tc>
+        <w:tc>
+          <w:tcPr>
+            <w:tcW w:w="0" w:type="auto"/>
+            <w:tcBorders>
+              <w:top w:val="single" w:sz="6" w:space="0" w:color="836A41"/>
+              <w:left w:val="single" w:sz="6" w:space="0" w:color="836A41"/>
+              <w:bottom w:val="single" w:sz="6" w:space="0" w:color="836A41"/>
+              <w:right w:val="single" w:sz="6" w:space="0" w:color="836A41"/>
+            </w:tcBorders>
+            <w:shd w:val="clear" w:color="auto" w:fill="E1D8AA"/>
+            <w:tcMar>
+              <w:top w:w="60" w:type="dxa"/>
+              <w:left w:w="135" w:type="dxa"/>
+              <w:bottom w:w="60" w:type="dxa"/>
+              <w:right w:w="135" w:type="dxa"/>
+            </w:tcMar>
+            <w:vAlign w:val="center"/>
+          </w:tcPr>
+          <w:p>
+            <w:pPr>
+              <w:spacing w:before="150" w:after="150" w:line="240" w:lineRule="auto"/>
+              <w:rPr>
+                <w:rFonts w:ascii="Helvetica" w:eastAsia="Times New Roman" w:hAnsi="Helvetica" w:cs="Times New Roman"/>
+                <w:color w:val="333333"/>
+                <w:sz w:val="21"/>
+                <w:szCs w:val="21"/>
+                <w:lang w:val="en-US" w:eastAsia="ru-RU"/>
+              </w:rPr>
+            </w:pPr>
+            <w:r>
+              <w:rPr>
+                <w:rFonts w:ascii="Helvetica" w:eastAsia="Times New Roman" w:hAnsi="Helvetica" w:cs="Times New Roman"/>
+                <w:color w:val="333333"/>
+                <w:sz w:val="21"/>
+                <w:szCs w:val="21"/>
+                <w:lang w:val="en-US" w:eastAsia="ru-RU"/>
+              </w:rPr>
+              <w:t>1</w:t>
+            </w:r>
+          </w:p>
+        </w:tc>
+        <w:tc>
+          <w:tcPr>
+            <w:tcW w:w="0" w:type="auto"/>
+            <w:tcBorders>
+              <w:top w:val="single" w:sz="6" w:space="0" w:color="836A41"/>
+              <w:left w:val="single" w:sz="6" w:space="0" w:color="836A41"/>
+              <w:bottom w:val="single" w:sz="6" w:space="0" w:color="836A41"/>
+              <w:right w:val="single" w:sz="6" w:space="0" w:color="836A41"/>
+            </w:tcBorders>
+            <w:shd w:val="clear" w:color="auto" w:fill="E1D8AA"/>
+            <w:tcMar>
+              <w:top w:w="60" w:type="dxa"/>
+              <w:left w:w="135" w:type="dxa"/>
+              <w:bottom w:w="60" w:type="dxa"/>
+              <w:right w:w="135" w:type="dxa"/>
+            </w:tcMar>
+            <w:vAlign w:val="center"/>
+          </w:tcPr>
+          <w:p>
+            <w:pPr>
+              <w:spacing w:before="150" w:after="150" w:line="240" w:lineRule="auto"/>
+              <w:rPr>
+                <w:rFonts w:ascii="Helvetica" w:eastAsia="Times New Roman" w:hAnsi="Helvetica" w:cs="Times New Roman"/>
+                <w:color w:val="333333"/>
+                <w:sz w:val="21"/>
+                <w:szCs w:val="21"/>
+                <w:lang w:val="en-US" w:eastAsia="ru-RU"/>
+              </w:rPr>
+            </w:pPr>
+            <w:r>
+              <w:rPr>
+                <w:rFonts w:ascii="Helvetica" w:eastAsia="Times New Roman" w:hAnsi="Helvetica" w:cs="Times New Roman"/>
+                <w:color w:val="333333"/>
+                <w:sz w:val="21"/>
+                <w:szCs w:val="21"/>
+                <w:lang w:val="en-US" w:eastAsia="ru-RU"/>
+              </w:rPr>
+              <w:t>1</w:t>
+            </w:r>
+          </w:p>
+        </w:tc>
+      </w:tr>
+      <w:tr>
+        <w:tc>
+          <w:tcPr>
+            <w:tcW w:w="0" w:type="auto"/>
+            <w:tcBorders>
+              <w:top w:val="single" w:sz="6" w:space="0" w:color="836A41"/>
+              <w:left w:val="single" w:sz="6" w:space="0" w:color="836A41"/>
+              <w:bottom w:val="single" w:sz="6" w:space="0" w:color="836A41"/>
+              <w:right w:val="single" w:sz="6" w:space="0" w:color="836A41"/>
+            </w:tcBorders>
+            <w:shd w:val="clear" w:color="auto" w:fill="E1D8AA"/>
+            <w:tcMar>
+              <w:top w:w="60" w:type="dxa"/>
+              <w:left w:w="135" w:type="dxa"/>
+              <w:bottom w:w="60" w:type="dxa"/>
+              <w:right w:w="135" w:type="dxa"/>
+            </w:tcMar>
+            <w:vAlign w:val="center"/>
+          </w:tcPr>
+          <w:p>
+            <w:pPr>
+              <w:spacing w:before="150" w:after="150" w:line="240" w:lineRule="auto"/>
+              <w:rPr>
+                <w:rFonts w:ascii="Helvetica" w:eastAsia="Times New Roman" w:hAnsi="Helvetica" w:cs="Times New Roman"/>
+                <w:bCs/>
+                <w:color w:val="333333"/>
+                <w:sz w:val="21"/>
+                <w:szCs w:val="21"/>
+                <w:lang w:eastAsia="ru-RU"/>
+              </w:rPr>
+            </w:pPr>
+            <w:r>
+              <w:rPr>
+                <w:rFonts w:ascii="Helvetica" w:eastAsia="Times New Roman" w:hAnsi="Helvetica" w:cs="Times New Roman"/>
+                <w:bCs/>
+                <w:color w:val="333333"/>
+                <w:sz w:val="21"/>
+                <w:szCs w:val="21"/>
+                <w:lang w:eastAsia="ru-RU"/>
+              </w:rPr>
+              <w:t>С</w:t>
+            </w:r>
+          </w:p>
+        </w:tc>
+        <w:tc>
+          <w:tcPr>
+            <w:tcW w:w="0" w:type="auto"/>
+            <w:tcBorders>
+              <w:top w:val="single" w:sz="6" w:space="0" w:color="836A41"/>
+              <w:left w:val="single" w:sz="6" w:space="0" w:color="836A41"/>
+              <w:bottom w:val="single" w:sz="6" w:space="0" w:color="836A41"/>
+              <w:right w:val="single" w:sz="6" w:space="0" w:color="836A41"/>
+            </w:tcBorders>
+            <w:shd w:val="clear" w:color="auto" w:fill="E1D8AA"/>
+            <w:tcMar>
+              <w:top w:w="60" w:type="dxa"/>
+              <w:left w:w="135" w:type="dxa"/>
+              <w:bottom w:w="60" w:type="dxa"/>
+              <w:right w:w="135" w:type="dxa"/>
+            </w:tcMar>
+            <w:vAlign w:val="center"/>
+          </w:tcPr>
+          <w:p>
+            <w:pPr>
+              <w:spacing w:before="150" w:after="150" w:line="240" w:lineRule="auto"/>
+              <w:rPr>
+                <w:rFonts w:ascii="Helvetica" w:eastAsia="Times New Roman" w:hAnsi="Helvetica" w:cs="Times New Roman"/>
+                <w:color w:val="333333"/>
+                <w:sz w:val="21"/>
+                <w:szCs w:val="21"/>
+                <w:lang w:val="en-US" w:eastAsia="ru-RU"/>
+              </w:rPr>
+            </w:pPr>
+            <w:r>
+              <w:rPr>
+                <w:rFonts w:ascii="Helvetica" w:eastAsia="Times New Roman" w:hAnsi="Helvetica" w:cs="Times New Roman"/>
+                <w:color w:val="333333"/>
+                <w:sz w:val="21"/>
+                <w:szCs w:val="21"/>
+                <w:lang w:val="en-US" w:eastAsia="ru-RU"/>
+              </w:rPr>
+              <w:t>1</w:t>
+            </w:r>
+          </w:p>
+        </w:tc>
+        <w:tc>
+          <w:tcPr>
+            <w:tcW w:w="0" w:type="auto"/>
+            <w:tcBorders>
+              <w:top w:val="single" w:sz="6" w:space="0" w:color="836A41"/>
+              <w:left w:val="single" w:sz="6" w:space="0" w:color="836A41"/>
+              <w:bottom w:val="single" w:sz="6" w:space="0" w:color="836A41"/>
+              <w:right w:val="single" w:sz="6" w:space="0" w:color="836A41"/>
+            </w:tcBorders>
+            <w:shd w:val="clear" w:color="auto" w:fill="E1D8AA"/>
+            <w:tcMar>
+              <w:top w:w="60" w:type="dxa"/>
+              <w:left w:w="135" w:type="dxa"/>
+              <w:bottom w:w="60" w:type="dxa"/>
+              <w:right w:w="135" w:type="dxa"/>
+            </w:tcMar>
+            <w:vAlign w:val="center"/>
+          </w:tcPr>
+          <w:p>
+            <w:pPr>
+              <w:spacing w:before="150" w:after="150" w:line="240" w:lineRule="auto"/>
+              <w:rPr>
+                <w:rFonts w:ascii="Helvetica" w:eastAsia="Times New Roman" w:hAnsi="Helvetica" w:cs="Times New Roman"/>
+                <w:color w:val="333333"/>
+                <w:sz w:val="21"/>
+                <w:szCs w:val="21"/>
+                <w:lang w:val="en-US" w:eastAsia="ru-RU"/>
+              </w:rPr>
+            </w:pPr>
+            <w:r>
+              <w:rPr>
+                <w:rFonts w:ascii="Helvetica" w:eastAsia="Times New Roman" w:hAnsi="Helvetica" w:cs="Times New Roman"/>
+                <w:color w:val="333333"/>
+                <w:sz w:val="21"/>
+                <w:szCs w:val="21"/>
+                <w:lang w:val="en-US" w:eastAsia="ru-RU"/>
+              </w:rPr>
+              <w:t>1</w:t>
+            </w:r>
+          </w:p>
+        </w:tc>
+        <w:tc>
+          <w:tcPr>
+            <w:tcW w:w="0" w:type="auto"/>
+            <w:tcBorders>
+              <w:top w:val="single" w:sz="6" w:space="0" w:color="836A41"/>
+              <w:left w:val="single" w:sz="6" w:space="0" w:color="836A41"/>
+              <w:bottom w:val="single" w:sz="6" w:space="0" w:color="836A41"/>
+              <w:right w:val="single" w:sz="6" w:space="0" w:color="836A41"/>
+            </w:tcBorders>
+            <w:shd w:val="clear" w:color="auto" w:fill="E1D8AA"/>
+            <w:tcMar>
+              <w:top w:w="60" w:type="dxa"/>
+              <w:left w:w="135" w:type="dxa"/>
+              <w:bottom w:w="60" w:type="dxa"/>
+              <w:right w:w="135" w:type="dxa"/>
+            </w:tcMar>
+            <w:vAlign w:val="center"/>
+          </w:tcPr>
+          <w:p>
+            <w:pPr>
+              <w:spacing w:before="150" w:after="150" w:line="240" w:lineRule="auto"/>
+              <w:rPr>
+                <w:rFonts w:ascii="Helvetica" w:eastAsia="Times New Roman" w:hAnsi="Helvetica" w:cs="Times New Roman"/>
+                <w:color w:val="333333"/>
+                <w:sz w:val="21"/>
+                <w:szCs w:val="21"/>
+                <w:lang w:val="en-US" w:eastAsia="ru-RU"/>
+              </w:rPr>
+            </w:pPr>
+            <w:r>
+              <w:rPr>
+                <w:rFonts w:ascii="Helvetica" w:eastAsia="Times New Roman" w:hAnsi="Helvetica" w:cs="Times New Roman"/>
+                <w:color w:val="333333"/>
+                <w:sz w:val="21"/>
+                <w:szCs w:val="21"/>
+                <w:lang w:val="en-US" w:eastAsia="ru-RU"/>
+              </w:rPr>
+              <w:t>0</w:t>
+            </w:r>
+          </w:p>
+        </w:tc>
+        <w:tc>
+          <w:tcPr>
+            <w:tcW w:w="0" w:type="auto"/>
+            <w:tcBorders>
+              <w:top w:val="single" w:sz="6" w:space="0" w:color="836A41"/>
+              <w:left w:val="single" w:sz="6" w:space="0" w:color="836A41"/>
+              <w:bottom w:val="single" w:sz="6" w:space="0" w:color="836A41"/>
+              <w:right w:val="single" w:sz="6" w:space="0" w:color="836A41"/>
+            </w:tcBorders>
+            <w:shd w:val="clear" w:color="auto" w:fill="E1D8AA"/>
+            <w:tcMar>
+              <w:top w:w="60" w:type="dxa"/>
+              <w:left w:w="135" w:type="dxa"/>
+              <w:bottom w:w="60" w:type="dxa"/>
+              <w:right w:w="135" w:type="dxa"/>
+            </w:tcMar>
+            <w:vAlign w:val="center"/>
+          </w:tcPr>
+          <w:p>
+            <w:pPr>
+              <w:spacing w:before="150" w:after="150" w:line="240" w:lineRule="auto"/>
+              <w:rPr>
+                <w:rFonts w:ascii="Helvetica" w:eastAsia="Times New Roman" w:hAnsi="Helvetica" w:cs="Times New Roman"/>
+                <w:color w:val="333333"/>
+                <w:sz w:val="21"/>
+                <w:szCs w:val="21"/>
+                <w:lang w:val="en-US" w:eastAsia="ru-RU"/>
+              </w:rPr>
+            </w:pPr>
+            <w:r>
+              <w:rPr>
+                <w:rFonts w:ascii="Helvetica" w:eastAsia="Times New Roman" w:hAnsi="Helvetica" w:cs="Times New Roman"/>
+                <w:color w:val="333333"/>
+                <w:sz w:val="21"/>
+                <w:szCs w:val="21"/>
+                <w:lang w:val="en-US" w:eastAsia="ru-RU"/>
+              </w:rPr>
+              <w:t>0</w:t>
+            </w:r>
+          </w:p>
+        </w:tc>
+        <w:tc>
+          <w:tcPr>
+            <w:tcW w:w="0" w:type="auto"/>
+            <w:tcBorders>
+              <w:top w:val="single" w:sz="6" w:space="0" w:color="836A41"/>
+              <w:left w:val="single" w:sz="6" w:space="0" w:color="836A41"/>
+              <w:bottom w:val="single" w:sz="6" w:space="0" w:color="836A41"/>
+              <w:right w:val="single" w:sz="6" w:space="0" w:color="836A41"/>
+            </w:tcBorders>
+            <w:shd w:val="clear" w:color="auto" w:fill="E1D8AA"/>
+            <w:tcMar>
+              <w:top w:w="60" w:type="dxa"/>
+              <w:left w:w="135" w:type="dxa"/>
+              <w:bottom w:w="60" w:type="dxa"/>
+              <w:right w:w="135" w:type="dxa"/>
+            </w:tcMar>
+            <w:vAlign w:val="center"/>
+          </w:tcPr>
+          <w:p>
+            <w:pPr>
+              <w:spacing w:before="150" w:after="150" w:line="240" w:lineRule="auto"/>
+              <w:rPr>
+                <w:rFonts w:ascii="Helvetica" w:eastAsia="Times New Roman" w:hAnsi="Helvetica" w:cs="Times New Roman"/>
+                <w:color w:val="333333"/>
+                <w:sz w:val="21"/>
+                <w:szCs w:val="21"/>
+                <w:lang w:val="en-US" w:eastAsia="ru-RU"/>
+              </w:rPr>
+            </w:pPr>
+            <w:r>
+              <w:rPr>
+                <w:rFonts w:ascii="Helvetica" w:eastAsia="Times New Roman" w:hAnsi="Helvetica" w:cs="Times New Roman"/>
+                <w:color w:val="333333"/>
+                <w:sz w:val="21"/>
+                <w:szCs w:val="21"/>
+                <w:lang w:val="en-US" w:eastAsia="ru-RU"/>
+              </w:rPr>
+              <w:t>0</w:t>
+            </w:r>
+          </w:p>
+        </w:tc>
+        <w:tc>
+          <w:tcPr>
+            <w:tcW w:w="0" w:type="auto"/>
+            <w:tcBorders>
+              <w:top w:val="single" w:sz="6" w:space="0" w:color="836A41"/>
+              <w:left w:val="single" w:sz="6" w:space="0" w:color="836A41"/>
+              <w:bottom w:val="single" w:sz="6" w:space="0" w:color="836A41"/>
+              <w:right w:val="single" w:sz="6" w:space="0" w:color="836A41"/>
+            </w:tcBorders>
+            <w:shd w:val="clear" w:color="auto" w:fill="E1D8AA"/>
+            <w:tcMar>
+              <w:top w:w="60" w:type="dxa"/>
+              <w:left w:w="135" w:type="dxa"/>
+              <w:bottom w:w="60" w:type="dxa"/>
+              <w:right w:w="135" w:type="dxa"/>
+            </w:tcMar>
+            <w:vAlign w:val="center"/>
+          </w:tcPr>
+          <w:p>
+            <w:pPr>
+              <w:spacing w:before="150" w:after="150" w:line="240" w:lineRule="auto"/>
+              <w:rPr>
+                <w:rFonts w:ascii="Helvetica" w:eastAsia="Times New Roman" w:hAnsi="Helvetica" w:cs="Times New Roman"/>
+                <w:color w:val="333333"/>
+                <w:sz w:val="21"/>
+                <w:szCs w:val="21"/>
+                <w:lang w:val="en-US" w:eastAsia="ru-RU"/>
+              </w:rPr>
+            </w:pPr>
+            <w:r>
+              <w:rPr>
+                <w:rFonts w:ascii="Helvetica" w:eastAsia="Times New Roman" w:hAnsi="Helvetica" w:cs="Times New Roman"/>
+                <w:color w:val="333333"/>
+                <w:sz w:val="21"/>
+                <w:szCs w:val="21"/>
+                <w:lang w:val="en-US" w:eastAsia="ru-RU"/>
+              </w:rPr>
+              <w:t>0</w:t>
+            </w:r>
+          </w:p>
+        </w:tc>
+        <w:tc>
+          <w:tcPr>
+            <w:tcW w:w="0" w:type="auto"/>
+            <w:tcBorders>
+              <w:top w:val="single" w:sz="6" w:space="0" w:color="836A41"/>
+              <w:left w:val="single" w:sz="6" w:space="0" w:color="836A41"/>
+              <w:bottom w:val="single" w:sz="6" w:space="0" w:color="836A41"/>
+              <w:right w:val="single" w:sz="6" w:space="0" w:color="836A41"/>
+            </w:tcBorders>
+            <w:shd w:val="clear" w:color="auto" w:fill="E1D8AA"/>
+            <w:tcMar>
+              <w:top w:w="60" w:type="dxa"/>
+              <w:left w:w="135" w:type="dxa"/>
+              <w:bottom w:w="60" w:type="dxa"/>
+              <w:right w:w="135" w:type="dxa"/>
+            </w:tcMar>
+            <w:vAlign w:val="center"/>
+          </w:tcPr>
+          <w:p>
+            <w:pPr>
+              <w:spacing w:before="150" w:after="150" w:line="240" w:lineRule="auto"/>
+              <w:rPr>
+                <w:rFonts w:ascii="Helvetica" w:eastAsia="Times New Roman" w:hAnsi="Helvetica" w:cs="Times New Roman"/>
+                <w:color w:val="333333"/>
+                <w:sz w:val="21"/>
+                <w:szCs w:val="21"/>
+                <w:lang w:val="en-US" w:eastAsia="ru-RU"/>
+              </w:rPr>
+            </w:pPr>
+            <w:r>
+              <w:rPr>
+                <w:rFonts w:ascii="Helvetica" w:eastAsia="Times New Roman" w:hAnsi="Helvetica" w:cs="Times New Roman"/>
+                <w:color w:val="333333"/>
+                <w:sz w:val="21"/>
+                <w:szCs w:val="21"/>
+                <w:lang w:val="en-US" w:eastAsia="ru-RU"/>
+              </w:rPr>
+              <w:t>0</w:t>
+            </w:r>
+          </w:p>
+        </w:tc>
+        <w:tc>
+          <w:tcPr>
+            <w:tcW w:w="0" w:type="auto"/>
+            <w:tcBorders>
+              <w:top w:val="single" w:sz="6" w:space="0" w:color="836A41"/>
+              <w:left w:val="single" w:sz="6" w:space="0" w:color="836A41"/>
+              <w:bottom w:val="single" w:sz="6" w:space="0" w:color="836A41"/>
+              <w:right w:val="single" w:sz="6" w:space="0" w:color="836A41"/>
+            </w:tcBorders>
+            <w:shd w:val="clear" w:color="auto" w:fill="E1D8AA"/>
+            <w:tcMar>
+              <w:top w:w="60" w:type="dxa"/>
+              <w:left w:w="135" w:type="dxa"/>
+              <w:bottom w:w="60" w:type="dxa"/>
+              <w:right w:w="135" w:type="dxa"/>
+            </w:tcMar>
+            <w:vAlign w:val="center"/>
+          </w:tcPr>
+          <w:p>
+            <w:pPr>
+              <w:spacing w:before="150" w:after="150" w:line="240" w:lineRule="auto"/>
+              <w:rPr>
+                <w:rFonts w:ascii="Helvetica" w:eastAsia="Times New Roman" w:hAnsi="Helvetica" w:cs="Times New Roman"/>
+                <w:color w:val="333333"/>
+                <w:sz w:val="21"/>
+                <w:szCs w:val="21"/>
+                <w:lang w:eastAsia="ru-RU"/>
+              </w:rPr>
+            </w:pPr>
+            <w:r>
+              <w:rPr>
+                <w:rFonts w:ascii="Helvetica" w:eastAsia="Times New Roman" w:hAnsi="Helvetica" w:cs="Times New Roman"/>
+                <w:color w:val="333333"/>
+                <w:sz w:val="21"/>
+                <w:szCs w:val="21"/>
+                <w:lang w:eastAsia="ru-RU"/>
+              </w:rPr>
+              <w:t>1</w:t>
+            </w:r>
+          </w:p>
+        </w:tc>
+        <w:tc>
+          <w:tcPr>
+            <w:tcW w:w="0" w:type="auto"/>
+            <w:tcBorders>
+              <w:top w:val="single" w:sz="6" w:space="0" w:color="836A41"/>
+              <w:left w:val="single" w:sz="6" w:space="0" w:color="836A41"/>
+              <w:bottom w:val="single" w:sz="6" w:space="0" w:color="836A41"/>
+              <w:right w:val="single" w:sz="6" w:space="0" w:color="836A41"/>
+            </w:tcBorders>
+            <w:shd w:val="clear" w:color="auto" w:fill="E1D8AA"/>
+            <w:tcMar>
+              <w:top w:w="60" w:type="dxa"/>
+              <w:left w:w="135" w:type="dxa"/>
+              <w:bottom w:w="60" w:type="dxa"/>
+              <w:right w:w="135" w:type="dxa"/>
+            </w:tcMar>
+            <w:vAlign w:val="center"/>
+          </w:tcPr>
+          <w:p>
+            <w:pPr>
+              <w:spacing w:before="150" w:after="150" w:line="240" w:lineRule="auto"/>
+              <w:rPr>
+                <w:rFonts w:ascii="Helvetica" w:eastAsia="Times New Roman" w:hAnsi="Helvetica" w:cs="Times New Roman"/>
+                <w:color w:val="333333"/>
+                <w:sz w:val="21"/>
+                <w:szCs w:val="21"/>
+                <w:lang w:val="en-US" w:eastAsia="ru-RU"/>
+              </w:rPr>
+            </w:pPr>
+            <w:r>
+              <w:rPr>
+                <w:rFonts w:ascii="Helvetica" w:eastAsia="Times New Roman" w:hAnsi="Helvetica" w:cs="Times New Roman"/>
+                <w:color w:val="333333"/>
+                <w:sz w:val="21"/>
+                <w:szCs w:val="21"/>
+                <w:lang w:val="en-US" w:eastAsia="ru-RU"/>
+              </w:rPr>
+              <w:t>1</w:t>
+            </w:r>
+          </w:p>
+        </w:tc>
+        <w:tc>
+          <w:tcPr>
+            <w:tcW w:w="0" w:type="auto"/>
+            <w:tcBorders>
+              <w:top w:val="single" w:sz="6" w:space="0" w:color="836A41"/>
+              <w:left w:val="single" w:sz="6" w:space="0" w:color="836A41"/>
+              <w:bottom w:val="single" w:sz="6" w:space="0" w:color="836A41"/>
+              <w:right w:val="single" w:sz="6" w:space="0" w:color="836A41"/>
+            </w:tcBorders>
+            <w:shd w:val="clear" w:color="auto" w:fill="E1D8AA"/>
+            <w:tcMar>
+              <w:top w:w="60" w:type="dxa"/>
+              <w:left w:w="135" w:type="dxa"/>
+              <w:bottom w:w="60" w:type="dxa"/>
+              <w:right w:w="135" w:type="dxa"/>
+            </w:tcMar>
+            <w:vAlign w:val="center"/>
+          </w:tcPr>
+          <w:p>
+            <w:pPr>
+              <w:spacing w:before="150" w:after="150" w:line="240" w:lineRule="auto"/>
+              <w:rPr>
+                <w:rFonts w:ascii="Helvetica" w:eastAsia="Times New Roman" w:hAnsi="Helvetica" w:cs="Times New Roman"/>
+                <w:color w:val="333333"/>
+                <w:sz w:val="21"/>
+                <w:szCs w:val="21"/>
+                <w:lang w:val="en-US" w:eastAsia="ru-RU"/>
+              </w:rPr>
+            </w:pPr>
+            <w:r>
+              <w:rPr>
+                <w:rFonts w:ascii="Helvetica" w:eastAsia="Times New Roman" w:hAnsi="Helvetica" w:cs="Times New Roman"/>
+                <w:color w:val="333333"/>
+                <w:sz w:val="21"/>
+                <w:szCs w:val="21"/>
+                <w:lang w:val="en-US" w:eastAsia="ru-RU"/>
+              </w:rPr>
+              <w:t>0</w:t>
+            </w:r>
+          </w:p>
+        </w:tc>
+        <w:tc>
+          <w:tcPr>
+            <w:tcW w:w="0" w:type="auto"/>
+            <w:tcBorders>
+              <w:top w:val="single" w:sz="6" w:space="0" w:color="836A41"/>
+              <w:left w:val="single" w:sz="6" w:space="0" w:color="836A41"/>
+              <w:bottom w:val="single" w:sz="6" w:space="0" w:color="836A41"/>
+              <w:right w:val="single" w:sz="6" w:space="0" w:color="836A41"/>
+            </w:tcBorders>
+            <w:shd w:val="clear" w:color="auto" w:fill="E1D8AA"/>
+            <w:tcMar>
+              <w:top w:w="60" w:type="dxa"/>
+              <w:left w:w="135" w:type="dxa"/>
+              <w:bottom w:w="60" w:type="dxa"/>
+              <w:right w:w="135" w:type="dxa"/>
+            </w:tcMar>
+            <w:vAlign w:val="center"/>
+          </w:tcPr>
+          <w:p>
+            <w:pPr>
+              <w:spacing w:before="150" w:after="150" w:line="240" w:lineRule="auto"/>
+              <w:rPr>
+                <w:rFonts w:ascii="Helvetica" w:eastAsia="Times New Roman" w:hAnsi="Helvetica" w:cs="Times New Roman"/>
+                <w:color w:val="333333"/>
+                <w:sz w:val="21"/>
+                <w:szCs w:val="21"/>
+                <w:lang w:eastAsia="ru-RU"/>
+              </w:rPr>
+            </w:pPr>
+            <w:r>
+              <w:rPr>
+                <w:rFonts w:ascii="Helvetica" w:eastAsia="Times New Roman" w:hAnsi="Helvetica" w:cs="Times New Roman"/>
+                <w:color w:val="333333"/>
+                <w:sz w:val="21"/>
+                <w:szCs w:val="21"/>
+                <w:lang w:eastAsia="ru-RU"/>
+              </w:rPr>
+              <w:t>1</w:t>
+            </w:r>
+          </w:p>
+        </w:tc>
+      </w:tr>
+      <w:tr>
+        <w:tc>
+          <w:tcPr>
+            <w:tcW w:w="0" w:type="auto"/>
+            <w:tcBorders>
+              <w:top w:val="single" w:sz="6" w:space="0" w:color="836A41"/>
+              <w:left w:val="single" w:sz="6" w:space="0" w:color="836A41"/>
+              <w:bottom w:val="single" w:sz="6" w:space="0" w:color="836A41"/>
+              <w:right w:val="single" w:sz="6" w:space="0" w:color="836A41"/>
+            </w:tcBorders>
+            <w:shd w:val="clear" w:color="auto" w:fill="E1D8AA"/>
+            <w:tcMar>
+              <w:top w:w="60" w:type="dxa"/>
+              <w:left w:w="135" w:type="dxa"/>
+              <w:bottom w:w="60" w:type="dxa"/>
+              <w:right w:w="135" w:type="dxa"/>
+            </w:tcMar>
+            <w:vAlign w:val="center"/>
+          </w:tcPr>
+          <w:p>
+            <w:pPr>
+              <w:spacing w:before="150" w:after="150" w:line="240" w:lineRule="auto"/>
+              <w:rPr>
+                <w:rFonts w:ascii="Helvetica" w:eastAsia="Times New Roman" w:hAnsi="Helvetica" w:cs="Times New Roman"/>
+                <w:bCs/>
+                <w:color w:val="333333"/>
+                <w:sz w:val="21"/>
+                <w:szCs w:val="21"/>
+                <w:lang w:val="en-US" w:eastAsia="ru-RU"/>
+              </w:rPr>
+            </w:pPr>
+            <w:r>
+              <w:rPr>
+                <w:rFonts w:ascii="Helvetica" w:eastAsia="Times New Roman" w:hAnsi="Helvetica" w:cs="Times New Roman"/>
+                <w:bCs/>
+                <w:color w:val="333333"/>
+                <w:sz w:val="21"/>
+                <w:szCs w:val="21"/>
+                <w:lang w:val="en-US" w:eastAsia="ru-RU"/>
+              </w:rPr>
+              <w:t>D</w:t>
+            </w:r>
+          </w:p>
+        </w:tc>
+        <w:tc>
+          <w:tcPr>
+            <w:tcW w:w="0" w:type="auto"/>
+            <w:tcBorders>
+              <w:top w:val="single" w:sz="6" w:space="0" w:color="836A41"/>
+              <w:left w:val="single" w:sz="6" w:space="0" w:color="836A41"/>
+              <w:bottom w:val="single" w:sz="6" w:space="0" w:color="836A41"/>
+              <w:right w:val="single" w:sz="6" w:space="0" w:color="836A41"/>
+            </w:tcBorders>
+            <w:shd w:val="clear" w:color="auto" w:fill="E1D8AA"/>
+            <w:tcMar>
+              <w:top w:w="60" w:type="dxa"/>
+              <w:left w:w="135" w:type="dxa"/>
+              <w:bottom w:w="60" w:type="dxa"/>
+              <w:right w:w="135" w:type="dxa"/>
+            </w:tcMar>
+            <w:vAlign w:val="center"/>
+          </w:tcPr>
+          <w:p>
+            <w:pPr>
+              <w:spacing w:before="150" w:after="150" w:line="240" w:lineRule="auto"/>
+              <w:rPr>
+                <w:rFonts w:ascii="Helvetica" w:eastAsia="Times New Roman" w:hAnsi="Helvetica" w:cs="Times New Roman"/>
+                <w:color w:val="333333"/>
+                <w:sz w:val="21"/>
+                <w:szCs w:val="21"/>
+                <w:lang w:val="en-US" w:eastAsia="ru-RU"/>
+              </w:rPr>
+            </w:pPr>
+            <w:r>
+              <w:rPr>
+                <w:rFonts w:ascii="Helvetica" w:eastAsia="Times New Roman" w:hAnsi="Helvetica" w:cs="Times New Roman"/>
+                <w:color w:val="333333"/>
+                <w:sz w:val="21"/>
+                <w:szCs w:val="21"/>
+                <w:lang w:val="en-US" w:eastAsia="ru-RU"/>
+              </w:rPr>
+              <w:t>1</w:t>
+            </w:r>
+          </w:p>
+        </w:tc>
+        <w:tc>
+          <w:tcPr>
+            <w:tcW w:w="0" w:type="auto"/>
+            <w:tcBorders>
+              <w:top w:val="single" w:sz="6" w:space="0" w:color="836A41"/>
+              <w:left w:val="single" w:sz="6" w:space="0" w:color="836A41"/>
+              <w:bottom w:val="single" w:sz="6" w:space="0" w:color="836A41"/>
+              <w:right w:val="single" w:sz="6" w:space="0" w:color="836A41"/>
+            </w:tcBorders>
+            <w:shd w:val="clear" w:color="auto" w:fill="E1D8AA"/>
+            <w:tcMar>
+              <w:top w:w="60" w:type="dxa"/>
+              <w:left w:w="135" w:type="dxa"/>
+              <w:bottom w:w="60" w:type="dxa"/>
+              <w:right w:w="135" w:type="dxa"/>
+            </w:tcMar>
+            <w:vAlign w:val="center"/>
+          </w:tcPr>
+          <w:p>
+            <w:pPr>
+              <w:spacing w:before="150" w:after="150" w:line="240" w:lineRule="auto"/>
+              <w:rPr>
+                <w:rFonts w:ascii="Helvetica" w:eastAsia="Times New Roman" w:hAnsi="Helvetica" w:cs="Times New Roman"/>
+                <w:color w:val="333333"/>
+                <w:sz w:val="21"/>
+                <w:szCs w:val="21"/>
+                <w:lang w:val="en-US" w:eastAsia="ru-RU"/>
+              </w:rPr>
+            </w:pPr>
+            <w:r>
+              <w:rPr>
+                <w:rFonts w:ascii="Helvetica" w:eastAsia="Times New Roman" w:hAnsi="Helvetica" w:cs="Times New Roman"/>
+                <w:color w:val="333333"/>
+                <w:sz w:val="21"/>
+                <w:szCs w:val="21"/>
+                <w:lang w:val="en-US" w:eastAsia="ru-RU"/>
+              </w:rPr>
+              <w:t>1</w:t>
+            </w:r>
+          </w:p>
+        </w:tc>
+        <w:tc>
+          <w:tcPr>
+            <w:tcW w:w="0" w:type="auto"/>
+            <w:tcBorders>
+              <w:top w:val="single" w:sz="6" w:space="0" w:color="836A41"/>
+              <w:left w:val="single" w:sz="6" w:space="0" w:color="836A41"/>
+              <w:bottom w:val="single" w:sz="6" w:space="0" w:color="836A41"/>
+              <w:right w:val="single" w:sz="6" w:space="0" w:color="836A41"/>
+            </w:tcBorders>
+            <w:shd w:val="clear" w:color="auto" w:fill="E1D8AA"/>
+            <w:tcMar>
+              <w:top w:w="60" w:type="dxa"/>
+              <w:left w:w="135" w:type="dxa"/>
+              <w:bottom w:w="60" w:type="dxa"/>
+              <w:right w:w="135" w:type="dxa"/>
+            </w:tcMar>
+            <w:vAlign w:val="center"/>
+          </w:tcPr>
+          <w:p>
+            <w:pPr>
+              <w:spacing w:before="150" w:after="150" w:line="240" w:lineRule="auto"/>
+              <w:rPr>
+                <w:rFonts w:ascii="Helvetica" w:eastAsia="Times New Roman" w:hAnsi="Helvetica" w:cs="Times New Roman"/>
+                <w:color w:val="333333"/>
+                <w:sz w:val="21"/>
+                <w:szCs w:val="21"/>
+                <w:lang w:val="en-US" w:eastAsia="ru-RU"/>
+              </w:rPr>
+            </w:pPr>
+            <w:r>
+              <w:rPr>
+                <w:rFonts w:ascii="Helvetica" w:eastAsia="Times New Roman" w:hAnsi="Helvetica" w:cs="Times New Roman"/>
+                <w:color w:val="333333"/>
+                <w:sz w:val="21"/>
+                <w:szCs w:val="21"/>
+                <w:lang w:val="en-US" w:eastAsia="ru-RU"/>
+              </w:rPr>
+              <w:t>0</w:t>
+            </w:r>
+          </w:p>
+        </w:tc>
+        <w:tc>
+          <w:tcPr>
+            <w:tcW w:w="0" w:type="auto"/>
+            <w:tcBorders>
+              <w:top w:val="single" w:sz="6" w:space="0" w:color="836A41"/>
+              <w:left w:val="single" w:sz="6" w:space="0" w:color="836A41"/>
+              <w:bottom w:val="single" w:sz="6" w:space="0" w:color="836A41"/>
+              <w:right w:val="single" w:sz="6" w:space="0" w:color="836A41"/>
+            </w:tcBorders>
+            <w:shd w:val="clear" w:color="auto" w:fill="E1D8AA"/>
+            <w:tcMar>
+              <w:top w:w="60" w:type="dxa"/>
+              <w:left w:w="135" w:type="dxa"/>
+              <w:bottom w:w="60" w:type="dxa"/>
+              <w:right w:w="135" w:type="dxa"/>
+            </w:tcMar>
+            <w:vAlign w:val="center"/>
+          </w:tcPr>
+          <w:p>
+            <w:pPr>
+              <w:spacing w:before="150" w:after="150" w:line="240" w:lineRule="auto"/>
+              <w:rPr>
+                <w:rFonts w:ascii="Helvetica" w:eastAsia="Times New Roman" w:hAnsi="Helvetica" w:cs="Times New Roman"/>
+                <w:color w:val="333333"/>
+                <w:sz w:val="21"/>
+                <w:szCs w:val="21"/>
+                <w:lang w:val="en-US" w:eastAsia="ru-RU"/>
+              </w:rPr>
+            </w:pPr>
+            <w:r>
+              <w:rPr>
+                <w:rFonts w:ascii="Helvetica" w:eastAsia="Times New Roman" w:hAnsi="Helvetica" w:cs="Times New Roman"/>
+                <w:color w:val="333333"/>
+                <w:sz w:val="21"/>
+                <w:szCs w:val="21"/>
+                <w:lang w:val="en-US" w:eastAsia="ru-RU"/>
+              </w:rPr>
+              <w:t>1</w:t>
+            </w:r>
+          </w:p>
+        </w:tc>
+        <w:tc>
+          <w:tcPr>
+            <w:tcW w:w="0" w:type="auto"/>
+            <w:tcBorders>
+              <w:top w:val="single" w:sz="6" w:space="0" w:color="836A41"/>
+              <w:left w:val="single" w:sz="6" w:space="0" w:color="836A41"/>
+              <w:bottom w:val="single" w:sz="6" w:space="0" w:color="836A41"/>
+              <w:right w:val="single" w:sz="6" w:space="0" w:color="836A41"/>
+            </w:tcBorders>
+            <w:shd w:val="clear" w:color="auto" w:fill="E1D8AA"/>
+            <w:tcMar>
+              <w:top w:w="60" w:type="dxa"/>
+              <w:left w:w="135" w:type="dxa"/>
+              <w:bottom w:w="60" w:type="dxa"/>
+              <w:right w:w="135" w:type="dxa"/>
+            </w:tcMar>
+            <w:vAlign w:val="center"/>
+          </w:tcPr>
+          <w:p>
+            <w:pPr>
+              <w:spacing w:before="150" w:after="150" w:line="240" w:lineRule="auto"/>
+              <w:rPr>
+                <w:rFonts w:ascii="Helvetica" w:eastAsia="Times New Roman" w:hAnsi="Helvetica" w:cs="Times New Roman"/>
+                <w:color w:val="333333"/>
+                <w:sz w:val="21"/>
+                <w:szCs w:val="21"/>
+                <w:lang w:val="en-US" w:eastAsia="ru-RU"/>
+              </w:rPr>
+            </w:pPr>
+            <w:r>
+              <w:rPr>
+                <w:rFonts w:ascii="Helvetica" w:eastAsia="Times New Roman" w:hAnsi="Helvetica" w:cs="Times New Roman"/>
+                <w:color w:val="333333"/>
+                <w:sz w:val="21"/>
+                <w:szCs w:val="21"/>
+                <w:lang w:val="en-US" w:eastAsia="ru-RU"/>
+              </w:rPr>
+              <w:t>0</w:t>
+            </w:r>
+          </w:p>
+        </w:tc>
+        <w:tc>
+          <w:tcPr>
+            <w:tcW w:w="0" w:type="auto"/>
+            <w:tcBorders>
+              <w:top w:val="single" w:sz="6" w:space="0" w:color="836A41"/>
+              <w:left w:val="single" w:sz="6" w:space="0" w:color="836A41"/>
+              <w:bottom w:val="single" w:sz="6" w:space="0" w:color="836A41"/>
+              <w:right w:val="single" w:sz="6" w:space="0" w:color="836A41"/>
+            </w:tcBorders>
+            <w:shd w:val="clear" w:color="auto" w:fill="E1D8AA"/>
+            <w:tcMar>
+              <w:top w:w="60" w:type="dxa"/>
+              <w:left w:w="135" w:type="dxa"/>
+              <w:bottom w:w="60" w:type="dxa"/>
+              <w:right w:w="135" w:type="dxa"/>
+            </w:tcMar>
+            <w:vAlign w:val="center"/>
+          </w:tcPr>
+          <w:p>
+            <w:pPr>
+              <w:spacing w:before="150" w:after="150" w:line="240" w:lineRule="auto"/>
+              <w:rPr>
+                <w:rFonts w:ascii="Helvetica" w:eastAsia="Times New Roman" w:hAnsi="Helvetica" w:cs="Times New Roman"/>
+                <w:color w:val="333333"/>
+                <w:sz w:val="21"/>
+                <w:szCs w:val="21"/>
+                <w:lang w:val="en-US" w:eastAsia="ru-RU"/>
+              </w:rPr>
+            </w:pPr>
+            <w:r>
+              <w:rPr>
+                <w:rFonts w:ascii="Helvetica" w:eastAsia="Times New Roman" w:hAnsi="Helvetica" w:cs="Times New Roman"/>
+                <w:color w:val="333333"/>
+                <w:sz w:val="21"/>
+                <w:szCs w:val="21"/>
+                <w:lang w:val="en-US" w:eastAsia="ru-RU"/>
+              </w:rPr>
+              <w:t>1</w:t>
+            </w:r>
+          </w:p>
+        </w:tc>
+        <w:tc>
+          <w:tcPr>
+            <w:tcW w:w="0" w:type="auto"/>
+            <w:tcBorders>
+              <w:top w:val="single" w:sz="6" w:space="0" w:color="836A41"/>
+              <w:left w:val="single" w:sz="6" w:space="0" w:color="836A41"/>
+              <w:bottom w:val="single" w:sz="6" w:space="0" w:color="836A41"/>
+              <w:right w:val="single" w:sz="6" w:space="0" w:color="836A41"/>
+            </w:tcBorders>
+            <w:shd w:val="clear" w:color="auto" w:fill="E1D8AA"/>
+            <w:tcMar>
+              <w:top w:w="60" w:type="dxa"/>
+              <w:left w:w="135" w:type="dxa"/>
+              <w:bottom w:w="60" w:type="dxa"/>
+              <w:right w:w="135" w:type="dxa"/>
+            </w:tcMar>
+            <w:vAlign w:val="center"/>
+          </w:tcPr>
+          <w:p>
+            <w:pPr>
+              <w:spacing w:before="150" w:after="150" w:line="240" w:lineRule="auto"/>
+              <w:rPr>
+                <w:rFonts w:ascii="Helvetica" w:eastAsia="Times New Roman" w:hAnsi="Helvetica" w:cs="Times New Roman"/>
+                <w:color w:val="333333"/>
+                <w:sz w:val="21"/>
+                <w:szCs w:val="21"/>
+                <w:lang w:val="en-US" w:eastAsia="ru-RU"/>
+              </w:rPr>
+            </w:pPr>
+            <w:r>
+              <w:rPr>
+                <w:rFonts w:ascii="Helvetica" w:eastAsia="Times New Roman" w:hAnsi="Helvetica" w:cs="Times New Roman"/>
+                <w:color w:val="333333"/>
+                <w:sz w:val="21"/>
+                <w:szCs w:val="21"/>
+                <w:lang w:val="en-US" w:eastAsia="ru-RU"/>
+              </w:rPr>
+              <w:t>0</w:t>
+            </w:r>
+          </w:p>
+        </w:tc>
+        <w:tc>
+          <w:tcPr>
+            <w:tcW w:w="0" w:type="auto"/>
+            <w:tcBorders>
+              <w:top w:val="single" w:sz="6" w:space="0" w:color="836A41"/>
+              <w:left w:val="single" w:sz="6" w:space="0" w:color="836A41"/>
+              <w:bottom w:val="single" w:sz="6" w:space="0" w:color="836A41"/>
+              <w:right w:val="single" w:sz="6" w:space="0" w:color="836A41"/>
+            </w:tcBorders>
+            <w:shd w:val="clear" w:color="auto" w:fill="E1D8AA"/>
+            <w:tcMar>
+              <w:top w:w="60" w:type="dxa"/>
+              <w:left w:w="135" w:type="dxa"/>
+              <w:bottom w:w="60" w:type="dxa"/>
+              <w:right w:w="135" w:type="dxa"/>
+            </w:tcMar>
+            <w:vAlign w:val="center"/>
+          </w:tcPr>
+          <w:p>
+            <w:pPr>
+              <w:spacing w:before="150" w:after="150" w:line="240" w:lineRule="auto"/>
+              <w:rPr>
+                <w:rFonts w:ascii="Helvetica" w:eastAsia="Times New Roman" w:hAnsi="Helvetica" w:cs="Times New Roman"/>
+                <w:color w:val="333333"/>
+                <w:sz w:val="21"/>
+                <w:szCs w:val="21"/>
+                <w:lang w:val="en-US" w:eastAsia="ru-RU"/>
+              </w:rPr>
+            </w:pPr>
+            <w:r>
+              <w:rPr>
+                <w:rFonts w:ascii="Helvetica" w:eastAsia="Times New Roman" w:hAnsi="Helvetica" w:cs="Times New Roman"/>
+                <w:color w:val="333333"/>
+                <w:sz w:val="21"/>
+                <w:szCs w:val="21"/>
+                <w:lang w:val="en-US" w:eastAsia="ru-RU"/>
+              </w:rPr>
+              <w:t>1</w:t>
+            </w:r>
+          </w:p>
+        </w:tc>
+        <w:tc>
+          <w:tcPr>
+            <w:tcW w:w="0" w:type="auto"/>
+            <w:tcBorders>
+              <w:top w:val="single" w:sz="6" w:space="0" w:color="836A41"/>
+              <w:left w:val="single" w:sz="6" w:space="0" w:color="836A41"/>
+              <w:bottom w:val="single" w:sz="6" w:space="0" w:color="836A41"/>
+              <w:right w:val="single" w:sz="6" w:space="0" w:color="836A41"/>
+            </w:tcBorders>
+            <w:shd w:val="clear" w:color="auto" w:fill="E1D8AA"/>
+            <w:tcMar>
+              <w:top w:w="60" w:type="dxa"/>
+              <w:left w:w="135" w:type="dxa"/>
+              <w:bottom w:w="60" w:type="dxa"/>
+              <w:right w:w="135" w:type="dxa"/>
+            </w:tcMar>
+            <w:vAlign w:val="center"/>
+          </w:tcPr>
+          <w:p>
+            <w:pPr>
+              <w:spacing w:before="150" w:after="150" w:line="240" w:lineRule="auto"/>
+              <w:rPr>
+                <w:rFonts w:ascii="Helvetica" w:eastAsia="Times New Roman" w:hAnsi="Helvetica" w:cs="Times New Roman"/>
+                <w:color w:val="333333"/>
+                <w:sz w:val="21"/>
+                <w:szCs w:val="21"/>
+                <w:lang w:val="en-US" w:eastAsia="ru-RU"/>
+              </w:rPr>
+            </w:pPr>
+            <w:r>
+              <w:rPr>
+                <w:rFonts w:ascii="Helvetica" w:eastAsia="Times New Roman" w:hAnsi="Helvetica" w:cs="Times New Roman"/>
+                <w:color w:val="333333"/>
+                <w:sz w:val="21"/>
+                <w:szCs w:val="21"/>
+                <w:lang w:val="en-US" w:eastAsia="ru-RU"/>
+              </w:rPr>
+              <w:t>1</w:t>
+            </w:r>
+          </w:p>
+        </w:tc>
+        <w:tc>
+          <w:tcPr>
+            <w:tcW w:w="0" w:type="auto"/>
+            <w:tcBorders>
+              <w:top w:val="single" w:sz="6" w:space="0" w:color="836A41"/>
+              <w:left w:val="single" w:sz="6" w:space="0" w:color="836A41"/>
+              <w:bottom w:val="single" w:sz="6" w:space="0" w:color="836A41"/>
+              <w:right w:val="single" w:sz="6" w:space="0" w:color="836A41"/>
+            </w:tcBorders>
+            <w:shd w:val="clear" w:color="auto" w:fill="E1D8AA"/>
+            <w:tcMar>
+              <w:top w:w="60" w:type="dxa"/>
+              <w:left w:w="135" w:type="dxa"/>
+              <w:bottom w:w="60" w:type="dxa"/>
+              <w:right w:w="135" w:type="dxa"/>
+            </w:tcMar>
+            <w:vAlign w:val="center"/>
+          </w:tcPr>
+          <w:p>
+            <w:pPr>
+              <w:spacing w:before="150" w:after="150" w:line="240" w:lineRule="auto"/>
+              <w:rPr>
+                <w:rFonts w:ascii="Helvetica" w:eastAsia="Times New Roman" w:hAnsi="Helvetica" w:cs="Times New Roman"/>
+                <w:color w:val="333333"/>
+                <w:sz w:val="21"/>
+                <w:szCs w:val="21"/>
+                <w:lang w:val="en-US" w:eastAsia="ru-RU"/>
+              </w:rPr>
+            </w:pPr>
+            <w:r>
+              <w:rPr>
+                <w:rFonts w:ascii="Helvetica" w:eastAsia="Times New Roman" w:hAnsi="Helvetica" w:cs="Times New Roman"/>
+                <w:color w:val="333333"/>
+                <w:sz w:val="21"/>
+                <w:szCs w:val="21"/>
+                <w:lang w:val="en-US" w:eastAsia="ru-RU"/>
+              </w:rPr>
+              <w:t>1</w:t>
+            </w:r>
+          </w:p>
+        </w:tc>
+        <w:tc>
+          <w:tcPr>
+            <w:tcW w:w="0" w:type="auto"/>
+            <w:tcBorders>
+              <w:top w:val="single" w:sz="6" w:space="0" w:color="836A41"/>
+              <w:left w:val="single" w:sz="6" w:space="0" w:color="836A41"/>
+              <w:bottom w:val="single" w:sz="6" w:space="0" w:color="836A41"/>
+              <w:right w:val="single" w:sz="6" w:space="0" w:color="836A41"/>
+            </w:tcBorders>
+            <w:shd w:val="clear" w:color="auto" w:fill="E1D8AA"/>
+            <w:tcMar>
+              <w:top w:w="60" w:type="dxa"/>
+              <w:left w:w="135" w:type="dxa"/>
+              <w:bottom w:w="60" w:type="dxa"/>
+              <w:right w:w="135" w:type="dxa"/>
+            </w:tcMar>
+            <w:vAlign w:val="center"/>
+          </w:tcPr>
+          <w:p>
+            <w:pPr>
+              <w:spacing w:before="150" w:after="150" w:line="240" w:lineRule="auto"/>
+              <w:rPr>
+                <w:rFonts w:ascii="Helvetica" w:eastAsia="Times New Roman" w:hAnsi="Helvetica" w:cs="Times New Roman"/>
+                <w:color w:val="333333"/>
+                <w:sz w:val="21"/>
+                <w:szCs w:val="21"/>
+                <w:lang w:val="en-US" w:eastAsia="ru-RU"/>
+              </w:rPr>
+            </w:pPr>
+            <w:r>
+              <w:rPr>
+                <w:rFonts w:ascii="Helvetica" w:eastAsia="Times New Roman" w:hAnsi="Helvetica" w:cs="Times New Roman"/>
+                <w:color w:val="333333"/>
+                <w:sz w:val="21"/>
+                <w:szCs w:val="21"/>
+                <w:lang w:val="en-US" w:eastAsia="ru-RU"/>
+              </w:rPr>
+              <w:t>1</w:t>
+            </w:r>
+            <w:bookmarkStart w:id="0" w:name="_GoBack"/>
+            <w:bookmarkEnd w:id="0"/>
+          </w:p>
+        </w:tc>
+      </w:tr>
+      <w:tr>
+        <w:tc>
+          <w:tcPr>
+            <w:tcW w:w="0" w:type="auto"/>
+            <w:tcBorders>
+              <w:top w:val="single" w:sz="6" w:space="0" w:color="836A41"/>
+              <w:left w:val="single" w:sz="6" w:space="0" w:color="836A41"/>
+              <w:bottom w:val="single" w:sz="6" w:space="0" w:color="836A41"/>
+              <w:right w:val="single" w:sz="6" w:space="0" w:color="836A41"/>
+            </w:tcBorders>
+            <w:shd w:val="clear" w:color="auto" w:fill="E1D8AA"/>
+            <w:tcMar>
+              <w:top w:w="60" w:type="dxa"/>
+              <w:left w:w="135" w:type="dxa"/>
+              <w:bottom w:w="60" w:type="dxa"/>
+              <w:right w:w="135" w:type="dxa"/>
+            </w:tcMar>
+            <w:vAlign w:val="center"/>
+          </w:tcPr>
+          <w:p>
+            <w:pPr>
+              <w:spacing w:before="150" w:after="150" w:line="240" w:lineRule="auto"/>
+              <w:rPr>
+                <w:rFonts w:ascii="Helvetica" w:eastAsia="Times New Roman" w:hAnsi="Helvetica" w:cs="Times New Roman"/>
+                <w:bCs/>
+                <w:color w:val="333333"/>
+                <w:sz w:val="21"/>
+                <w:szCs w:val="21"/>
+                <w:lang w:val="en-US" w:eastAsia="ru-RU"/>
+              </w:rPr>
+            </w:pPr>
+            <w:r>
+              <w:rPr>
+                <w:rFonts w:ascii="Helvetica" w:eastAsia="Times New Roman" w:hAnsi="Helvetica" w:cs="Times New Roman"/>
+                <w:bCs/>
+                <w:color w:val="333333"/>
+                <w:sz w:val="21"/>
+                <w:szCs w:val="21"/>
+                <w:lang w:val="en-US" w:eastAsia="ru-RU"/>
+              </w:rPr>
+              <w:t>E</w:t>
+            </w:r>
+          </w:p>
+        </w:tc>
+        <w:tc>
+          <w:tcPr>
+            <w:tcW w:w="0" w:type="auto"/>
+            <w:tcBorders>
+              <w:top w:val="single" w:sz="6" w:space="0" w:color="836A41"/>
+              <w:left w:val="single" w:sz="6" w:space="0" w:color="836A41"/>
+              <w:bottom w:val="single" w:sz="6" w:space="0" w:color="836A41"/>
+              <w:right w:val="single" w:sz="6" w:space="0" w:color="836A41"/>
+            </w:tcBorders>
+            <w:shd w:val="clear" w:color="auto" w:fill="E1D8AA"/>
+            <w:tcMar>
+              <w:top w:w="60" w:type="dxa"/>
+              <w:left w:w="135" w:type="dxa"/>
+              <w:bottom w:w="60" w:type="dxa"/>
+              <w:right w:w="135" w:type="dxa"/>
+            </w:tcMar>
+            <w:vAlign w:val="center"/>
+          </w:tcPr>
+          <w:p>
+            <w:pPr>
+              <w:spacing w:before="150" w:after="150" w:line="240" w:lineRule="auto"/>
+              <w:rPr>
+                <w:rFonts w:ascii="Helvetica" w:eastAsia="Times New Roman" w:hAnsi="Helvetica" w:cs="Times New Roman"/>
+                <w:color w:val="333333"/>
+                <w:sz w:val="21"/>
+                <w:szCs w:val="21"/>
+                <w:lang w:val="en-US" w:eastAsia="ru-RU"/>
+              </w:rPr>
+            </w:pPr>
+            <w:r>
+              <w:rPr>
+                <w:rFonts w:ascii="Helvetica" w:eastAsia="Times New Roman" w:hAnsi="Helvetica" w:cs="Times New Roman"/>
+                <w:color w:val="333333"/>
+                <w:sz w:val="21"/>
+                <w:szCs w:val="21"/>
+                <w:lang w:val="en-US" w:eastAsia="ru-RU"/>
+              </w:rPr>
+              <w:t>1</w:t>
+            </w:r>
+          </w:p>
+        </w:tc>
+        <w:tc>
+          <w:tcPr>
+            <w:tcW w:w="0" w:type="auto"/>
+            <w:tcBorders>
+              <w:top w:val="single" w:sz="6" w:space="0" w:color="836A41"/>
+              <w:left w:val="single" w:sz="6" w:space="0" w:color="836A41"/>
+              <w:bottom w:val="single" w:sz="6" w:space="0" w:color="836A41"/>
+              <w:right w:val="single" w:sz="6" w:space="0" w:color="836A41"/>
+            </w:tcBorders>
+            <w:shd w:val="clear" w:color="auto" w:fill="E1D8AA"/>
+            <w:tcMar>
+              <w:top w:w="60" w:type="dxa"/>
+              <w:left w:w="135" w:type="dxa"/>
+              <w:bottom w:w="60" w:type="dxa"/>
+              <w:right w:w="135" w:type="dxa"/>
+            </w:tcMar>
+            <w:vAlign w:val="center"/>
+          </w:tcPr>
+          <w:p>
+            <w:pPr>
+              <w:spacing w:before="150" w:after="150" w:line="240" w:lineRule="auto"/>
+              <w:rPr>
+                <w:rFonts w:ascii="Helvetica" w:eastAsia="Times New Roman" w:hAnsi="Helvetica" w:cs="Times New Roman"/>
+                <w:color w:val="333333"/>
+                <w:sz w:val="21"/>
+                <w:szCs w:val="21"/>
+                <w:lang w:val="en-US" w:eastAsia="ru-RU"/>
+              </w:rPr>
+            </w:pPr>
+            <w:r>
+              <w:rPr>
+                <w:rFonts w:ascii="Helvetica" w:eastAsia="Times New Roman" w:hAnsi="Helvetica" w:cs="Times New Roman"/>
+                <w:color w:val="333333"/>
+                <w:sz w:val="21"/>
+                <w:szCs w:val="21"/>
+                <w:lang w:val="en-US" w:eastAsia="ru-RU"/>
+              </w:rPr>
+              <w:t>1</w:t>
+            </w:r>
+          </w:p>
+        </w:tc>
+        <w:tc>
+          <w:tcPr>
+            <w:tcW w:w="0" w:type="auto"/>
+            <w:tcBorders>
+              <w:top w:val="single" w:sz="6" w:space="0" w:color="836A41"/>
+              <w:left w:val="single" w:sz="6" w:space="0" w:color="836A41"/>
+              <w:bottom w:val="single" w:sz="6" w:space="0" w:color="836A41"/>
+              <w:right w:val="single" w:sz="6" w:space="0" w:color="836A41"/>
+            </w:tcBorders>
+            <w:shd w:val="clear" w:color="auto" w:fill="E1D8AA"/>
+            <w:tcMar>
+              <w:top w:w="60" w:type="dxa"/>
+              <w:left w:w="135" w:type="dxa"/>
+              <w:bottom w:w="60" w:type="dxa"/>
+              <w:right w:w="135" w:type="dxa"/>
+            </w:tcMar>
+            <w:vAlign w:val="center"/>
+          </w:tcPr>
+          <w:p>
+            <w:pPr>
+              <w:spacing w:before="150" w:after="150" w:line="240" w:lineRule="auto"/>
+              <w:rPr>
+                <w:rFonts w:ascii="Helvetica" w:eastAsia="Times New Roman" w:hAnsi="Helvetica" w:cs="Times New Roman"/>
+                <w:color w:val="333333"/>
+                <w:sz w:val="21"/>
+                <w:szCs w:val="21"/>
+                <w:lang w:val="en-US" w:eastAsia="ru-RU"/>
+              </w:rPr>
+            </w:pPr>
+            <w:r>
+              <w:rPr>
+                <w:rFonts w:ascii="Helvetica" w:eastAsia="Times New Roman" w:hAnsi="Helvetica" w:cs="Times New Roman"/>
+                <w:color w:val="333333"/>
+                <w:sz w:val="21"/>
+                <w:szCs w:val="21"/>
+                <w:lang w:val="en-US" w:eastAsia="ru-RU"/>
+              </w:rPr>
+              <w:t>1</w:t>
+            </w:r>
+          </w:p>
+        </w:tc>
+        <w:tc>
+          <w:tcPr>
+            <w:tcW w:w="0" w:type="auto"/>
+            <w:tcBorders>
+              <w:top w:val="single" w:sz="6" w:space="0" w:color="836A41"/>
+              <w:left w:val="single" w:sz="6" w:space="0" w:color="836A41"/>
+              <w:bottom w:val="single" w:sz="6" w:space="0" w:color="836A41"/>
+              <w:right w:val="single" w:sz="6" w:space="0" w:color="836A41"/>
+            </w:tcBorders>
+            <w:shd w:val="clear" w:color="auto" w:fill="E1D8AA"/>
+            <w:tcMar>
+              <w:top w:w="60" w:type="dxa"/>
+              <w:left w:w="135" w:type="dxa"/>
+              <w:bottom w:w="60" w:type="dxa"/>
+              <w:right w:w="135" w:type="dxa"/>
+            </w:tcMar>
+            <w:vAlign w:val="center"/>
+          </w:tcPr>
+          <w:p>
+            <w:pPr>
+              <w:spacing w:before="150" w:after="150" w:line="240" w:lineRule="auto"/>
+              <w:rPr>
+                <w:rFonts w:ascii="Helvetica" w:eastAsia="Times New Roman" w:hAnsi="Helvetica" w:cs="Times New Roman"/>
+                <w:color w:val="333333"/>
+                <w:sz w:val="21"/>
+                <w:szCs w:val="21"/>
+                <w:lang w:val="en-US" w:eastAsia="ru-RU"/>
+              </w:rPr>
+            </w:pPr>
+            <w:r>
+              <w:rPr>
+                <w:rFonts w:ascii="Helvetica" w:eastAsia="Times New Roman" w:hAnsi="Helvetica" w:cs="Times New Roman"/>
+                <w:color w:val="333333"/>
+                <w:sz w:val="21"/>
+                <w:szCs w:val="21"/>
+                <w:lang w:val="en-US" w:eastAsia="ru-RU"/>
+              </w:rPr>
+              <w:t>0</w:t>
+            </w:r>
+          </w:p>
+        </w:tc>
+        <w:tc>
+          <w:tcPr>
+            <w:tcW w:w="0" w:type="auto"/>
+            <w:tcBorders>
+              <w:top w:val="single" w:sz="6" w:space="0" w:color="836A41"/>
+              <w:left w:val="single" w:sz="6" w:space="0" w:color="836A41"/>
+              <w:bottom w:val="single" w:sz="6" w:space="0" w:color="836A41"/>
+              <w:right w:val="single" w:sz="6" w:space="0" w:color="836A41"/>
+            </w:tcBorders>
+            <w:shd w:val="clear" w:color="auto" w:fill="E1D8AA"/>
+            <w:tcMar>
+              <w:top w:w="60" w:type="dxa"/>
+              <w:left w:w="135" w:type="dxa"/>
+              <w:bottom w:w="60" w:type="dxa"/>
+              <w:right w:w="135" w:type="dxa"/>
+            </w:tcMar>
+            <w:vAlign w:val="center"/>
+          </w:tcPr>
+          <w:p>
+            <w:pPr>
+              <w:spacing w:before="150" w:after="150" w:line="240" w:lineRule="auto"/>
+              <w:rPr>
+                <w:rFonts w:ascii="Helvetica" w:eastAsia="Times New Roman" w:hAnsi="Helvetica" w:cs="Times New Roman"/>
+                <w:color w:val="333333"/>
+                <w:sz w:val="21"/>
+                <w:szCs w:val="21"/>
+                <w:lang w:val="en-US" w:eastAsia="ru-RU"/>
+              </w:rPr>
+            </w:pPr>
+            <w:r>
+              <w:rPr>
+                <w:rFonts w:ascii="Helvetica" w:eastAsia="Times New Roman" w:hAnsi="Helvetica" w:cs="Times New Roman"/>
+                <w:color w:val="333333"/>
+                <w:sz w:val="21"/>
+                <w:szCs w:val="21"/>
+                <w:lang w:val="en-US" w:eastAsia="ru-RU"/>
+              </w:rPr>
+              <w:t>1</w:t>
+            </w:r>
+          </w:p>
+        </w:tc>
+        <w:tc>
+          <w:tcPr>
+            <w:tcW w:w="0" w:type="auto"/>
+            <w:tcBorders>
+              <w:top w:val="single" w:sz="6" w:space="0" w:color="836A41"/>
+              <w:left w:val="single" w:sz="6" w:space="0" w:color="836A41"/>
+              <w:bottom w:val="single" w:sz="6" w:space="0" w:color="836A41"/>
+              <w:right w:val="single" w:sz="6" w:space="0" w:color="836A41"/>
+            </w:tcBorders>
+            <w:shd w:val="clear" w:color="auto" w:fill="E1D8AA"/>
+            <w:tcMar>
+              <w:top w:w="60" w:type="dxa"/>
+              <w:left w:w="135" w:type="dxa"/>
+              <w:bottom w:w="60" w:type="dxa"/>
+              <w:right w:w="135" w:type="dxa"/>
+            </w:tcMar>
+            <w:vAlign w:val="center"/>
+          </w:tcPr>
+          <w:p>
+            <w:pPr>
+              <w:spacing w:before="150" w:after="150" w:line="240" w:lineRule="auto"/>
+              <w:rPr>
+                <w:rFonts w:ascii="Helvetica" w:eastAsia="Times New Roman" w:hAnsi="Helvetica" w:cs="Times New Roman"/>
+                <w:color w:val="333333"/>
+                <w:sz w:val="21"/>
+                <w:szCs w:val="21"/>
+                <w:lang w:val="en-US" w:eastAsia="ru-RU"/>
+              </w:rPr>
+            </w:pPr>
+            <w:r>
+              <w:rPr>
+                <w:rFonts w:ascii="Helvetica" w:eastAsia="Times New Roman" w:hAnsi="Helvetica" w:cs="Times New Roman"/>
+                <w:color w:val="333333"/>
+                <w:sz w:val="21"/>
+                <w:szCs w:val="21"/>
+                <w:lang w:val="en-US" w:eastAsia="ru-RU"/>
+              </w:rPr>
+              <w:t>0</w:t>
+            </w:r>
+          </w:p>
+        </w:tc>
+        <w:tc>
+          <w:tcPr>
+            <w:tcW w:w="0" w:type="auto"/>
+            <w:tcBorders>
+              <w:top w:val="single" w:sz="6" w:space="0" w:color="836A41"/>
+              <w:left w:val="single" w:sz="6" w:space="0" w:color="836A41"/>
+              <w:bottom w:val="single" w:sz="6" w:space="0" w:color="836A41"/>
+              <w:right w:val="single" w:sz="6" w:space="0" w:color="836A41"/>
+            </w:tcBorders>
+            <w:shd w:val="clear" w:color="auto" w:fill="E1D8AA"/>
+            <w:tcMar>
+              <w:top w:w="60" w:type="dxa"/>
+              <w:left w:w="135" w:type="dxa"/>
+              <w:bottom w:w="60" w:type="dxa"/>
+              <w:right w:w="135" w:type="dxa"/>
+            </w:tcMar>
+            <w:vAlign w:val="center"/>
+          </w:tcPr>
+          <w:p>
+            <w:pPr>
+              <w:spacing w:before="150" w:after="150" w:line="240" w:lineRule="auto"/>
+              <w:rPr>
+                <w:rFonts w:ascii="Helvetica" w:eastAsia="Times New Roman" w:hAnsi="Helvetica" w:cs="Times New Roman"/>
+                <w:color w:val="333333"/>
+                <w:sz w:val="21"/>
+                <w:szCs w:val="21"/>
+                <w:lang w:val="en-US" w:eastAsia="ru-RU"/>
+              </w:rPr>
+            </w:pPr>
+            <w:r>
+              <w:rPr>
+                <w:rFonts w:ascii="Helvetica" w:eastAsia="Times New Roman" w:hAnsi="Helvetica" w:cs="Times New Roman"/>
+                <w:color w:val="333333"/>
+                <w:sz w:val="21"/>
+                <w:szCs w:val="21"/>
+                <w:lang w:val="en-US" w:eastAsia="ru-RU"/>
+              </w:rPr>
+              <w:t>1</w:t>
+            </w:r>
+          </w:p>
+        </w:tc>
+        <w:tc>
+          <w:tcPr>
+            <w:tcW w:w="0" w:type="auto"/>
+            <w:tcBorders>
+              <w:top w:val="single" w:sz="6" w:space="0" w:color="836A41"/>
+              <w:left w:val="single" w:sz="6" w:space="0" w:color="836A41"/>
+              <w:bottom w:val="single" w:sz="6" w:space="0" w:color="836A41"/>
+              <w:right w:val="single" w:sz="6" w:space="0" w:color="836A41"/>
+            </w:tcBorders>
+            <w:shd w:val="clear" w:color="auto" w:fill="E1D8AA"/>
+            <w:tcMar>
+              <w:top w:w="60" w:type="dxa"/>
+              <w:left w:w="135" w:type="dxa"/>
+              <w:bottom w:w="60" w:type="dxa"/>
+              <w:right w:w="135" w:type="dxa"/>
+            </w:tcMar>
+            <w:vAlign w:val="center"/>
+          </w:tcPr>
+          <w:p>
+            <w:pPr>
+              <w:spacing w:before="150" w:after="150" w:line="240" w:lineRule="auto"/>
+              <w:rPr>
+                <w:rFonts w:ascii="Helvetica" w:eastAsia="Times New Roman" w:hAnsi="Helvetica" w:cs="Times New Roman"/>
+                <w:color w:val="333333"/>
+                <w:sz w:val="21"/>
+                <w:szCs w:val="21"/>
+                <w:lang w:val="en-US" w:eastAsia="ru-RU"/>
+              </w:rPr>
+            </w:pPr>
+            <w:r>
+              <w:rPr>
+                <w:rFonts w:ascii="Helvetica" w:eastAsia="Times New Roman" w:hAnsi="Helvetica" w:cs="Times New Roman"/>
+                <w:color w:val="333333"/>
+                <w:sz w:val="21"/>
+                <w:szCs w:val="21"/>
+                <w:lang w:val="en-US" w:eastAsia="ru-RU"/>
+              </w:rPr>
+              <w:t>1</w:t>
+            </w:r>
+          </w:p>
+        </w:tc>
+        <w:tc>
+          <w:tcPr>
+            <w:tcW w:w="0" w:type="auto"/>
+            <w:tcBorders>
+              <w:top w:val="single" w:sz="6" w:space="0" w:color="836A41"/>
+              <w:left w:val="single" w:sz="6" w:space="0" w:color="836A41"/>
+              <w:bottom w:val="single" w:sz="6" w:space="0" w:color="836A41"/>
+              <w:right w:val="single" w:sz="6" w:space="0" w:color="836A41"/>
+            </w:tcBorders>
+            <w:shd w:val="clear" w:color="auto" w:fill="E1D8AA"/>
+            <w:tcMar>
+              <w:top w:w="60" w:type="dxa"/>
+              <w:left w:w="135" w:type="dxa"/>
+              <w:bottom w:w="60" w:type="dxa"/>
+              <w:right w:w="135" w:type="dxa"/>
+            </w:tcMar>
+            <w:vAlign w:val="center"/>
+          </w:tcPr>
+          <w:p>
+            <w:pPr>
+              <w:spacing w:before="150" w:after="150" w:line="240" w:lineRule="auto"/>
+              <w:rPr>
+                <w:rFonts w:ascii="Helvetica" w:eastAsia="Times New Roman" w:hAnsi="Helvetica" w:cs="Times New Roman"/>
+                <w:color w:val="333333"/>
+                <w:sz w:val="21"/>
+                <w:szCs w:val="21"/>
+                <w:lang w:val="en-US" w:eastAsia="ru-RU"/>
+              </w:rPr>
+            </w:pPr>
+            <w:r>
+              <w:rPr>
+                <w:rFonts w:ascii="Helvetica" w:eastAsia="Times New Roman" w:hAnsi="Helvetica" w:cs="Times New Roman"/>
+                <w:color w:val="333333"/>
+                <w:sz w:val="21"/>
+                <w:szCs w:val="21"/>
+                <w:lang w:val="en-US" w:eastAsia="ru-RU"/>
+              </w:rPr>
+              <w:t>1</w:t>
+            </w:r>
+          </w:p>
+        </w:tc>
+        <w:tc>
+          <w:tcPr>
+            <w:tcW w:w="0" w:type="auto"/>
+            <w:tcBorders>
+              <w:top w:val="single" w:sz="6" w:space="0" w:color="836A41"/>
+              <w:left w:val="single" w:sz="6" w:space="0" w:color="836A41"/>
+              <w:bottom w:val="single" w:sz="6" w:space="0" w:color="836A41"/>
+              <w:right w:val="single" w:sz="6" w:space="0" w:color="836A41"/>
+            </w:tcBorders>
+            <w:shd w:val="clear" w:color="auto" w:fill="E1D8AA"/>
+            <w:tcMar>
+              <w:top w:w="60" w:type="dxa"/>
+              <w:left w:w="135" w:type="dxa"/>
+              <w:bottom w:w="60" w:type="dxa"/>
+              <w:right w:w="135" w:type="dxa"/>
+            </w:tcMar>
+            <w:vAlign w:val="center"/>
+          </w:tcPr>
+          <w:p>
+            <w:pPr>
+              <w:spacing w:before="150" w:after="150" w:line="240" w:lineRule="auto"/>
+              <w:rPr>
+                <w:rFonts w:ascii="Helvetica" w:eastAsia="Times New Roman" w:hAnsi="Helvetica" w:cs="Times New Roman"/>
+                <w:color w:val="333333"/>
+                <w:sz w:val="21"/>
+                <w:szCs w:val="21"/>
+                <w:lang w:val="en-US" w:eastAsia="ru-RU"/>
+              </w:rPr>
+            </w:pPr>
+            <w:r>
+              <w:rPr>
+                <w:rFonts w:ascii="Helvetica" w:eastAsia="Times New Roman" w:hAnsi="Helvetica" w:cs="Times New Roman"/>
+                <w:color w:val="333333"/>
+                <w:sz w:val="21"/>
+                <w:szCs w:val="21"/>
+                <w:lang w:val="en-US" w:eastAsia="ru-RU"/>
+              </w:rPr>
+              <w:t>0</w:t>
+            </w:r>
+          </w:p>
+        </w:tc>
+        <w:tc>
+          <w:tcPr>
+            <w:tcW w:w="0" w:type="auto"/>
+            <w:tcBorders>
+              <w:top w:val="single" w:sz="6" w:space="0" w:color="836A41"/>
+              <w:left w:val="single" w:sz="6" w:space="0" w:color="836A41"/>
+              <w:bottom w:val="single" w:sz="6" w:space="0" w:color="836A41"/>
+              <w:right w:val="single" w:sz="6" w:space="0" w:color="836A41"/>
+            </w:tcBorders>
+            <w:shd w:val="clear" w:color="auto" w:fill="E1D8AA"/>
+            <w:tcMar>
+              <w:top w:w="60" w:type="dxa"/>
+              <w:left w:w="135" w:type="dxa"/>
+              <w:bottom w:w="60" w:type="dxa"/>
+              <w:right w:w="135" w:type="dxa"/>
+            </w:tcMar>
+            <w:vAlign w:val="center"/>
+          </w:tcPr>
+          <w:p>
+            <w:pPr>
+              <w:spacing w:before="150" w:after="150" w:line="240" w:lineRule="auto"/>
+              <w:rPr>
+                <w:rFonts w:ascii="Helvetica" w:eastAsia="Times New Roman" w:hAnsi="Helvetica" w:cs="Times New Roman"/>
+                <w:color w:val="333333"/>
+                <w:sz w:val="21"/>
+                <w:szCs w:val="21"/>
+                <w:lang w:val="en-US" w:eastAsia="ru-RU"/>
+              </w:rPr>
+            </w:pPr>
+            <w:r>
+              <w:rPr>
+                <w:rFonts w:ascii="Helvetica" w:eastAsia="Times New Roman" w:hAnsi="Helvetica" w:cs="Times New Roman"/>
+                <w:color w:val="333333"/>
+                <w:sz w:val="21"/>
+                <w:szCs w:val="21"/>
+                <w:lang w:val="en-US" w:eastAsia="ru-RU"/>
+              </w:rPr>
+              <w:t>1</w:t>
+            </w:r>
+          </w:p>
+        </w:tc>
+      </w:tr>
+      <w:tr>
+        <w:tc>
+          <w:tcPr>
+            <w:tcW w:w="0" w:type="auto"/>
+            <w:tcBorders>
+              <w:top w:val="single" w:sz="6" w:space="0" w:color="836A41"/>
+              <w:left w:val="single" w:sz="6" w:space="0" w:color="836A41"/>
+              <w:bottom w:val="single" w:sz="6" w:space="0" w:color="836A41"/>
+              <w:right w:val="single" w:sz="6" w:space="0" w:color="836A41"/>
+            </w:tcBorders>
+            <w:shd w:val="clear" w:color="auto" w:fill="E1D8AA"/>
+            <w:tcMar>
+              <w:top w:w="60" w:type="dxa"/>
+              <w:left w:w="135" w:type="dxa"/>
+              <w:bottom w:w="60" w:type="dxa"/>
+              <w:right w:w="135" w:type="dxa"/>
+            </w:tcMar>
+            <w:vAlign w:val="center"/>
+          </w:tcPr>
+          <w:p>
+            <w:pPr>
+              <w:spacing w:before="150" w:after="150" w:line="240" w:lineRule="auto"/>
+              <w:rPr>
+                <w:rFonts w:ascii="Helvetica" w:eastAsia="Times New Roman" w:hAnsi="Helvetica" w:cs="Times New Roman"/>
+                <w:bCs/>
+                <w:color w:val="333333"/>
+                <w:sz w:val="21"/>
+                <w:szCs w:val="21"/>
+                <w:lang w:val="en-US" w:eastAsia="ru-RU"/>
+              </w:rPr>
+            </w:pPr>
+            <w:r>
+              <w:rPr>
+                <w:rFonts w:ascii="Helvetica" w:eastAsia="Times New Roman" w:hAnsi="Helvetica" w:cs="Times New Roman"/>
+                <w:bCs/>
+                <w:color w:val="333333"/>
+                <w:sz w:val="21"/>
+                <w:szCs w:val="21"/>
+                <w:lang w:val="en-US" w:eastAsia="ru-RU"/>
+              </w:rPr>
+              <w:t>f</w:t>
+            </w:r>
+          </w:p>
+        </w:tc>
+        <w:tc>
+          <w:tcPr>
+            <w:tcW w:w="0" w:type="auto"/>
+            <w:tcBorders>
+              <w:top w:val="single" w:sz="6" w:space="0" w:color="836A41"/>
+              <w:left w:val="single" w:sz="6" w:space="0" w:color="836A41"/>
+              <w:bottom w:val="single" w:sz="6" w:space="0" w:color="836A41"/>
+              <w:right w:val="single" w:sz="6" w:space="0" w:color="836A41"/>
+            </w:tcBorders>
+            <w:shd w:val="clear" w:color="auto" w:fill="E1D8AA"/>
+            <w:tcMar>
+              <w:top w:w="60" w:type="dxa"/>
+              <w:left w:w="135" w:type="dxa"/>
+              <w:bottom w:w="60" w:type="dxa"/>
+              <w:right w:w="135" w:type="dxa"/>
+            </w:tcMar>
+            <w:vAlign w:val="center"/>
+          </w:tcPr>
+          <w:p>
+            <w:pPr>
+              <w:spacing w:before="150" w:after="150" w:line="240" w:lineRule="auto"/>
+              <w:rPr>
+                <w:rFonts w:ascii="Helvetica" w:eastAsia="Times New Roman" w:hAnsi="Helvetica" w:cs="Times New Roman"/>
+                <w:color w:val="333333"/>
+                <w:sz w:val="21"/>
+                <w:szCs w:val="21"/>
+                <w:lang w:val="en-US" w:eastAsia="ru-RU"/>
+              </w:rPr>
+            </w:pPr>
+            <w:r>
+              <w:rPr>
+                <w:rFonts w:ascii="Helvetica" w:eastAsia="Times New Roman" w:hAnsi="Helvetica" w:cs="Times New Roman"/>
+                <w:color w:val="333333"/>
+                <w:sz w:val="21"/>
+                <w:szCs w:val="21"/>
+                <w:lang w:val="en-US" w:eastAsia="ru-RU"/>
+              </w:rPr>
+              <w:t>1</w:t>
+            </w:r>
+          </w:p>
+        </w:tc>
+        <w:tc>
+          <w:tcPr>
+            <w:tcW w:w="0" w:type="auto"/>
+            <w:tcBorders>
+              <w:top w:val="single" w:sz="6" w:space="0" w:color="836A41"/>
+              <w:left w:val="single" w:sz="6" w:space="0" w:color="836A41"/>
+              <w:bottom w:val="single" w:sz="6" w:space="0" w:color="836A41"/>
+              <w:right w:val="single" w:sz="6" w:space="0" w:color="836A41"/>
+            </w:tcBorders>
+            <w:shd w:val="clear" w:color="auto" w:fill="E1D8AA"/>
+            <w:tcMar>
+              <w:top w:w="60" w:type="dxa"/>
+              <w:left w:w="135" w:type="dxa"/>
+              <w:bottom w:w="60" w:type="dxa"/>
+              <w:right w:w="135" w:type="dxa"/>
+            </w:tcMar>
+            <w:vAlign w:val="center"/>
+          </w:tcPr>
+          <w:p>
+            <w:pPr>
+              <w:spacing w:before="150" w:after="150" w:line="240" w:lineRule="auto"/>
+              <w:rPr>
+                <w:rFonts w:ascii="Helvetica" w:eastAsia="Times New Roman" w:hAnsi="Helvetica" w:cs="Times New Roman"/>
+                <w:color w:val="333333"/>
+                <w:sz w:val="21"/>
+                <w:szCs w:val="21"/>
+                <w:lang w:val="en-US" w:eastAsia="ru-RU"/>
+              </w:rPr>
+            </w:pPr>
+            <w:r>
+              <w:rPr>
+                <w:rFonts w:ascii="Helvetica" w:eastAsia="Times New Roman" w:hAnsi="Helvetica" w:cs="Times New Roman"/>
+                <w:color w:val="333333"/>
+                <w:sz w:val="21"/>
+                <w:szCs w:val="21"/>
+                <w:lang w:val="en-US" w:eastAsia="ru-RU"/>
+              </w:rPr>
+              <w:t>1</w:t>
+            </w:r>
+          </w:p>
+        </w:tc>
+        <w:tc>
+          <w:tcPr>
+            <w:tcW w:w="0" w:type="auto"/>
+            <w:tcBorders>
+              <w:top w:val="single" w:sz="6" w:space="0" w:color="836A41"/>
+              <w:left w:val="single" w:sz="6" w:space="0" w:color="836A41"/>
+              <w:bottom w:val="single" w:sz="6" w:space="0" w:color="836A41"/>
+              <w:right w:val="single" w:sz="6" w:space="0" w:color="836A41"/>
+            </w:tcBorders>
+            <w:shd w:val="clear" w:color="auto" w:fill="E1D8AA"/>
+            <w:tcMar>
+              <w:top w:w="60" w:type="dxa"/>
+              <w:left w:w="135" w:type="dxa"/>
+              <w:bottom w:w="60" w:type="dxa"/>
+              <w:right w:w="135" w:type="dxa"/>
+            </w:tcMar>
+            <w:vAlign w:val="center"/>
+          </w:tcPr>
+          <w:p>
+            <w:pPr>
+              <w:spacing w:before="150" w:after="150" w:line="240" w:lineRule="auto"/>
+              <w:rPr>
+                <w:rFonts w:ascii="Helvetica" w:eastAsia="Times New Roman" w:hAnsi="Helvetica" w:cs="Times New Roman"/>
+                <w:color w:val="333333"/>
+                <w:sz w:val="21"/>
+                <w:szCs w:val="21"/>
+                <w:lang w:val="en-US" w:eastAsia="ru-RU"/>
+              </w:rPr>
+            </w:pPr>
+            <w:r>
+              <w:rPr>
+                <w:rFonts w:ascii="Helvetica" w:eastAsia="Times New Roman" w:hAnsi="Helvetica" w:cs="Times New Roman"/>
+                <w:color w:val="333333"/>
+                <w:sz w:val="21"/>
+                <w:szCs w:val="21"/>
+                <w:lang w:val="en-US" w:eastAsia="ru-RU"/>
+              </w:rPr>
+              <w:t>1</w:t>
+            </w:r>
+          </w:p>
+        </w:tc>
+        <w:tc>
+          <w:tcPr>
+            <w:tcW w:w="0" w:type="auto"/>
+            <w:tcBorders>
+              <w:top w:val="single" w:sz="6" w:space="0" w:color="836A41"/>
+              <w:left w:val="single" w:sz="6" w:space="0" w:color="836A41"/>
+              <w:bottom w:val="single" w:sz="6" w:space="0" w:color="836A41"/>
+              <w:right w:val="single" w:sz="6" w:space="0" w:color="836A41"/>
+            </w:tcBorders>
+            <w:shd w:val="clear" w:color="auto" w:fill="E1D8AA"/>
+            <w:tcMar>
+              <w:top w:w="60" w:type="dxa"/>
+              <w:left w:w="135" w:type="dxa"/>
+              <w:bottom w:w="60" w:type="dxa"/>
+              <w:right w:w="135" w:type="dxa"/>
+            </w:tcMar>
+            <w:vAlign w:val="center"/>
+          </w:tcPr>
+          <w:p>
+            <w:pPr>
+              <w:spacing w:before="150" w:after="150" w:line="240" w:lineRule="auto"/>
+              <w:rPr>
+                <w:rFonts w:ascii="Helvetica" w:eastAsia="Times New Roman" w:hAnsi="Helvetica" w:cs="Times New Roman"/>
+                <w:color w:val="333333"/>
+                <w:sz w:val="21"/>
+                <w:szCs w:val="21"/>
+                <w:lang w:val="en-US" w:eastAsia="ru-RU"/>
+              </w:rPr>
+            </w:pPr>
+            <w:r>
+              <w:rPr>
+                <w:rFonts w:ascii="Helvetica" w:eastAsia="Times New Roman" w:hAnsi="Helvetica" w:cs="Times New Roman"/>
+                <w:color w:val="333333"/>
+                <w:sz w:val="21"/>
+                <w:szCs w:val="21"/>
+                <w:lang w:val="en-US" w:eastAsia="ru-RU"/>
+              </w:rPr>
+              <w:t>1</w:t>
+            </w:r>
+          </w:p>
+        </w:tc>
+        <w:tc>
+          <w:tcPr>
+            <w:tcW w:w="0" w:type="auto"/>
+            <w:tcBorders>
+              <w:top w:val="single" w:sz="6" w:space="0" w:color="836A41"/>
+              <w:left w:val="single" w:sz="6" w:space="0" w:color="836A41"/>
+              <w:bottom w:val="single" w:sz="6" w:space="0" w:color="836A41"/>
+              <w:right w:val="single" w:sz="6" w:space="0" w:color="836A41"/>
+            </w:tcBorders>
+            <w:shd w:val="clear" w:color="auto" w:fill="E1D8AA"/>
+            <w:tcMar>
+              <w:top w:w="60" w:type="dxa"/>
+              <w:left w:w="135" w:type="dxa"/>
+              <w:bottom w:w="60" w:type="dxa"/>
+              <w:right w:w="135" w:type="dxa"/>
+            </w:tcMar>
+            <w:vAlign w:val="center"/>
+          </w:tcPr>
+          <w:p>
+            <w:pPr>
+              <w:spacing w:before="150" w:after="150" w:line="240" w:lineRule="auto"/>
+              <w:rPr>
+                <w:rFonts w:ascii="Helvetica" w:eastAsia="Times New Roman" w:hAnsi="Helvetica" w:cs="Times New Roman"/>
+                <w:color w:val="333333"/>
+                <w:sz w:val="21"/>
+                <w:szCs w:val="21"/>
+                <w:lang w:val="en-US" w:eastAsia="ru-RU"/>
+              </w:rPr>
+            </w:pPr>
+            <w:r>
+              <w:rPr>
+                <w:rFonts w:ascii="Helvetica" w:eastAsia="Times New Roman" w:hAnsi="Helvetica" w:cs="Times New Roman"/>
+                <w:color w:val="333333"/>
+                <w:sz w:val="21"/>
+                <w:szCs w:val="21"/>
+                <w:lang w:val="en-US" w:eastAsia="ru-RU"/>
+              </w:rPr>
+              <w:t>1</w:t>
+            </w:r>
+          </w:p>
+        </w:tc>
+        <w:tc>
+          <w:tcPr>
+            <w:tcW w:w="0" w:type="auto"/>
+            <w:tcBorders>
+              <w:top w:val="single" w:sz="6" w:space="0" w:color="836A41"/>
+              <w:left w:val="single" w:sz="6" w:space="0" w:color="836A41"/>
+              <w:bottom w:val="single" w:sz="6" w:space="0" w:color="836A41"/>
+              <w:right w:val="single" w:sz="6" w:space="0" w:color="836A41"/>
+            </w:tcBorders>
+            <w:shd w:val="clear" w:color="auto" w:fill="E1D8AA"/>
+            <w:tcMar>
+              <w:top w:w="60" w:type="dxa"/>
+              <w:left w:w="135" w:type="dxa"/>
+              <w:bottom w:w="60" w:type="dxa"/>
+              <w:right w:w="135" w:type="dxa"/>
+            </w:tcMar>
+            <w:vAlign w:val="center"/>
+          </w:tcPr>
+          <w:p>
+            <w:pPr>
+              <w:spacing w:before="150" w:after="150" w:line="240" w:lineRule="auto"/>
+              <w:rPr>
+                <w:rFonts w:ascii="Helvetica" w:eastAsia="Times New Roman" w:hAnsi="Helvetica" w:cs="Times New Roman"/>
+                <w:color w:val="333333"/>
+                <w:sz w:val="21"/>
+                <w:szCs w:val="21"/>
+                <w:lang w:val="en-US" w:eastAsia="ru-RU"/>
+              </w:rPr>
+            </w:pPr>
+            <w:r>
+              <w:rPr>
+                <w:rFonts w:ascii="Helvetica" w:eastAsia="Times New Roman" w:hAnsi="Helvetica" w:cs="Times New Roman"/>
+                <w:color w:val="333333"/>
+                <w:sz w:val="21"/>
+                <w:szCs w:val="21"/>
+                <w:lang w:val="en-US" w:eastAsia="ru-RU"/>
+              </w:rPr>
+              <w:t>0</w:t>
+            </w:r>
+          </w:p>
+        </w:tc>
+        <w:tc>
+          <w:tcPr>
+            <w:tcW w:w="0" w:type="auto"/>
+            <w:tcBorders>
+              <w:top w:val="single" w:sz="6" w:space="0" w:color="836A41"/>
+              <w:left w:val="single" w:sz="6" w:space="0" w:color="836A41"/>
+              <w:bottom w:val="single" w:sz="6" w:space="0" w:color="836A41"/>
+              <w:right w:val="single" w:sz="6" w:space="0" w:color="836A41"/>
+            </w:tcBorders>
+            <w:shd w:val="clear" w:color="auto" w:fill="E1D8AA"/>
+            <w:tcMar>
+              <w:top w:w="60" w:type="dxa"/>
+              <w:left w:w="135" w:type="dxa"/>
+              <w:bottom w:w="60" w:type="dxa"/>
+              <w:right w:w="135" w:type="dxa"/>
+            </w:tcMar>
+            <w:vAlign w:val="center"/>
+          </w:tcPr>
+          <w:p>
+            <w:pPr>
+              <w:spacing w:before="150" w:after="150" w:line="240" w:lineRule="auto"/>
+              <w:rPr>
+                <w:rFonts w:ascii="Helvetica" w:eastAsia="Times New Roman" w:hAnsi="Helvetica" w:cs="Times New Roman"/>
+                <w:color w:val="333333"/>
+                <w:sz w:val="21"/>
+                <w:szCs w:val="21"/>
+                <w:lang w:val="en-US" w:eastAsia="ru-RU"/>
+              </w:rPr>
+            </w:pPr>
+            <w:r>
+              <w:rPr>
+                <w:rFonts w:ascii="Helvetica" w:eastAsia="Times New Roman" w:hAnsi="Helvetica" w:cs="Times New Roman"/>
+                <w:color w:val="333333"/>
+                <w:sz w:val="21"/>
+                <w:szCs w:val="21"/>
+                <w:lang w:val="en-US" w:eastAsia="ru-RU"/>
+              </w:rPr>
+              <w:t>1</w:t>
+            </w:r>
+          </w:p>
+        </w:tc>
+        <w:tc>
+          <w:tcPr>
+            <w:tcW w:w="0" w:type="auto"/>
+            <w:tcBorders>
+              <w:top w:val="single" w:sz="6" w:space="0" w:color="836A41"/>
+              <w:left w:val="single" w:sz="6" w:space="0" w:color="836A41"/>
+              <w:bottom w:val="single" w:sz="6" w:space="0" w:color="836A41"/>
+              <w:right w:val="single" w:sz="6" w:space="0" w:color="836A41"/>
+            </w:tcBorders>
+            <w:shd w:val="clear" w:color="auto" w:fill="E1D8AA"/>
+            <w:tcMar>
+              <w:top w:w="60" w:type="dxa"/>
+              <w:left w:w="135" w:type="dxa"/>
+              <w:bottom w:w="60" w:type="dxa"/>
+              <w:right w:w="135" w:type="dxa"/>
+            </w:tcMar>
+            <w:vAlign w:val="center"/>
+          </w:tcPr>
+          <w:p>
+            <w:pPr>
+              <w:spacing w:before="150" w:after="150" w:line="240" w:lineRule="auto"/>
+              <w:rPr>
+                <w:rFonts w:ascii="Helvetica" w:eastAsia="Times New Roman" w:hAnsi="Helvetica" w:cs="Times New Roman"/>
+                <w:color w:val="333333"/>
+                <w:sz w:val="21"/>
+                <w:szCs w:val="21"/>
+                <w:lang w:val="en-US" w:eastAsia="ru-RU"/>
+              </w:rPr>
+            </w:pPr>
+            <w:r>
+              <w:rPr>
+                <w:rFonts w:ascii="Helvetica" w:eastAsia="Times New Roman" w:hAnsi="Helvetica" w:cs="Times New Roman"/>
+                <w:color w:val="333333"/>
+                <w:sz w:val="21"/>
+                <w:szCs w:val="21"/>
+                <w:lang w:val="en-US" w:eastAsia="ru-RU"/>
+              </w:rPr>
+              <w:t>0</w:t>
+            </w:r>
+          </w:p>
+        </w:tc>
+        <w:tc>
+          <w:tcPr>
+            <w:tcW w:w="0" w:type="auto"/>
+            <w:tcBorders>
+              <w:top w:val="single" w:sz="6" w:space="0" w:color="836A41"/>
+              <w:left w:val="single" w:sz="6" w:space="0" w:color="836A41"/>
+              <w:bottom w:val="single" w:sz="6" w:space="0" w:color="836A41"/>
+              <w:right w:val="single" w:sz="6" w:space="0" w:color="836A41"/>
+            </w:tcBorders>
+            <w:shd w:val="clear" w:color="auto" w:fill="E1D8AA"/>
+            <w:tcMar>
+              <w:top w:w="60" w:type="dxa"/>
+              <w:left w:w="135" w:type="dxa"/>
+              <w:bottom w:w="60" w:type="dxa"/>
+              <w:right w:w="135" w:type="dxa"/>
+            </w:tcMar>
+            <w:vAlign w:val="center"/>
+          </w:tcPr>
+          <w:p>
+            <w:pPr>
+              <w:spacing w:before="150" w:after="150" w:line="240" w:lineRule="auto"/>
+              <w:rPr>
+                <w:rFonts w:ascii="Helvetica" w:eastAsia="Times New Roman" w:hAnsi="Helvetica" w:cs="Times New Roman"/>
+                <w:color w:val="333333"/>
+                <w:sz w:val="21"/>
+                <w:szCs w:val="21"/>
+                <w:lang w:val="en-US" w:eastAsia="ru-RU"/>
+              </w:rPr>
+            </w:pPr>
+            <w:r>
+              <w:rPr>
+                <w:rFonts w:ascii="Helvetica" w:eastAsia="Times New Roman" w:hAnsi="Helvetica" w:cs="Times New Roman"/>
+                <w:color w:val="333333"/>
+                <w:sz w:val="21"/>
+                <w:szCs w:val="21"/>
+                <w:lang w:val="en-US" w:eastAsia="ru-RU"/>
+              </w:rPr>
+              <w:t>1</w:t>
+            </w:r>
+          </w:p>
+        </w:tc>
+        <w:tc>
+          <w:tcPr>
+            <w:tcW w:w="0" w:type="auto"/>
+            <w:tcBorders>
+              <w:top w:val="single" w:sz="6" w:space="0" w:color="836A41"/>
+              <w:left w:val="single" w:sz="6" w:space="0" w:color="836A41"/>
+              <w:bottom w:val="single" w:sz="6" w:space="0" w:color="836A41"/>
+              <w:right w:val="single" w:sz="6" w:space="0" w:color="836A41"/>
+            </w:tcBorders>
+            <w:shd w:val="clear" w:color="auto" w:fill="E1D8AA"/>
+            <w:tcMar>
+              <w:top w:w="60" w:type="dxa"/>
+              <w:left w:w="135" w:type="dxa"/>
+              <w:bottom w:w="60" w:type="dxa"/>
+              <w:right w:w="135" w:type="dxa"/>
+            </w:tcMar>
+            <w:vAlign w:val="center"/>
+          </w:tcPr>
+          <w:p>
+            <w:pPr>
+              <w:spacing w:before="150" w:after="150" w:line="240" w:lineRule="auto"/>
+              <w:rPr>
+                <w:rFonts w:ascii="Helvetica" w:eastAsia="Times New Roman" w:hAnsi="Helvetica" w:cs="Times New Roman"/>
+                <w:color w:val="333333"/>
+                <w:sz w:val="21"/>
+                <w:szCs w:val="21"/>
+                <w:lang w:val="en-US" w:eastAsia="ru-RU"/>
+              </w:rPr>
+            </w:pPr>
+            <w:r>
+              <w:rPr>
+                <w:rFonts w:ascii="Helvetica" w:eastAsia="Times New Roman" w:hAnsi="Helvetica" w:cs="Times New Roman"/>
+                <w:color w:val="333333"/>
+                <w:sz w:val="21"/>
+                <w:szCs w:val="21"/>
+                <w:lang w:val="en-US" w:eastAsia="ru-RU"/>
+              </w:rPr>
+              <w:t>0</w:t>
+            </w:r>
+          </w:p>
+        </w:tc>
+        <w:tc>
+          <w:tcPr>
+            <w:tcW w:w="0" w:type="auto"/>
+            <w:tcBorders>
+              <w:top w:val="single" w:sz="6" w:space="0" w:color="836A41"/>
+              <w:left w:val="single" w:sz="6" w:space="0" w:color="836A41"/>
+              <w:bottom w:val="single" w:sz="6" w:space="0" w:color="836A41"/>
+              <w:right w:val="single" w:sz="6" w:space="0" w:color="836A41"/>
+            </w:tcBorders>
+            <w:shd w:val="clear" w:color="auto" w:fill="E1D8AA"/>
+            <w:tcMar>
+              <w:top w:w="60" w:type="dxa"/>
+              <w:left w:w="135" w:type="dxa"/>
+              <w:bottom w:w="60" w:type="dxa"/>
+              <w:right w:w="135" w:type="dxa"/>
+            </w:tcMar>
+            <w:vAlign w:val="center"/>
+          </w:tcPr>
+          <w:p>
+            <w:pPr>
+              <w:spacing w:before="150" w:after="150" w:line="240" w:lineRule="auto"/>
+              <w:rPr>
+                <w:rFonts w:ascii="Helvetica" w:eastAsia="Times New Roman" w:hAnsi="Helvetica" w:cs="Times New Roman"/>
+                <w:color w:val="333333"/>
+                <w:sz w:val="21"/>
+                <w:szCs w:val="21"/>
+                <w:lang w:val="en-US" w:eastAsia="ru-RU"/>
+              </w:rPr>
+            </w:pPr>
+            <w:r>
+              <w:rPr>
+                <w:rFonts w:ascii="Helvetica" w:eastAsia="Times New Roman" w:hAnsi="Helvetica" w:cs="Times New Roman"/>
+                <w:color w:val="333333"/>
+                <w:sz w:val="21"/>
+                <w:szCs w:val="21"/>
+                <w:lang w:val="en-US" w:eastAsia="ru-RU"/>
               </w:rPr>
               <w:t>1</w:t>
             </w:r>
@@ -6265,25 +9220,24 @@
           <w:sz w:val="24"/>
           <w:szCs w:val="24"/>
         </w:rPr>
-        <w:t xml:space="preserve">Для </w:t>
-      </w:r>
-      <w:proofErr w:type="gramStart"/>
-      <w:r>
-        <w:rPr>
-          <w:rFonts w:ascii="Times New Roman" w:hAnsi="Times New Roman" w:cs="Times New Roman"/>
-          <w:sz w:val="24"/>
-          <w:szCs w:val="24"/>
-        </w:rPr>
-        <w:t>функции</w:t>
-      </w:r>
-      <w:proofErr w:type="gramEnd"/>
-      <w:r>
-        <w:rPr>
-          <w:rFonts w:ascii="Times New Roman" w:hAnsi="Times New Roman" w:cs="Times New Roman"/>
-          <w:sz w:val="24"/>
-          <w:szCs w:val="24"/>
-        </w:rPr>
-        <w:t xml:space="preserve"> а:</w:t>
+        <w:t xml:space="preserve">Для функции </w:t>
+      </w:r>
+      <w:r>
+        <w:rPr>
+          <w:rFonts w:ascii="Times New Roman" w:hAnsi="Times New Roman" w:cs="Times New Roman"/>
+          <w:sz w:val="24"/>
+          <w:szCs w:val="24"/>
+          <w:lang w:val="en-US"/>
+        </w:rPr>
+        <w:t>A</w:t>
+      </w:r>
+      <w:r>
+        <w:rPr>
+          <w:rFonts w:ascii="Times New Roman" w:hAnsi="Times New Roman" w:cs="Times New Roman"/>
+          <w:sz w:val="24"/>
+          <w:szCs w:val="24"/>
+        </w:rPr>
+        <w:t>:</w:t>
       </w:r>
     </w:p>
     <w:p>
@@ -6292,7 +9246,6 @@
           <w:rFonts w:ascii="Times New Roman" w:hAnsi="Times New Roman" w:cs="Times New Roman"/>
           <w:sz w:val="24"/>
           <w:szCs w:val="24"/>
-          <w:lang w:val="en-US"/>
         </w:rPr>
       </w:pPr>
       <w:r>
@@ -6302,18 +9255,151 @@
           <w:szCs w:val="24"/>
           <w:lang w:val="en-US"/>
         </w:rPr>
-        <w:t>A=((X4+X3+X2+X1’)*(X4+X3’+X2+X1))’</w:t>
-      </w:r>
-      <w:bookmarkStart w:id="0" w:name="_GoBack"/>
-      <w:bookmarkEnd w:id="0"/>
-      <w:r>
-        <w:rPr>
-          <w:rFonts w:ascii="Times New Roman" w:hAnsi="Times New Roman" w:cs="Times New Roman"/>
-          <w:sz w:val="24"/>
-          <w:szCs w:val="24"/>
-          <w:lang w:val="en-US"/>
-        </w:rPr>
-        <w:br/>
+        <w:t>A</w:t>
+      </w:r>
+      <w:r>
+        <w:rPr>
+          <w:rFonts w:ascii="Times New Roman" w:hAnsi="Times New Roman" w:cs="Times New Roman"/>
+          <w:sz w:val="24"/>
+          <w:szCs w:val="24"/>
+        </w:rPr>
+        <w:t xml:space="preserve"> = ((</w:t>
+      </w:r>
+      <w:r>
+        <w:rPr>
+          <w:rFonts w:ascii="Times New Roman" w:hAnsi="Times New Roman" w:cs="Times New Roman"/>
+          <w:sz w:val="24"/>
+          <w:szCs w:val="24"/>
+          <w:lang w:val="en-US"/>
+        </w:rPr>
+        <w:t>X</w:t>
+      </w:r>
+      <w:r>
+        <w:rPr>
+          <w:rFonts w:ascii="Times New Roman" w:hAnsi="Times New Roman" w:cs="Times New Roman"/>
+          <w:sz w:val="24"/>
+          <w:szCs w:val="24"/>
+        </w:rPr>
+        <w:t>4+</w:t>
+      </w:r>
+      <w:r>
+        <w:rPr>
+          <w:rFonts w:ascii="Times New Roman" w:hAnsi="Times New Roman" w:cs="Times New Roman"/>
+          <w:sz w:val="24"/>
+          <w:szCs w:val="24"/>
+          <w:lang w:val="en-US"/>
+        </w:rPr>
+        <w:t>X</w:t>
+      </w:r>
+      <w:r>
+        <w:rPr>
+          <w:rFonts w:ascii="Times New Roman" w:hAnsi="Times New Roman" w:cs="Times New Roman"/>
+          <w:sz w:val="24"/>
+          <w:szCs w:val="24"/>
+        </w:rPr>
+        <w:t>3+</w:t>
+      </w:r>
+      <w:r>
+        <w:rPr>
+          <w:rFonts w:ascii="Times New Roman" w:hAnsi="Times New Roman" w:cs="Times New Roman"/>
+          <w:sz w:val="24"/>
+          <w:szCs w:val="24"/>
+          <w:lang w:val="en-US"/>
+        </w:rPr>
+        <w:t>X</w:t>
+      </w:r>
+      <w:r>
+        <w:rPr>
+          <w:rFonts w:ascii="Times New Roman" w:hAnsi="Times New Roman" w:cs="Times New Roman"/>
+          <w:sz w:val="24"/>
+          <w:szCs w:val="24"/>
+        </w:rPr>
+        <w:t>2+</w:t>
+      </w:r>
+      <w:r>
+        <w:rPr>
+          <w:rFonts w:ascii="Times New Roman" w:hAnsi="Times New Roman" w:cs="Times New Roman"/>
+          <w:sz w:val="24"/>
+          <w:szCs w:val="24"/>
+          <w:lang w:val="en-US"/>
+        </w:rPr>
+        <w:t>X</w:t>
+      </w:r>
+      <w:r>
+        <w:rPr>
+          <w:rFonts w:ascii="Times New Roman" w:hAnsi="Times New Roman" w:cs="Times New Roman"/>
+          <w:sz w:val="24"/>
+          <w:szCs w:val="24"/>
+        </w:rPr>
+        <w:t>1’)*(</w:t>
+      </w:r>
+      <w:r>
+        <w:rPr>
+          <w:rFonts w:ascii="Times New Roman" w:hAnsi="Times New Roman" w:cs="Times New Roman"/>
+          <w:sz w:val="24"/>
+          <w:szCs w:val="24"/>
+          <w:lang w:val="en-US"/>
+        </w:rPr>
+        <w:t>X</w:t>
+      </w:r>
+      <w:r>
+        <w:rPr>
+          <w:rFonts w:ascii="Times New Roman" w:hAnsi="Times New Roman" w:cs="Times New Roman"/>
+          <w:sz w:val="24"/>
+          <w:szCs w:val="24"/>
+        </w:rPr>
+        <w:t>4+</w:t>
+      </w:r>
+      <w:r>
+        <w:rPr>
+          <w:rFonts w:ascii="Times New Roman" w:hAnsi="Times New Roman" w:cs="Times New Roman"/>
+          <w:sz w:val="24"/>
+          <w:szCs w:val="24"/>
+          <w:lang w:val="en-US"/>
+        </w:rPr>
+        <w:t>X</w:t>
+      </w:r>
+      <w:r>
+        <w:rPr>
+          <w:rFonts w:ascii="Times New Roman" w:hAnsi="Times New Roman" w:cs="Times New Roman"/>
+          <w:sz w:val="24"/>
+          <w:szCs w:val="24"/>
+        </w:rPr>
+        <w:t>3’+</w:t>
+      </w:r>
+      <w:r>
+        <w:rPr>
+          <w:rFonts w:ascii="Times New Roman" w:hAnsi="Times New Roman" w:cs="Times New Roman"/>
+          <w:sz w:val="24"/>
+          <w:szCs w:val="24"/>
+          <w:lang w:val="en-US"/>
+        </w:rPr>
+        <w:t>X</w:t>
+      </w:r>
+      <w:r>
+        <w:rPr>
+          <w:rFonts w:ascii="Times New Roman" w:hAnsi="Times New Roman" w:cs="Times New Roman"/>
+          <w:sz w:val="24"/>
+          <w:szCs w:val="24"/>
+        </w:rPr>
+        <w:t>2+</w:t>
+      </w:r>
+      <w:r>
+        <w:rPr>
+          <w:rFonts w:ascii="Times New Roman" w:hAnsi="Times New Roman" w:cs="Times New Roman"/>
+          <w:sz w:val="24"/>
+          <w:szCs w:val="24"/>
+          <w:lang w:val="en-US"/>
+        </w:rPr>
+        <w:t>X</w:t>
+      </w:r>
+      <w:r>
+        <w:rPr>
+          <w:rFonts w:ascii="Times New Roman" w:hAnsi="Times New Roman" w:cs="Times New Roman"/>
+          <w:sz w:val="24"/>
+          <w:szCs w:val="24"/>
+        </w:rPr>
+        <w:t>1))’</w:t>
       </w:r>
     </w:p>
     <w:p>
@@ -6322,7 +9408,1541 @@
           <w:rFonts w:ascii="Times New Roman" w:hAnsi="Times New Roman" w:cs="Times New Roman"/>
           <w:sz w:val="24"/>
           <w:szCs w:val="24"/>
-          <w:lang w:val="en-US"/>
+        </w:rPr>
+      </w:pPr>
+      <w:r>
+        <w:rPr>
+          <w:rFonts w:ascii="Times New Roman" w:hAnsi="Times New Roman" w:cs="Times New Roman"/>
+          <w:sz w:val="24"/>
+          <w:szCs w:val="24"/>
+        </w:rPr>
+        <w:t xml:space="preserve">Для функции </w:t>
+      </w:r>
+      <w:r>
+        <w:rPr>
+          <w:rFonts w:ascii="Times New Roman" w:hAnsi="Times New Roman" w:cs="Times New Roman"/>
+          <w:sz w:val="24"/>
+          <w:szCs w:val="24"/>
+          <w:lang w:val="en-US"/>
+        </w:rPr>
+        <w:t>B</w:t>
+      </w:r>
+      <w:r>
+        <w:rPr>
+          <w:rFonts w:ascii="Times New Roman" w:hAnsi="Times New Roman" w:cs="Times New Roman"/>
+          <w:sz w:val="24"/>
+          <w:szCs w:val="24"/>
+        </w:rPr>
+        <w:t>:</w:t>
+      </w:r>
+    </w:p>
+    <w:p>
+      <w:pPr>
+        <w:rPr>
+          <w:rFonts w:ascii="Times New Roman" w:hAnsi="Times New Roman" w:cs="Times New Roman"/>
+          <w:sz w:val="24"/>
+          <w:szCs w:val="24"/>
+        </w:rPr>
+      </w:pPr>
+      <w:r>
+        <w:rPr>
+          <w:rFonts w:ascii="Times New Roman" w:hAnsi="Times New Roman" w:cs="Times New Roman"/>
+          <w:sz w:val="24"/>
+          <w:szCs w:val="24"/>
+          <w:lang w:val="en-US"/>
+        </w:rPr>
+        <w:t>B</w:t>
+      </w:r>
+      <w:r>
+        <w:rPr>
+          <w:rFonts w:ascii="Times New Roman" w:hAnsi="Times New Roman" w:cs="Times New Roman"/>
+          <w:sz w:val="24"/>
+          <w:szCs w:val="24"/>
+        </w:rPr>
+        <w:t>= ((</w:t>
+      </w:r>
+      <w:r>
+        <w:rPr>
+          <w:rFonts w:ascii="Times New Roman" w:hAnsi="Times New Roman" w:cs="Times New Roman"/>
+          <w:sz w:val="24"/>
+          <w:szCs w:val="24"/>
+          <w:lang w:val="en-US"/>
+        </w:rPr>
+        <w:t>X</w:t>
+      </w:r>
+      <w:r>
+        <w:rPr>
+          <w:rFonts w:ascii="Times New Roman" w:hAnsi="Times New Roman" w:cs="Times New Roman"/>
+          <w:sz w:val="24"/>
+          <w:szCs w:val="24"/>
+        </w:rPr>
+        <w:t>4+</w:t>
+      </w:r>
+      <w:r>
+        <w:rPr>
+          <w:rFonts w:ascii="Times New Roman" w:hAnsi="Times New Roman" w:cs="Times New Roman"/>
+          <w:sz w:val="24"/>
+          <w:szCs w:val="24"/>
+          <w:lang w:val="en-US"/>
+        </w:rPr>
+        <w:t>X</w:t>
+      </w:r>
+      <w:r>
+        <w:rPr>
+          <w:rFonts w:ascii="Times New Roman" w:hAnsi="Times New Roman" w:cs="Times New Roman"/>
+          <w:sz w:val="24"/>
+          <w:szCs w:val="24"/>
+        </w:rPr>
+        <w:t>3’+</w:t>
+      </w:r>
+      <w:r>
+        <w:rPr>
+          <w:rFonts w:ascii="Times New Roman" w:hAnsi="Times New Roman" w:cs="Times New Roman"/>
+          <w:sz w:val="24"/>
+          <w:szCs w:val="24"/>
+          <w:lang w:val="en-US"/>
+        </w:rPr>
+        <w:t>X</w:t>
+      </w:r>
+      <w:r>
+        <w:rPr>
+          <w:rFonts w:ascii="Times New Roman" w:hAnsi="Times New Roman" w:cs="Times New Roman"/>
+          <w:sz w:val="24"/>
+          <w:szCs w:val="24"/>
+        </w:rPr>
+        <w:t>2+</w:t>
+      </w:r>
+      <w:r>
+        <w:rPr>
+          <w:rFonts w:ascii="Times New Roman" w:hAnsi="Times New Roman" w:cs="Times New Roman"/>
+          <w:sz w:val="24"/>
+          <w:szCs w:val="24"/>
+          <w:lang w:val="en-US"/>
+        </w:rPr>
+        <w:t>X</w:t>
+      </w:r>
+      <w:r>
+        <w:rPr>
+          <w:rFonts w:ascii="Times New Roman" w:hAnsi="Times New Roman" w:cs="Times New Roman"/>
+          <w:sz w:val="24"/>
+          <w:szCs w:val="24"/>
+        </w:rPr>
+        <w:t>1’)*(</w:t>
+      </w:r>
+      <w:r>
+        <w:rPr>
+          <w:rFonts w:ascii="Times New Roman" w:hAnsi="Times New Roman" w:cs="Times New Roman"/>
+          <w:sz w:val="24"/>
+          <w:szCs w:val="24"/>
+          <w:lang w:val="en-US"/>
+        </w:rPr>
+        <w:t>X</w:t>
+      </w:r>
+      <w:r>
+        <w:rPr>
+          <w:rFonts w:ascii="Times New Roman" w:hAnsi="Times New Roman" w:cs="Times New Roman"/>
+          <w:sz w:val="24"/>
+          <w:szCs w:val="24"/>
+        </w:rPr>
+        <w:t>4+</w:t>
+      </w:r>
+      <w:r>
+        <w:rPr>
+          <w:rFonts w:ascii="Times New Roman" w:hAnsi="Times New Roman" w:cs="Times New Roman"/>
+          <w:sz w:val="24"/>
+          <w:szCs w:val="24"/>
+          <w:lang w:val="en-US"/>
+        </w:rPr>
+        <w:t>X</w:t>
+      </w:r>
+      <w:r>
+        <w:rPr>
+          <w:rFonts w:ascii="Times New Roman" w:hAnsi="Times New Roman" w:cs="Times New Roman"/>
+          <w:sz w:val="24"/>
+          <w:szCs w:val="24"/>
+        </w:rPr>
+        <w:t>3’+</w:t>
+      </w:r>
+      <w:r>
+        <w:rPr>
+          <w:rFonts w:ascii="Times New Roman" w:hAnsi="Times New Roman" w:cs="Times New Roman"/>
+          <w:sz w:val="24"/>
+          <w:szCs w:val="24"/>
+          <w:lang w:val="en-US"/>
+        </w:rPr>
+        <w:t>X</w:t>
+      </w:r>
+      <w:r>
+        <w:rPr>
+          <w:rFonts w:ascii="Times New Roman" w:hAnsi="Times New Roman" w:cs="Times New Roman"/>
+          <w:sz w:val="24"/>
+          <w:szCs w:val="24"/>
+        </w:rPr>
+        <w:t>2’+</w:t>
+      </w:r>
+      <w:r>
+        <w:rPr>
+          <w:rFonts w:ascii="Times New Roman" w:hAnsi="Times New Roman" w:cs="Times New Roman"/>
+          <w:sz w:val="24"/>
+          <w:szCs w:val="24"/>
+          <w:lang w:val="en-US"/>
+        </w:rPr>
+        <w:t>X</w:t>
+      </w:r>
+      <w:r>
+        <w:rPr>
+          <w:rFonts w:ascii="Times New Roman" w:hAnsi="Times New Roman" w:cs="Times New Roman"/>
+          <w:sz w:val="24"/>
+          <w:szCs w:val="24"/>
+        </w:rPr>
+        <w:t>1))’</w:t>
+      </w:r>
+    </w:p>
+    <w:p>
+      <w:pPr>
+        <w:rPr>
+          <w:rFonts w:ascii="Times New Roman" w:hAnsi="Times New Roman" w:cs="Times New Roman"/>
+          <w:sz w:val="24"/>
+          <w:szCs w:val="24"/>
+        </w:rPr>
+      </w:pPr>
+      <w:r>
+        <w:rPr>
+          <w:rFonts w:ascii="Times New Roman" w:hAnsi="Times New Roman" w:cs="Times New Roman"/>
+          <w:sz w:val="24"/>
+          <w:szCs w:val="24"/>
+        </w:rPr>
+        <w:t>Для функции C:</w:t>
+      </w:r>
+    </w:p>
+    <w:p>
+      <w:pPr>
+        <w:rPr>
+          <w:rFonts w:ascii="Times New Roman" w:hAnsi="Times New Roman" w:cs="Times New Roman"/>
+          <w:sz w:val="24"/>
+          <w:szCs w:val="24"/>
+        </w:rPr>
+      </w:pPr>
+      <w:r>
+        <w:rPr>
+          <w:rFonts w:ascii="Times New Roman" w:hAnsi="Times New Roman" w:cs="Times New Roman"/>
+          <w:sz w:val="24"/>
+          <w:szCs w:val="24"/>
+          <w:lang w:val="en-US"/>
+        </w:rPr>
+        <w:t>C</w:t>
+      </w:r>
+      <w:r>
+        <w:rPr>
+          <w:rFonts w:ascii="Times New Roman" w:hAnsi="Times New Roman" w:cs="Times New Roman"/>
+          <w:sz w:val="24"/>
+          <w:szCs w:val="24"/>
+        </w:rPr>
+        <w:t>= (</w:t>
+      </w:r>
+      <w:r>
+        <w:rPr>
+          <w:rFonts w:ascii="Times New Roman" w:hAnsi="Times New Roman" w:cs="Times New Roman"/>
+          <w:sz w:val="24"/>
+          <w:szCs w:val="24"/>
+          <w:lang w:val="en-US"/>
+        </w:rPr>
+        <w:t>X</w:t>
+      </w:r>
+      <w:r>
+        <w:rPr>
+          <w:rFonts w:ascii="Times New Roman" w:hAnsi="Times New Roman" w:cs="Times New Roman"/>
+          <w:sz w:val="24"/>
+          <w:szCs w:val="24"/>
+        </w:rPr>
+        <w:t>4+</w:t>
+      </w:r>
+      <w:r>
+        <w:rPr>
+          <w:rFonts w:ascii="Times New Roman" w:hAnsi="Times New Roman" w:cs="Times New Roman"/>
+          <w:sz w:val="24"/>
+          <w:szCs w:val="24"/>
+          <w:lang w:val="en-US"/>
+        </w:rPr>
+        <w:t>X</w:t>
+      </w:r>
+      <w:r>
+        <w:rPr>
+          <w:rFonts w:ascii="Times New Roman" w:hAnsi="Times New Roman" w:cs="Times New Roman"/>
+          <w:sz w:val="24"/>
+          <w:szCs w:val="24"/>
+        </w:rPr>
+        <w:t>3+</w:t>
+      </w:r>
+      <w:r>
+        <w:rPr>
+          <w:rFonts w:ascii="Times New Roman" w:hAnsi="Times New Roman" w:cs="Times New Roman"/>
+          <w:sz w:val="24"/>
+          <w:szCs w:val="24"/>
+          <w:lang w:val="en-US"/>
+        </w:rPr>
+        <w:t>X</w:t>
+      </w:r>
+      <w:r>
+        <w:rPr>
+          <w:rFonts w:ascii="Times New Roman" w:hAnsi="Times New Roman" w:cs="Times New Roman"/>
+          <w:sz w:val="24"/>
+          <w:szCs w:val="24"/>
+        </w:rPr>
+        <w:t>2’+</w:t>
+      </w:r>
+      <w:r>
+        <w:rPr>
+          <w:rFonts w:ascii="Times New Roman" w:hAnsi="Times New Roman" w:cs="Times New Roman"/>
+          <w:sz w:val="24"/>
+          <w:szCs w:val="24"/>
+          <w:lang w:val="en-US"/>
+        </w:rPr>
+        <w:t>X</w:t>
+      </w:r>
+      <w:r>
+        <w:rPr>
+          <w:rFonts w:ascii="Times New Roman" w:hAnsi="Times New Roman" w:cs="Times New Roman"/>
+          <w:sz w:val="24"/>
+          <w:szCs w:val="24"/>
+        </w:rPr>
+        <w:t>1)’</w:t>
+      </w:r>
+    </w:p>
+    <w:p>
+      <w:pPr>
+        <w:rPr>
+          <w:rFonts w:ascii="Times New Roman" w:hAnsi="Times New Roman" w:cs="Times New Roman"/>
+          <w:sz w:val="24"/>
+          <w:szCs w:val="24"/>
+        </w:rPr>
+      </w:pPr>
+      <w:r>
+        <w:rPr>
+          <w:rFonts w:ascii="Times New Roman" w:hAnsi="Times New Roman" w:cs="Times New Roman"/>
+          <w:sz w:val="24"/>
+          <w:szCs w:val="24"/>
+        </w:rPr>
+        <w:lastRenderedPageBreak/>
+        <w:t xml:space="preserve">Для функции </w:t>
+      </w:r>
+      <w:r>
+        <w:rPr>
+          <w:rFonts w:ascii="Times New Roman" w:hAnsi="Times New Roman" w:cs="Times New Roman"/>
+          <w:sz w:val="24"/>
+          <w:szCs w:val="24"/>
+          <w:lang w:val="en-US"/>
+        </w:rPr>
+        <w:t>D</w:t>
+      </w:r>
+      <w:r>
+        <w:rPr>
+          <w:rFonts w:ascii="Times New Roman" w:hAnsi="Times New Roman" w:cs="Times New Roman"/>
+          <w:sz w:val="24"/>
+          <w:szCs w:val="24"/>
+        </w:rPr>
+        <w:t>:</w:t>
+      </w:r>
+    </w:p>
+    <w:p>
+      <w:pPr>
+        <w:rPr>
+          <w:rFonts w:ascii="Times New Roman" w:hAnsi="Times New Roman" w:cs="Times New Roman"/>
+          <w:sz w:val="24"/>
+          <w:szCs w:val="24"/>
+        </w:rPr>
+      </w:pPr>
+      <w:r>
+        <w:rPr>
+          <w:rFonts w:ascii="Times New Roman" w:hAnsi="Times New Roman" w:cs="Times New Roman"/>
+          <w:sz w:val="24"/>
+          <w:szCs w:val="24"/>
+          <w:lang w:val="en-US"/>
+        </w:rPr>
+        <w:t>D</w:t>
+      </w:r>
+      <w:proofErr w:type="gramStart"/>
+      <w:r>
+        <w:rPr>
+          <w:rFonts w:ascii="Times New Roman" w:hAnsi="Times New Roman" w:cs="Times New Roman"/>
+          <w:sz w:val="24"/>
+          <w:szCs w:val="24"/>
+        </w:rPr>
+        <w:t>=(</w:t>
+      </w:r>
+      <w:proofErr w:type="gramEnd"/>
+      <w:r>
+        <w:rPr>
+          <w:rFonts w:ascii="Times New Roman" w:hAnsi="Times New Roman" w:cs="Times New Roman"/>
+          <w:sz w:val="24"/>
+          <w:szCs w:val="24"/>
+        </w:rPr>
+        <w:t>(</w:t>
+      </w:r>
+      <w:r>
+        <w:rPr>
+          <w:rFonts w:ascii="Times New Roman" w:hAnsi="Times New Roman" w:cs="Times New Roman"/>
+          <w:sz w:val="24"/>
+          <w:szCs w:val="24"/>
+          <w:lang w:val="en-US"/>
+        </w:rPr>
+        <w:t>X</w:t>
+      </w:r>
+      <w:r>
+        <w:rPr>
+          <w:rFonts w:ascii="Times New Roman" w:hAnsi="Times New Roman" w:cs="Times New Roman"/>
+          <w:sz w:val="24"/>
+          <w:szCs w:val="24"/>
+        </w:rPr>
+        <w:t>4+</w:t>
+      </w:r>
+      <w:r>
+        <w:rPr>
+          <w:rFonts w:ascii="Times New Roman" w:hAnsi="Times New Roman" w:cs="Times New Roman"/>
+          <w:sz w:val="24"/>
+          <w:szCs w:val="24"/>
+          <w:lang w:val="en-US"/>
+        </w:rPr>
+        <w:t>X</w:t>
+      </w:r>
+      <w:r>
+        <w:rPr>
+          <w:rFonts w:ascii="Times New Roman" w:hAnsi="Times New Roman" w:cs="Times New Roman"/>
+          <w:sz w:val="24"/>
+          <w:szCs w:val="24"/>
+        </w:rPr>
+        <w:t>3+</w:t>
+      </w:r>
+      <w:r>
+        <w:rPr>
+          <w:rFonts w:ascii="Times New Roman" w:hAnsi="Times New Roman" w:cs="Times New Roman"/>
+          <w:sz w:val="24"/>
+          <w:szCs w:val="24"/>
+          <w:lang w:val="en-US"/>
+        </w:rPr>
+        <w:t>X</w:t>
+      </w:r>
+      <w:r>
+        <w:rPr>
+          <w:rFonts w:ascii="Times New Roman" w:hAnsi="Times New Roman" w:cs="Times New Roman"/>
+          <w:sz w:val="24"/>
+          <w:szCs w:val="24"/>
+        </w:rPr>
+        <w:t>2+</w:t>
+      </w:r>
+      <w:r>
+        <w:rPr>
+          <w:rFonts w:ascii="Times New Roman" w:hAnsi="Times New Roman" w:cs="Times New Roman"/>
+          <w:sz w:val="24"/>
+          <w:szCs w:val="24"/>
+          <w:lang w:val="en-US"/>
+        </w:rPr>
+        <w:t>X</w:t>
+      </w:r>
+      <w:r>
+        <w:rPr>
+          <w:rFonts w:ascii="Times New Roman" w:hAnsi="Times New Roman" w:cs="Times New Roman"/>
+          <w:sz w:val="24"/>
+          <w:szCs w:val="24"/>
+        </w:rPr>
+        <w:t>1’)*(</w:t>
+      </w:r>
+      <w:r>
+        <w:rPr>
+          <w:rFonts w:ascii="Times New Roman" w:hAnsi="Times New Roman" w:cs="Times New Roman"/>
+          <w:sz w:val="24"/>
+          <w:szCs w:val="24"/>
+          <w:lang w:val="en-US"/>
+        </w:rPr>
+        <w:t>X</w:t>
+      </w:r>
+      <w:r>
+        <w:rPr>
+          <w:rFonts w:ascii="Times New Roman" w:hAnsi="Times New Roman" w:cs="Times New Roman"/>
+          <w:sz w:val="24"/>
+          <w:szCs w:val="24"/>
+        </w:rPr>
+        <w:t>4+</w:t>
+      </w:r>
+      <w:r>
+        <w:rPr>
+          <w:rFonts w:ascii="Times New Roman" w:hAnsi="Times New Roman" w:cs="Times New Roman"/>
+          <w:sz w:val="24"/>
+          <w:szCs w:val="24"/>
+          <w:lang w:val="en-US"/>
+        </w:rPr>
+        <w:t>X</w:t>
+      </w:r>
+      <w:r>
+        <w:rPr>
+          <w:rFonts w:ascii="Times New Roman" w:hAnsi="Times New Roman" w:cs="Times New Roman"/>
+          <w:sz w:val="24"/>
+          <w:szCs w:val="24"/>
+        </w:rPr>
+        <w:t>3’+</w:t>
+      </w:r>
+      <w:r>
+        <w:rPr>
+          <w:rFonts w:ascii="Times New Roman" w:hAnsi="Times New Roman" w:cs="Times New Roman"/>
+          <w:sz w:val="24"/>
+          <w:szCs w:val="24"/>
+          <w:lang w:val="en-US"/>
+        </w:rPr>
+        <w:t>X</w:t>
+      </w:r>
+      <w:r>
+        <w:rPr>
+          <w:rFonts w:ascii="Times New Roman" w:hAnsi="Times New Roman" w:cs="Times New Roman"/>
+          <w:sz w:val="24"/>
+          <w:szCs w:val="24"/>
+        </w:rPr>
+        <w:t>2+</w:t>
+      </w:r>
+      <w:r>
+        <w:rPr>
+          <w:rFonts w:ascii="Times New Roman" w:hAnsi="Times New Roman" w:cs="Times New Roman"/>
+          <w:sz w:val="24"/>
+          <w:szCs w:val="24"/>
+          <w:lang w:val="en-US"/>
+        </w:rPr>
+        <w:t>X</w:t>
+      </w:r>
+      <w:r>
+        <w:rPr>
+          <w:rFonts w:ascii="Times New Roman" w:hAnsi="Times New Roman" w:cs="Times New Roman"/>
+          <w:sz w:val="24"/>
+          <w:szCs w:val="24"/>
+        </w:rPr>
+        <w:t>1)*(</w:t>
+      </w:r>
+      <w:r>
+        <w:rPr>
+          <w:rFonts w:ascii="Times New Roman" w:hAnsi="Times New Roman" w:cs="Times New Roman"/>
+          <w:sz w:val="24"/>
+          <w:szCs w:val="24"/>
+          <w:lang w:val="en-US"/>
+        </w:rPr>
+        <w:t>X</w:t>
+      </w:r>
+      <w:r>
+        <w:rPr>
+          <w:rFonts w:ascii="Times New Roman" w:hAnsi="Times New Roman" w:cs="Times New Roman"/>
+          <w:sz w:val="24"/>
+          <w:szCs w:val="24"/>
+        </w:rPr>
+        <w:t>4+</w:t>
+      </w:r>
+      <w:r>
+        <w:rPr>
+          <w:rFonts w:ascii="Times New Roman" w:hAnsi="Times New Roman" w:cs="Times New Roman"/>
+          <w:sz w:val="24"/>
+          <w:szCs w:val="24"/>
+          <w:lang w:val="en-US"/>
+        </w:rPr>
+        <w:t>X</w:t>
+      </w:r>
+      <w:r>
+        <w:rPr>
+          <w:rFonts w:ascii="Times New Roman" w:hAnsi="Times New Roman" w:cs="Times New Roman"/>
+          <w:sz w:val="24"/>
+          <w:szCs w:val="24"/>
+        </w:rPr>
+        <w:t>3’+</w:t>
+      </w:r>
+      <w:r>
+        <w:rPr>
+          <w:rFonts w:ascii="Times New Roman" w:hAnsi="Times New Roman" w:cs="Times New Roman"/>
+          <w:sz w:val="24"/>
+          <w:szCs w:val="24"/>
+          <w:lang w:val="en-US"/>
+        </w:rPr>
+        <w:t>X</w:t>
+      </w:r>
+      <w:r>
+        <w:rPr>
+          <w:rFonts w:ascii="Times New Roman" w:hAnsi="Times New Roman" w:cs="Times New Roman"/>
+          <w:sz w:val="24"/>
+          <w:szCs w:val="24"/>
+        </w:rPr>
+        <w:t>2’+</w:t>
+      </w:r>
+      <w:r>
+        <w:rPr>
+          <w:rFonts w:ascii="Times New Roman" w:hAnsi="Times New Roman" w:cs="Times New Roman"/>
+          <w:sz w:val="24"/>
+          <w:szCs w:val="24"/>
+          <w:lang w:val="en-US"/>
+        </w:rPr>
+        <w:t>X</w:t>
+      </w:r>
+      <w:r>
+        <w:rPr>
+          <w:rFonts w:ascii="Times New Roman" w:hAnsi="Times New Roman" w:cs="Times New Roman"/>
+          <w:sz w:val="24"/>
+          <w:szCs w:val="24"/>
+        </w:rPr>
+        <w:t>1’))’</w:t>
+      </w:r>
+    </w:p>
+    <w:p>
+      <w:pPr>
+        <w:rPr>
+          <w:rFonts w:ascii="Times New Roman" w:hAnsi="Times New Roman" w:cs="Times New Roman"/>
+          <w:sz w:val="24"/>
+          <w:szCs w:val="24"/>
+        </w:rPr>
+      </w:pPr>
+      <w:r>
+        <w:rPr>
+          <w:rFonts w:ascii="Times New Roman" w:hAnsi="Times New Roman" w:cs="Times New Roman"/>
+          <w:sz w:val="24"/>
+          <w:szCs w:val="24"/>
+        </w:rPr>
+        <w:t>Для функции E:</w:t>
+      </w:r>
+    </w:p>
+    <w:p>
+      <w:pPr>
+        <w:rPr>
+          <w:rFonts w:ascii="Times New Roman" w:hAnsi="Times New Roman" w:cs="Times New Roman"/>
+          <w:sz w:val="24"/>
+          <w:szCs w:val="24"/>
+          <w:lang w:val="en-US"/>
+        </w:rPr>
+      </w:pPr>
+      <w:r>
+        <w:rPr>
+          <w:rFonts w:ascii="Times New Roman" w:hAnsi="Times New Roman" w:cs="Times New Roman"/>
+          <w:sz w:val="24"/>
+          <w:szCs w:val="24"/>
+          <w:lang w:val="en-US"/>
+        </w:rPr>
+        <w:t>E</w:t>
+      </w:r>
+      <w:r>
+        <w:rPr>
+          <w:rFonts w:ascii="Times New Roman" w:hAnsi="Times New Roman" w:cs="Times New Roman"/>
+          <w:sz w:val="24"/>
+          <w:szCs w:val="24"/>
+          <w:lang w:val="en-US"/>
+        </w:rPr>
+        <w:t>=</w:t>
+      </w:r>
+      <w:proofErr w:type="gramStart"/>
+      <w:r>
+        <w:rPr>
+          <w:rFonts w:ascii="Times New Roman" w:hAnsi="Times New Roman" w:cs="Times New Roman"/>
+          <w:sz w:val="24"/>
+          <w:szCs w:val="24"/>
+          <w:lang w:val="en-US"/>
+        </w:rPr>
+        <w:t xml:space="preserve">( </w:t>
+      </w:r>
+      <w:r>
+        <w:rPr>
+          <w:rFonts w:ascii="Times New Roman" w:hAnsi="Times New Roman" w:cs="Times New Roman"/>
+          <w:sz w:val="24"/>
+          <w:szCs w:val="24"/>
+          <w:lang w:val="en-US"/>
+        </w:rPr>
+        <w:t>X</w:t>
+      </w:r>
+      <w:r>
+        <w:rPr>
+          <w:rFonts w:ascii="Times New Roman" w:hAnsi="Times New Roman" w:cs="Times New Roman"/>
+          <w:sz w:val="24"/>
+          <w:szCs w:val="24"/>
+          <w:lang w:val="en-US"/>
+        </w:rPr>
+        <w:t>4’</w:t>
+      </w:r>
+      <w:proofErr w:type="gramEnd"/>
+      <w:r>
+        <w:rPr>
+          <w:rFonts w:ascii="Times New Roman" w:hAnsi="Times New Roman" w:cs="Times New Roman"/>
+          <w:sz w:val="24"/>
+          <w:szCs w:val="24"/>
+          <w:lang w:val="en-US"/>
+        </w:rPr>
+        <w:t>*</w:t>
+      </w:r>
+      <w:r>
+        <w:rPr>
+          <w:rFonts w:ascii="Times New Roman" w:hAnsi="Times New Roman" w:cs="Times New Roman"/>
+          <w:sz w:val="24"/>
+          <w:szCs w:val="24"/>
+          <w:lang w:val="en-US"/>
+        </w:rPr>
+        <w:t>X</w:t>
+      </w:r>
+      <w:r>
+        <w:rPr>
+          <w:rFonts w:ascii="Times New Roman" w:hAnsi="Times New Roman" w:cs="Times New Roman"/>
+          <w:sz w:val="24"/>
+          <w:szCs w:val="24"/>
+          <w:lang w:val="en-US"/>
+        </w:rPr>
+        <w:t>3’*</w:t>
+      </w:r>
+      <w:r>
+        <w:rPr>
+          <w:rFonts w:ascii="Times New Roman" w:hAnsi="Times New Roman" w:cs="Times New Roman"/>
+          <w:sz w:val="24"/>
+          <w:szCs w:val="24"/>
+          <w:lang w:val="en-US"/>
+        </w:rPr>
+        <w:t>X</w:t>
+      </w:r>
+      <w:r>
+        <w:rPr>
+          <w:rFonts w:ascii="Times New Roman" w:hAnsi="Times New Roman" w:cs="Times New Roman"/>
+          <w:sz w:val="24"/>
+          <w:szCs w:val="24"/>
+          <w:lang w:val="en-US"/>
+        </w:rPr>
+        <w:t>2’*</w:t>
+      </w:r>
+      <w:r>
+        <w:rPr>
+          <w:rFonts w:ascii="Times New Roman" w:hAnsi="Times New Roman" w:cs="Times New Roman"/>
+          <w:sz w:val="24"/>
+          <w:szCs w:val="24"/>
+          <w:lang w:val="en-US"/>
+        </w:rPr>
+        <w:t>X</w:t>
+      </w:r>
+      <w:r>
+        <w:rPr>
+          <w:rFonts w:ascii="Times New Roman" w:hAnsi="Times New Roman" w:cs="Times New Roman"/>
+          <w:sz w:val="24"/>
+          <w:szCs w:val="24"/>
+          <w:lang w:val="en-US"/>
+        </w:rPr>
+        <w:t>1’+</w:t>
+      </w:r>
+      <w:r>
+        <w:rPr>
+          <w:rFonts w:ascii="Times New Roman" w:hAnsi="Times New Roman" w:cs="Times New Roman"/>
+          <w:sz w:val="24"/>
+          <w:szCs w:val="24"/>
+          <w:lang w:val="en-US"/>
+        </w:rPr>
+        <w:t>X</w:t>
+      </w:r>
+      <w:r>
+        <w:rPr>
+          <w:rFonts w:ascii="Times New Roman" w:hAnsi="Times New Roman" w:cs="Times New Roman"/>
+          <w:sz w:val="24"/>
+          <w:szCs w:val="24"/>
+          <w:lang w:val="en-US"/>
+        </w:rPr>
+        <w:t>4’*</w:t>
+      </w:r>
+      <w:r>
+        <w:rPr>
+          <w:rFonts w:ascii="Times New Roman" w:hAnsi="Times New Roman" w:cs="Times New Roman"/>
+          <w:sz w:val="24"/>
+          <w:szCs w:val="24"/>
+          <w:lang w:val="en-US"/>
+        </w:rPr>
+        <w:t>X</w:t>
+      </w:r>
+      <w:r>
+        <w:rPr>
+          <w:rFonts w:ascii="Times New Roman" w:hAnsi="Times New Roman" w:cs="Times New Roman"/>
+          <w:sz w:val="24"/>
+          <w:szCs w:val="24"/>
+          <w:lang w:val="en-US"/>
+        </w:rPr>
+        <w:t>3’*</w:t>
+      </w:r>
+      <w:r>
+        <w:rPr>
+          <w:rFonts w:ascii="Times New Roman" w:hAnsi="Times New Roman" w:cs="Times New Roman"/>
+          <w:sz w:val="24"/>
+          <w:szCs w:val="24"/>
+          <w:lang w:val="en-US"/>
+        </w:rPr>
+        <w:t>X</w:t>
+      </w:r>
+      <w:r>
+        <w:rPr>
+          <w:rFonts w:ascii="Times New Roman" w:hAnsi="Times New Roman" w:cs="Times New Roman"/>
+          <w:sz w:val="24"/>
+          <w:szCs w:val="24"/>
+          <w:lang w:val="en-US"/>
+        </w:rPr>
+        <w:t>2*</w:t>
+      </w:r>
+      <w:r>
+        <w:rPr>
+          <w:rFonts w:ascii="Times New Roman" w:hAnsi="Times New Roman" w:cs="Times New Roman"/>
+          <w:sz w:val="24"/>
+          <w:szCs w:val="24"/>
+          <w:lang w:val="en-US"/>
+        </w:rPr>
+        <w:t>X</w:t>
+      </w:r>
+      <w:r>
+        <w:rPr>
+          <w:rFonts w:ascii="Times New Roman" w:hAnsi="Times New Roman" w:cs="Times New Roman"/>
+          <w:sz w:val="24"/>
+          <w:szCs w:val="24"/>
+          <w:lang w:val="en-US"/>
+        </w:rPr>
+        <w:t>1’+</w:t>
+      </w:r>
+      <w:r>
+        <w:rPr>
+          <w:rFonts w:ascii="Times New Roman" w:hAnsi="Times New Roman" w:cs="Times New Roman"/>
+          <w:sz w:val="24"/>
+          <w:szCs w:val="24"/>
+          <w:lang w:val="en-US"/>
+        </w:rPr>
+        <w:t>X</w:t>
+      </w:r>
+      <w:r>
+        <w:rPr>
+          <w:rFonts w:ascii="Times New Roman" w:hAnsi="Times New Roman" w:cs="Times New Roman"/>
+          <w:sz w:val="24"/>
+          <w:szCs w:val="24"/>
+          <w:lang w:val="en-US"/>
+        </w:rPr>
+        <w:t>4’*</w:t>
+      </w:r>
+      <w:r>
+        <w:rPr>
+          <w:rFonts w:ascii="Times New Roman" w:hAnsi="Times New Roman" w:cs="Times New Roman"/>
+          <w:sz w:val="24"/>
+          <w:szCs w:val="24"/>
+          <w:lang w:val="en-US"/>
+        </w:rPr>
+        <w:t>X</w:t>
+      </w:r>
+      <w:r>
+        <w:rPr>
+          <w:rFonts w:ascii="Times New Roman" w:hAnsi="Times New Roman" w:cs="Times New Roman"/>
+          <w:sz w:val="24"/>
+          <w:szCs w:val="24"/>
+          <w:lang w:val="en-US"/>
+        </w:rPr>
+        <w:t>3*</w:t>
+      </w:r>
+      <w:r>
+        <w:rPr>
+          <w:rFonts w:ascii="Times New Roman" w:hAnsi="Times New Roman" w:cs="Times New Roman"/>
+          <w:sz w:val="24"/>
+          <w:szCs w:val="24"/>
+          <w:lang w:val="en-US"/>
+        </w:rPr>
+        <w:t>X</w:t>
+      </w:r>
+      <w:r>
+        <w:rPr>
+          <w:rFonts w:ascii="Times New Roman" w:hAnsi="Times New Roman" w:cs="Times New Roman"/>
+          <w:sz w:val="24"/>
+          <w:szCs w:val="24"/>
+          <w:lang w:val="en-US"/>
+        </w:rPr>
+        <w:t>2*</w:t>
+      </w:r>
+      <w:r>
+        <w:rPr>
+          <w:rFonts w:ascii="Times New Roman" w:hAnsi="Times New Roman" w:cs="Times New Roman"/>
+          <w:sz w:val="24"/>
+          <w:szCs w:val="24"/>
+          <w:lang w:val="en-US"/>
+        </w:rPr>
+        <w:t>X</w:t>
+      </w:r>
+      <w:r>
+        <w:rPr>
+          <w:rFonts w:ascii="Times New Roman" w:hAnsi="Times New Roman" w:cs="Times New Roman"/>
+          <w:sz w:val="24"/>
+          <w:szCs w:val="24"/>
+          <w:lang w:val="en-US"/>
+        </w:rPr>
+        <w:t>1’+</w:t>
+      </w:r>
+      <w:r>
+        <w:rPr>
+          <w:rFonts w:ascii="Times New Roman" w:hAnsi="Times New Roman" w:cs="Times New Roman"/>
+          <w:sz w:val="24"/>
+          <w:szCs w:val="24"/>
+          <w:lang w:val="en-US"/>
+        </w:rPr>
+        <w:t>X</w:t>
+      </w:r>
+      <w:r>
+        <w:rPr>
+          <w:rFonts w:ascii="Times New Roman" w:hAnsi="Times New Roman" w:cs="Times New Roman"/>
+          <w:sz w:val="24"/>
+          <w:szCs w:val="24"/>
+          <w:lang w:val="en-US"/>
+        </w:rPr>
+        <w:t>4*</w:t>
+      </w:r>
+      <w:r>
+        <w:rPr>
+          <w:rFonts w:ascii="Times New Roman" w:hAnsi="Times New Roman" w:cs="Times New Roman"/>
+          <w:sz w:val="24"/>
+          <w:szCs w:val="24"/>
+          <w:lang w:val="en-US"/>
+        </w:rPr>
+        <w:t>X</w:t>
+      </w:r>
+      <w:r>
+        <w:rPr>
+          <w:rFonts w:ascii="Times New Roman" w:hAnsi="Times New Roman" w:cs="Times New Roman"/>
+          <w:sz w:val="24"/>
+          <w:szCs w:val="24"/>
+          <w:lang w:val="en-US"/>
+        </w:rPr>
+        <w:t>3’*</w:t>
+      </w:r>
+      <w:r>
+        <w:rPr>
+          <w:rFonts w:ascii="Times New Roman" w:hAnsi="Times New Roman" w:cs="Times New Roman"/>
+          <w:sz w:val="24"/>
+          <w:szCs w:val="24"/>
+          <w:lang w:val="en-US"/>
+        </w:rPr>
+        <w:t>X</w:t>
+      </w:r>
+      <w:r>
+        <w:rPr>
+          <w:rFonts w:ascii="Times New Roman" w:hAnsi="Times New Roman" w:cs="Times New Roman"/>
+          <w:sz w:val="24"/>
+          <w:szCs w:val="24"/>
+          <w:lang w:val="en-US"/>
+        </w:rPr>
+        <w:t>2’*</w:t>
+      </w:r>
+      <w:r>
+        <w:rPr>
+          <w:rFonts w:ascii="Times New Roman" w:hAnsi="Times New Roman" w:cs="Times New Roman"/>
+          <w:sz w:val="24"/>
+          <w:szCs w:val="24"/>
+          <w:lang w:val="en-US"/>
+        </w:rPr>
+        <w:t>X</w:t>
+      </w:r>
+      <w:r>
+        <w:rPr>
+          <w:rFonts w:ascii="Times New Roman" w:hAnsi="Times New Roman" w:cs="Times New Roman"/>
+          <w:sz w:val="24"/>
+          <w:szCs w:val="24"/>
+          <w:lang w:val="en-US"/>
+        </w:rPr>
+        <w:t>1’)’</w:t>
+      </w:r>
+    </w:p>
+    <w:p>
+      <w:pPr>
+        <w:rPr>
+          <w:rFonts w:ascii="Times New Roman" w:hAnsi="Times New Roman" w:cs="Times New Roman"/>
+          <w:sz w:val="24"/>
+          <w:szCs w:val="24"/>
+        </w:rPr>
+      </w:pPr>
+      <w:r>
+        <w:rPr>
+          <w:rFonts w:ascii="Times New Roman" w:hAnsi="Times New Roman" w:cs="Times New Roman"/>
+          <w:sz w:val="24"/>
+          <w:szCs w:val="24"/>
+        </w:rPr>
+        <w:t>Для функции F:</w:t>
+      </w:r>
+    </w:p>
+    <w:p>
+      <w:pPr>
+        <w:rPr>
+          <w:rFonts w:ascii="Times New Roman" w:hAnsi="Times New Roman" w:cs="Times New Roman"/>
+          <w:sz w:val="24"/>
+          <w:szCs w:val="24"/>
+          <w:lang w:val="en-US"/>
+        </w:rPr>
+      </w:pPr>
+      <w:r>
+        <w:rPr>
+          <w:rFonts w:ascii="Times New Roman" w:hAnsi="Times New Roman" w:cs="Times New Roman"/>
+          <w:sz w:val="24"/>
+          <w:szCs w:val="24"/>
+          <w:lang w:val="en-US"/>
+        </w:rPr>
+        <w:t>F</w:t>
+      </w:r>
+      <w:proofErr w:type="gramStart"/>
+      <w:r>
+        <w:rPr>
+          <w:rFonts w:ascii="Times New Roman" w:hAnsi="Times New Roman" w:cs="Times New Roman"/>
+          <w:sz w:val="24"/>
+          <w:szCs w:val="24"/>
+          <w:lang w:val="en-US"/>
+        </w:rPr>
+        <w:t>=(</w:t>
+      </w:r>
+      <w:proofErr w:type="gramEnd"/>
+      <w:r>
+        <w:rPr>
+          <w:rFonts w:ascii="Times New Roman" w:hAnsi="Times New Roman" w:cs="Times New Roman"/>
+          <w:sz w:val="24"/>
+          <w:szCs w:val="24"/>
+          <w:lang w:val="en-US"/>
+        </w:rPr>
+        <w:t>(</w:t>
+      </w:r>
+      <w:r>
+        <w:rPr>
+          <w:rFonts w:ascii="Times New Roman" w:hAnsi="Times New Roman" w:cs="Times New Roman"/>
+          <w:sz w:val="24"/>
+          <w:szCs w:val="24"/>
+          <w:lang w:val="en-US"/>
+        </w:rPr>
+        <w:t>X</w:t>
+      </w:r>
+      <w:r>
+        <w:rPr>
+          <w:rFonts w:ascii="Times New Roman" w:hAnsi="Times New Roman" w:cs="Times New Roman"/>
+          <w:sz w:val="24"/>
+          <w:szCs w:val="24"/>
+          <w:lang w:val="en-US"/>
+        </w:rPr>
+        <w:t>4+</w:t>
+      </w:r>
+      <w:r>
+        <w:rPr>
+          <w:rFonts w:ascii="Times New Roman" w:hAnsi="Times New Roman" w:cs="Times New Roman"/>
+          <w:sz w:val="24"/>
+          <w:szCs w:val="24"/>
+          <w:lang w:val="en-US"/>
+        </w:rPr>
+        <w:t>X</w:t>
+      </w:r>
+      <w:r>
+        <w:rPr>
+          <w:rFonts w:ascii="Times New Roman" w:hAnsi="Times New Roman" w:cs="Times New Roman"/>
+          <w:sz w:val="24"/>
+          <w:szCs w:val="24"/>
+          <w:lang w:val="en-US"/>
+        </w:rPr>
+        <w:t>3+</w:t>
+      </w:r>
+      <w:r>
+        <w:rPr>
+          <w:rFonts w:ascii="Times New Roman" w:hAnsi="Times New Roman" w:cs="Times New Roman"/>
+          <w:sz w:val="24"/>
+          <w:szCs w:val="24"/>
+          <w:lang w:val="en-US"/>
+        </w:rPr>
+        <w:t>X</w:t>
+      </w:r>
+      <w:r>
+        <w:rPr>
+          <w:rFonts w:ascii="Times New Roman" w:hAnsi="Times New Roman" w:cs="Times New Roman"/>
+          <w:sz w:val="24"/>
+          <w:szCs w:val="24"/>
+          <w:lang w:val="en-US"/>
+        </w:rPr>
+        <w:t>2+</w:t>
+      </w:r>
+      <w:r>
+        <w:rPr>
+          <w:rFonts w:ascii="Times New Roman" w:hAnsi="Times New Roman" w:cs="Times New Roman"/>
+          <w:sz w:val="24"/>
+          <w:szCs w:val="24"/>
+          <w:lang w:val="en-US"/>
+        </w:rPr>
+        <w:t>X</w:t>
+      </w:r>
+      <w:r>
+        <w:rPr>
+          <w:rFonts w:ascii="Times New Roman" w:hAnsi="Times New Roman" w:cs="Times New Roman"/>
+          <w:sz w:val="24"/>
+          <w:szCs w:val="24"/>
+          <w:lang w:val="en-US"/>
+        </w:rPr>
+        <w:t>1’)*(</w:t>
+      </w:r>
+      <w:r>
+        <w:rPr>
+          <w:rFonts w:ascii="Times New Roman" w:hAnsi="Times New Roman" w:cs="Times New Roman"/>
+          <w:sz w:val="24"/>
+          <w:szCs w:val="24"/>
+          <w:lang w:val="en-US"/>
+        </w:rPr>
+        <w:t>X</w:t>
+      </w:r>
+      <w:r>
+        <w:rPr>
+          <w:rFonts w:ascii="Times New Roman" w:hAnsi="Times New Roman" w:cs="Times New Roman"/>
+          <w:sz w:val="24"/>
+          <w:szCs w:val="24"/>
+          <w:lang w:val="en-US"/>
+        </w:rPr>
+        <w:t>4+</w:t>
+      </w:r>
+      <w:r>
+        <w:rPr>
+          <w:rFonts w:ascii="Times New Roman" w:hAnsi="Times New Roman" w:cs="Times New Roman"/>
+          <w:sz w:val="24"/>
+          <w:szCs w:val="24"/>
+          <w:lang w:val="en-US"/>
+        </w:rPr>
+        <w:t>X</w:t>
+      </w:r>
+      <w:r>
+        <w:rPr>
+          <w:rFonts w:ascii="Times New Roman" w:hAnsi="Times New Roman" w:cs="Times New Roman"/>
+          <w:sz w:val="24"/>
+          <w:szCs w:val="24"/>
+          <w:lang w:val="en-US"/>
+        </w:rPr>
+        <w:t>3+</w:t>
+      </w:r>
+      <w:r>
+        <w:rPr>
+          <w:rFonts w:ascii="Times New Roman" w:hAnsi="Times New Roman" w:cs="Times New Roman"/>
+          <w:sz w:val="24"/>
+          <w:szCs w:val="24"/>
+          <w:lang w:val="en-US"/>
+        </w:rPr>
+        <w:t>X</w:t>
+      </w:r>
+      <w:r>
+        <w:rPr>
+          <w:rFonts w:ascii="Times New Roman" w:hAnsi="Times New Roman" w:cs="Times New Roman"/>
+          <w:sz w:val="24"/>
+          <w:szCs w:val="24"/>
+          <w:lang w:val="en-US"/>
+        </w:rPr>
+        <w:t>2’+</w:t>
+      </w:r>
+      <w:r>
+        <w:rPr>
+          <w:rFonts w:ascii="Times New Roman" w:hAnsi="Times New Roman" w:cs="Times New Roman"/>
+          <w:sz w:val="24"/>
+          <w:szCs w:val="24"/>
+          <w:lang w:val="en-US"/>
+        </w:rPr>
+        <w:t>X</w:t>
+      </w:r>
+      <w:r>
+        <w:rPr>
+          <w:rFonts w:ascii="Times New Roman" w:hAnsi="Times New Roman" w:cs="Times New Roman"/>
+          <w:sz w:val="24"/>
+          <w:szCs w:val="24"/>
+          <w:lang w:val="en-US"/>
+        </w:rPr>
+        <w:t>1)*(</w:t>
+      </w:r>
+      <w:r>
+        <w:rPr>
+          <w:rFonts w:ascii="Times New Roman" w:hAnsi="Times New Roman" w:cs="Times New Roman"/>
+          <w:sz w:val="24"/>
+          <w:szCs w:val="24"/>
+          <w:lang w:val="en-US"/>
+        </w:rPr>
+        <w:t>X</w:t>
+      </w:r>
+      <w:r>
+        <w:rPr>
+          <w:rFonts w:ascii="Times New Roman" w:hAnsi="Times New Roman" w:cs="Times New Roman"/>
+          <w:sz w:val="24"/>
+          <w:szCs w:val="24"/>
+          <w:lang w:val="en-US"/>
+        </w:rPr>
+        <w:t>4+</w:t>
+      </w:r>
+      <w:r>
+        <w:rPr>
+          <w:rFonts w:ascii="Times New Roman" w:hAnsi="Times New Roman" w:cs="Times New Roman"/>
+          <w:sz w:val="24"/>
+          <w:szCs w:val="24"/>
+          <w:lang w:val="en-US"/>
+        </w:rPr>
+        <w:t>X</w:t>
+      </w:r>
+      <w:r>
+        <w:rPr>
+          <w:rFonts w:ascii="Times New Roman" w:hAnsi="Times New Roman" w:cs="Times New Roman"/>
+          <w:sz w:val="24"/>
+          <w:szCs w:val="24"/>
+          <w:lang w:val="en-US"/>
+        </w:rPr>
+        <w:t>3+</w:t>
+      </w:r>
+      <w:r>
+        <w:rPr>
+          <w:rFonts w:ascii="Times New Roman" w:hAnsi="Times New Roman" w:cs="Times New Roman"/>
+          <w:sz w:val="24"/>
+          <w:szCs w:val="24"/>
+          <w:lang w:val="en-US"/>
+        </w:rPr>
+        <w:t>X</w:t>
+      </w:r>
+      <w:r>
+        <w:rPr>
+          <w:rFonts w:ascii="Times New Roman" w:hAnsi="Times New Roman" w:cs="Times New Roman"/>
+          <w:sz w:val="24"/>
+          <w:szCs w:val="24"/>
+          <w:lang w:val="en-US"/>
+        </w:rPr>
+        <w:t>2’+</w:t>
+      </w:r>
+      <w:r>
+        <w:rPr>
+          <w:rFonts w:ascii="Times New Roman" w:hAnsi="Times New Roman" w:cs="Times New Roman"/>
+          <w:sz w:val="24"/>
+          <w:szCs w:val="24"/>
+          <w:lang w:val="en-US"/>
+        </w:rPr>
+        <w:t>X</w:t>
+      </w:r>
+      <w:r>
+        <w:rPr>
+          <w:rFonts w:ascii="Times New Roman" w:hAnsi="Times New Roman" w:cs="Times New Roman"/>
+          <w:sz w:val="24"/>
+          <w:szCs w:val="24"/>
+          <w:lang w:val="en-US"/>
+        </w:rPr>
+        <w:t>1’)*(</w:t>
+      </w:r>
+      <w:r>
+        <w:rPr>
+          <w:rFonts w:ascii="Times New Roman" w:hAnsi="Times New Roman" w:cs="Times New Roman"/>
+          <w:sz w:val="24"/>
+          <w:szCs w:val="24"/>
+          <w:lang w:val="en-US"/>
+        </w:rPr>
+        <w:t>X</w:t>
+      </w:r>
+      <w:r>
+        <w:rPr>
+          <w:rFonts w:ascii="Times New Roman" w:hAnsi="Times New Roman" w:cs="Times New Roman"/>
+          <w:sz w:val="24"/>
+          <w:szCs w:val="24"/>
+          <w:lang w:val="en-US"/>
+        </w:rPr>
+        <w:t>4+</w:t>
+      </w:r>
+      <w:r>
+        <w:rPr>
+          <w:rFonts w:ascii="Times New Roman" w:hAnsi="Times New Roman" w:cs="Times New Roman"/>
+          <w:sz w:val="24"/>
+          <w:szCs w:val="24"/>
+          <w:lang w:val="en-US"/>
+        </w:rPr>
+        <w:t>X</w:t>
+      </w:r>
+      <w:r>
+        <w:rPr>
+          <w:rFonts w:ascii="Times New Roman" w:hAnsi="Times New Roman" w:cs="Times New Roman"/>
+          <w:sz w:val="24"/>
+          <w:szCs w:val="24"/>
+          <w:lang w:val="en-US"/>
+        </w:rPr>
+        <w:t>3’+</w:t>
+      </w:r>
+      <w:r>
+        <w:rPr>
+          <w:rFonts w:ascii="Times New Roman" w:hAnsi="Times New Roman" w:cs="Times New Roman"/>
+          <w:sz w:val="24"/>
+          <w:szCs w:val="24"/>
+          <w:lang w:val="en-US"/>
+        </w:rPr>
+        <w:t>X</w:t>
+      </w:r>
+      <w:r>
+        <w:rPr>
+          <w:rFonts w:ascii="Times New Roman" w:hAnsi="Times New Roman" w:cs="Times New Roman"/>
+          <w:sz w:val="24"/>
+          <w:szCs w:val="24"/>
+          <w:lang w:val="en-US"/>
+        </w:rPr>
+        <w:t>2’+</w:t>
+      </w:r>
+      <w:r>
+        <w:rPr>
+          <w:rFonts w:ascii="Times New Roman" w:hAnsi="Times New Roman" w:cs="Times New Roman"/>
+          <w:sz w:val="24"/>
+          <w:szCs w:val="24"/>
+          <w:lang w:val="en-US"/>
+        </w:rPr>
+        <w:t>X</w:t>
+      </w:r>
+      <w:r>
+        <w:rPr>
+          <w:rFonts w:ascii="Times New Roman" w:hAnsi="Times New Roman" w:cs="Times New Roman"/>
+          <w:sz w:val="24"/>
+          <w:szCs w:val="24"/>
+          <w:lang w:val="en-US"/>
+        </w:rPr>
+        <w:t>1’))’</w:t>
+      </w:r>
+    </w:p>
+    <w:p>
+      <w:pPr>
+        <w:rPr>
+          <w:rFonts w:ascii="Times New Roman" w:hAnsi="Times New Roman" w:cs="Times New Roman"/>
+          <w:sz w:val="24"/>
+          <w:szCs w:val="24"/>
+        </w:rPr>
+      </w:pPr>
+      <w:r>
+        <w:rPr>
+          <w:rFonts w:ascii="Times New Roman" w:hAnsi="Times New Roman" w:cs="Times New Roman"/>
+          <w:sz w:val="24"/>
+          <w:szCs w:val="24"/>
+        </w:rPr>
+        <w:t>Для функции G:</w:t>
+      </w:r>
+    </w:p>
+    <w:p>
+      <w:pPr>
+        <w:rPr>
+          <w:rFonts w:ascii="Times New Roman" w:hAnsi="Times New Roman" w:cs="Times New Roman"/>
+          <w:sz w:val="24"/>
+          <w:szCs w:val="24"/>
+        </w:rPr>
+      </w:pPr>
+      <w:r>
+        <w:rPr>
+          <w:rFonts w:ascii="Times New Roman" w:hAnsi="Times New Roman" w:cs="Times New Roman"/>
+          <w:sz w:val="24"/>
+          <w:szCs w:val="24"/>
+          <w:lang w:val="en-US"/>
+        </w:rPr>
+        <w:t>G</w:t>
+      </w:r>
+      <w:r>
+        <w:rPr>
+          <w:rFonts w:ascii="Times New Roman" w:hAnsi="Times New Roman" w:cs="Times New Roman"/>
+          <w:sz w:val="24"/>
+          <w:szCs w:val="24"/>
+        </w:rPr>
+        <w:t>= ((</w:t>
+      </w:r>
+      <w:r>
+        <w:rPr>
+          <w:rFonts w:ascii="Times New Roman" w:hAnsi="Times New Roman" w:cs="Times New Roman"/>
+          <w:sz w:val="24"/>
+          <w:szCs w:val="24"/>
+          <w:lang w:val="en-US"/>
+        </w:rPr>
+        <w:t>X</w:t>
+      </w:r>
+      <w:r>
+        <w:rPr>
+          <w:rFonts w:ascii="Times New Roman" w:hAnsi="Times New Roman" w:cs="Times New Roman"/>
+          <w:sz w:val="24"/>
+          <w:szCs w:val="24"/>
+        </w:rPr>
+        <w:t>4+</w:t>
+      </w:r>
+      <w:r>
+        <w:rPr>
+          <w:rFonts w:ascii="Times New Roman" w:hAnsi="Times New Roman" w:cs="Times New Roman"/>
+          <w:sz w:val="24"/>
+          <w:szCs w:val="24"/>
+          <w:lang w:val="en-US"/>
+        </w:rPr>
+        <w:t>X</w:t>
+      </w:r>
+      <w:r>
+        <w:rPr>
+          <w:rFonts w:ascii="Times New Roman" w:hAnsi="Times New Roman" w:cs="Times New Roman"/>
+          <w:sz w:val="24"/>
+          <w:szCs w:val="24"/>
+        </w:rPr>
+        <w:t>3+</w:t>
+      </w:r>
+      <w:r>
+        <w:rPr>
+          <w:rFonts w:ascii="Times New Roman" w:hAnsi="Times New Roman" w:cs="Times New Roman"/>
+          <w:sz w:val="24"/>
+          <w:szCs w:val="24"/>
+          <w:lang w:val="en-US"/>
+        </w:rPr>
+        <w:t>X</w:t>
+      </w:r>
+      <w:r>
+        <w:rPr>
+          <w:rFonts w:ascii="Times New Roman" w:hAnsi="Times New Roman" w:cs="Times New Roman"/>
+          <w:sz w:val="24"/>
+          <w:szCs w:val="24"/>
+        </w:rPr>
+        <w:t>2+</w:t>
+      </w:r>
+      <w:r>
+        <w:rPr>
+          <w:rFonts w:ascii="Times New Roman" w:hAnsi="Times New Roman" w:cs="Times New Roman"/>
+          <w:sz w:val="24"/>
+          <w:szCs w:val="24"/>
+          <w:lang w:val="en-US"/>
+        </w:rPr>
+        <w:t>X</w:t>
+      </w:r>
+      <w:r>
+        <w:rPr>
+          <w:rFonts w:ascii="Times New Roman" w:hAnsi="Times New Roman" w:cs="Times New Roman"/>
+          <w:sz w:val="24"/>
+          <w:szCs w:val="24"/>
+        </w:rPr>
+        <w:t>1)*(</w:t>
+      </w:r>
+      <w:r>
+        <w:rPr>
+          <w:rFonts w:ascii="Times New Roman" w:hAnsi="Times New Roman" w:cs="Times New Roman"/>
+          <w:sz w:val="24"/>
+          <w:szCs w:val="24"/>
+          <w:lang w:val="en-US"/>
+        </w:rPr>
+        <w:t>X</w:t>
+      </w:r>
+      <w:r>
+        <w:rPr>
+          <w:rFonts w:ascii="Times New Roman" w:hAnsi="Times New Roman" w:cs="Times New Roman"/>
+          <w:sz w:val="24"/>
+          <w:szCs w:val="24"/>
+        </w:rPr>
+        <w:t>4+</w:t>
+      </w:r>
+      <w:r>
+        <w:rPr>
+          <w:rFonts w:ascii="Times New Roman" w:hAnsi="Times New Roman" w:cs="Times New Roman"/>
+          <w:sz w:val="24"/>
+          <w:szCs w:val="24"/>
+          <w:lang w:val="en-US"/>
+        </w:rPr>
+        <w:t>X</w:t>
+      </w:r>
+      <w:r>
+        <w:rPr>
+          <w:rFonts w:ascii="Times New Roman" w:hAnsi="Times New Roman" w:cs="Times New Roman"/>
+          <w:sz w:val="24"/>
+          <w:szCs w:val="24"/>
+        </w:rPr>
+        <w:t>3+</w:t>
+      </w:r>
+      <w:r>
+        <w:rPr>
+          <w:rFonts w:ascii="Times New Roman" w:hAnsi="Times New Roman" w:cs="Times New Roman"/>
+          <w:sz w:val="24"/>
+          <w:szCs w:val="24"/>
+          <w:lang w:val="en-US"/>
+        </w:rPr>
+        <w:t>X</w:t>
+      </w:r>
+      <w:r>
+        <w:rPr>
+          <w:rFonts w:ascii="Times New Roman" w:hAnsi="Times New Roman" w:cs="Times New Roman"/>
+          <w:sz w:val="24"/>
+          <w:szCs w:val="24"/>
+        </w:rPr>
+        <w:t>2+</w:t>
+      </w:r>
+      <w:r>
+        <w:rPr>
+          <w:rFonts w:ascii="Times New Roman" w:hAnsi="Times New Roman" w:cs="Times New Roman"/>
+          <w:sz w:val="24"/>
+          <w:szCs w:val="24"/>
+          <w:lang w:val="en-US"/>
+        </w:rPr>
+        <w:t>X</w:t>
+      </w:r>
+      <w:r>
+        <w:rPr>
+          <w:rFonts w:ascii="Times New Roman" w:hAnsi="Times New Roman" w:cs="Times New Roman"/>
+          <w:sz w:val="24"/>
+          <w:szCs w:val="24"/>
+        </w:rPr>
+        <w:t>1’)*(</w:t>
+      </w:r>
+      <w:r>
+        <w:rPr>
+          <w:rFonts w:ascii="Times New Roman" w:hAnsi="Times New Roman" w:cs="Times New Roman"/>
+          <w:sz w:val="24"/>
+          <w:szCs w:val="24"/>
+          <w:lang w:val="en-US"/>
+        </w:rPr>
+        <w:t>X</w:t>
+      </w:r>
+      <w:r>
+        <w:rPr>
+          <w:rFonts w:ascii="Times New Roman" w:hAnsi="Times New Roman" w:cs="Times New Roman"/>
+          <w:sz w:val="24"/>
+          <w:szCs w:val="24"/>
+        </w:rPr>
+        <w:t>4+</w:t>
+      </w:r>
+      <w:r>
+        <w:rPr>
+          <w:rFonts w:ascii="Times New Roman" w:hAnsi="Times New Roman" w:cs="Times New Roman"/>
+          <w:sz w:val="24"/>
+          <w:szCs w:val="24"/>
+          <w:lang w:val="en-US"/>
+        </w:rPr>
+        <w:t>X</w:t>
+      </w:r>
+      <w:r>
+        <w:rPr>
+          <w:rFonts w:ascii="Times New Roman" w:hAnsi="Times New Roman" w:cs="Times New Roman"/>
+          <w:sz w:val="24"/>
+          <w:szCs w:val="24"/>
+        </w:rPr>
+        <w:t>3’+</w:t>
+      </w:r>
+      <w:r>
+        <w:rPr>
+          <w:rFonts w:ascii="Times New Roman" w:hAnsi="Times New Roman" w:cs="Times New Roman"/>
+          <w:sz w:val="24"/>
+          <w:szCs w:val="24"/>
+          <w:lang w:val="en-US"/>
+        </w:rPr>
+        <w:t>X</w:t>
+      </w:r>
+      <w:r>
+        <w:rPr>
+          <w:rFonts w:ascii="Times New Roman" w:hAnsi="Times New Roman" w:cs="Times New Roman"/>
+          <w:sz w:val="24"/>
+          <w:szCs w:val="24"/>
+        </w:rPr>
+        <w:t>2’+</w:t>
+      </w:r>
+      <w:r>
+        <w:rPr>
+          <w:rFonts w:ascii="Times New Roman" w:hAnsi="Times New Roman" w:cs="Times New Roman"/>
+          <w:sz w:val="24"/>
+          <w:szCs w:val="24"/>
+          <w:lang w:val="en-US"/>
+        </w:rPr>
+        <w:t>X</w:t>
+      </w:r>
+      <w:r>
+        <w:rPr>
+          <w:rFonts w:ascii="Times New Roman" w:hAnsi="Times New Roman" w:cs="Times New Roman"/>
+          <w:sz w:val="24"/>
+          <w:szCs w:val="24"/>
+        </w:rPr>
+        <w:t>1’))’</w:t>
+      </w:r>
+    </w:p>
+    <w:p>
+      <w:pPr>
+        <w:rPr>
+          <w:rFonts w:ascii="Times New Roman" w:hAnsi="Times New Roman" w:cs="Times New Roman"/>
+          <w:sz w:val="28"/>
+          <w:szCs w:val="28"/>
+        </w:rPr>
+      </w:pPr>
+    </w:p>
+    <w:p>
+      <w:pPr>
+        <w:rPr>
+          <w:rFonts w:ascii="Times New Roman" w:hAnsi="Times New Roman" w:cs="Times New Roman"/>
+          <w:sz w:val="24"/>
+          <w:szCs w:val="24"/>
         </w:rPr>
       </w:pPr>
     </w:p>

--- a/7 сегм индикатор.docx
+++ b/7 сегм индикатор.docx
@@ -8007,6 +8007,129 @@
                 <w:szCs w:val="21"/>
                 <w:lang w:val="en-US" w:eastAsia="ru-RU"/>
               </w:rPr>
+              <w:t>1</w:t>
+            </w:r>
+          </w:p>
+        </w:tc>
+        <w:tc>
+          <w:tcPr>
+            <w:tcW w:w="0" w:type="auto"/>
+            <w:tcBorders>
+              <w:top w:val="single" w:sz="6" w:space="0" w:color="836A41"/>
+              <w:left w:val="single" w:sz="6" w:space="0" w:color="836A41"/>
+              <w:bottom w:val="single" w:sz="6" w:space="0" w:color="836A41"/>
+              <w:right w:val="single" w:sz="6" w:space="0" w:color="836A41"/>
+            </w:tcBorders>
+            <w:shd w:val="clear" w:color="auto" w:fill="E1D8AA"/>
+            <w:tcMar>
+              <w:top w:w="60" w:type="dxa"/>
+              <w:left w:w="135" w:type="dxa"/>
+              <w:bottom w:w="60" w:type="dxa"/>
+              <w:right w:w="135" w:type="dxa"/>
+            </w:tcMar>
+            <w:vAlign w:val="center"/>
+          </w:tcPr>
+          <w:p>
+            <w:pPr>
+              <w:spacing w:before="150" w:after="150" w:line="240" w:lineRule="auto"/>
+              <w:rPr>
+                <w:rFonts w:ascii="Helvetica" w:eastAsia="Times New Roman" w:hAnsi="Helvetica" w:cs="Times New Roman"/>
+                <w:color w:val="333333"/>
+                <w:sz w:val="21"/>
+                <w:szCs w:val="21"/>
+                <w:lang w:val="en-US" w:eastAsia="ru-RU"/>
+              </w:rPr>
+            </w:pPr>
+            <w:r>
+              <w:rPr>
+                <w:rFonts w:ascii="Helvetica" w:eastAsia="Times New Roman" w:hAnsi="Helvetica" w:cs="Times New Roman"/>
+                <w:color w:val="333333"/>
+                <w:sz w:val="21"/>
+                <w:szCs w:val="21"/>
+                <w:lang w:val="en-US" w:eastAsia="ru-RU"/>
+              </w:rPr>
+              <w:t>1</w:t>
+            </w:r>
+          </w:p>
+        </w:tc>
+        <w:tc>
+          <w:tcPr>
+            <w:tcW w:w="0" w:type="auto"/>
+            <w:tcBorders>
+              <w:top w:val="single" w:sz="6" w:space="0" w:color="836A41"/>
+              <w:left w:val="single" w:sz="6" w:space="0" w:color="836A41"/>
+              <w:bottom w:val="single" w:sz="6" w:space="0" w:color="836A41"/>
+              <w:right w:val="single" w:sz="6" w:space="0" w:color="836A41"/>
+            </w:tcBorders>
+            <w:shd w:val="clear" w:color="auto" w:fill="E1D8AA"/>
+            <w:tcMar>
+              <w:top w:w="60" w:type="dxa"/>
+              <w:left w:w="135" w:type="dxa"/>
+              <w:bottom w:w="60" w:type="dxa"/>
+              <w:right w:w="135" w:type="dxa"/>
+            </w:tcMar>
+            <w:vAlign w:val="center"/>
+          </w:tcPr>
+          <w:p>
+            <w:pPr>
+              <w:spacing w:before="150" w:after="150" w:line="240" w:lineRule="auto"/>
+              <w:rPr>
+                <w:rFonts w:ascii="Helvetica" w:eastAsia="Times New Roman" w:hAnsi="Helvetica" w:cs="Times New Roman"/>
+                <w:color w:val="333333"/>
+                <w:sz w:val="21"/>
+                <w:szCs w:val="21"/>
+                <w:lang w:val="en-US" w:eastAsia="ru-RU"/>
+              </w:rPr>
+            </w:pPr>
+            <w:r>
+              <w:rPr>
+                <w:rFonts w:ascii="Helvetica" w:eastAsia="Times New Roman" w:hAnsi="Helvetica" w:cs="Times New Roman"/>
+                <w:color w:val="333333"/>
+                <w:sz w:val="21"/>
+                <w:szCs w:val="21"/>
+                <w:lang w:val="en-US" w:eastAsia="ru-RU"/>
+              </w:rPr>
+              <w:t>1</w:t>
+            </w:r>
+          </w:p>
+        </w:tc>
+        <w:tc>
+          <w:tcPr>
+            <w:tcW w:w="0" w:type="auto"/>
+            <w:tcBorders>
+              <w:top w:val="single" w:sz="6" w:space="0" w:color="836A41"/>
+              <w:left w:val="single" w:sz="6" w:space="0" w:color="836A41"/>
+              <w:bottom w:val="single" w:sz="6" w:space="0" w:color="836A41"/>
+              <w:right w:val="single" w:sz="6" w:space="0" w:color="836A41"/>
+            </w:tcBorders>
+            <w:shd w:val="clear" w:color="auto" w:fill="E1D8AA"/>
+            <w:tcMar>
+              <w:top w:w="60" w:type="dxa"/>
+              <w:left w:w="135" w:type="dxa"/>
+              <w:bottom w:w="60" w:type="dxa"/>
+              <w:right w:w="135" w:type="dxa"/>
+            </w:tcMar>
+            <w:vAlign w:val="center"/>
+          </w:tcPr>
+          <w:p>
+            <w:pPr>
+              <w:spacing w:before="150" w:after="150" w:line="240" w:lineRule="auto"/>
+              <w:rPr>
+                <w:rFonts w:ascii="Helvetica" w:eastAsia="Times New Roman" w:hAnsi="Helvetica" w:cs="Times New Roman"/>
+                <w:color w:val="333333"/>
+                <w:sz w:val="21"/>
+                <w:szCs w:val="21"/>
+                <w:lang w:val="en-US" w:eastAsia="ru-RU"/>
+              </w:rPr>
+            </w:pPr>
+            <w:r>
+              <w:rPr>
+                <w:rFonts w:ascii="Helvetica" w:eastAsia="Times New Roman" w:hAnsi="Helvetica" w:cs="Times New Roman"/>
+                <w:color w:val="333333"/>
+                <w:sz w:val="21"/>
+                <w:szCs w:val="21"/>
+                <w:lang w:val="en-US" w:eastAsia="ru-RU"/>
+              </w:rPr>
               <w:t>0</w:t>
             </w:r>
           </w:p>
@@ -8050,131 +8173,6 @@
               </w:rPr>
               <w:t>1</w:t>
             </w:r>
-          </w:p>
-        </w:tc>
-        <w:tc>
-          <w:tcPr>
-            <w:tcW w:w="0" w:type="auto"/>
-            <w:tcBorders>
-              <w:top w:val="single" w:sz="6" w:space="0" w:color="836A41"/>
-              <w:left w:val="single" w:sz="6" w:space="0" w:color="836A41"/>
-              <w:bottom w:val="single" w:sz="6" w:space="0" w:color="836A41"/>
-              <w:right w:val="single" w:sz="6" w:space="0" w:color="836A41"/>
-            </w:tcBorders>
-            <w:shd w:val="clear" w:color="auto" w:fill="E1D8AA"/>
-            <w:tcMar>
-              <w:top w:w="60" w:type="dxa"/>
-              <w:left w:w="135" w:type="dxa"/>
-              <w:bottom w:w="60" w:type="dxa"/>
-              <w:right w:w="135" w:type="dxa"/>
-            </w:tcMar>
-            <w:vAlign w:val="center"/>
-          </w:tcPr>
-          <w:p>
-            <w:pPr>
-              <w:spacing w:before="150" w:after="150" w:line="240" w:lineRule="auto"/>
-              <w:rPr>
-                <w:rFonts w:ascii="Helvetica" w:eastAsia="Times New Roman" w:hAnsi="Helvetica" w:cs="Times New Roman"/>
-                <w:color w:val="333333"/>
-                <w:sz w:val="21"/>
-                <w:szCs w:val="21"/>
-                <w:lang w:val="en-US" w:eastAsia="ru-RU"/>
-              </w:rPr>
-            </w:pPr>
-            <w:r>
-              <w:rPr>
-                <w:rFonts w:ascii="Helvetica" w:eastAsia="Times New Roman" w:hAnsi="Helvetica" w:cs="Times New Roman"/>
-                <w:color w:val="333333"/>
-                <w:sz w:val="21"/>
-                <w:szCs w:val="21"/>
-                <w:lang w:val="en-US" w:eastAsia="ru-RU"/>
-              </w:rPr>
-              <w:t>1</w:t>
-            </w:r>
-          </w:p>
-        </w:tc>
-        <w:tc>
-          <w:tcPr>
-            <w:tcW w:w="0" w:type="auto"/>
-            <w:tcBorders>
-              <w:top w:val="single" w:sz="6" w:space="0" w:color="836A41"/>
-              <w:left w:val="single" w:sz="6" w:space="0" w:color="836A41"/>
-              <w:bottom w:val="single" w:sz="6" w:space="0" w:color="836A41"/>
-              <w:right w:val="single" w:sz="6" w:space="0" w:color="836A41"/>
-            </w:tcBorders>
-            <w:shd w:val="clear" w:color="auto" w:fill="E1D8AA"/>
-            <w:tcMar>
-              <w:top w:w="60" w:type="dxa"/>
-              <w:left w:w="135" w:type="dxa"/>
-              <w:bottom w:w="60" w:type="dxa"/>
-              <w:right w:w="135" w:type="dxa"/>
-            </w:tcMar>
-            <w:vAlign w:val="center"/>
-          </w:tcPr>
-          <w:p>
-            <w:pPr>
-              <w:spacing w:before="150" w:after="150" w:line="240" w:lineRule="auto"/>
-              <w:rPr>
-                <w:rFonts w:ascii="Helvetica" w:eastAsia="Times New Roman" w:hAnsi="Helvetica" w:cs="Times New Roman"/>
-                <w:color w:val="333333"/>
-                <w:sz w:val="21"/>
-                <w:szCs w:val="21"/>
-                <w:lang w:val="en-US" w:eastAsia="ru-RU"/>
-              </w:rPr>
-            </w:pPr>
-            <w:r>
-              <w:rPr>
-                <w:rFonts w:ascii="Helvetica" w:eastAsia="Times New Roman" w:hAnsi="Helvetica" w:cs="Times New Roman"/>
-                <w:color w:val="333333"/>
-                <w:sz w:val="21"/>
-                <w:szCs w:val="21"/>
-                <w:lang w:val="en-US" w:eastAsia="ru-RU"/>
-              </w:rPr>
-              <w:t>1</w:t>
-            </w:r>
-          </w:p>
-        </w:tc>
-        <w:tc>
-          <w:tcPr>
-            <w:tcW w:w="0" w:type="auto"/>
-            <w:tcBorders>
-              <w:top w:val="single" w:sz="6" w:space="0" w:color="836A41"/>
-              <w:left w:val="single" w:sz="6" w:space="0" w:color="836A41"/>
-              <w:bottom w:val="single" w:sz="6" w:space="0" w:color="836A41"/>
-              <w:right w:val="single" w:sz="6" w:space="0" w:color="836A41"/>
-            </w:tcBorders>
-            <w:shd w:val="clear" w:color="auto" w:fill="E1D8AA"/>
-            <w:tcMar>
-              <w:top w:w="60" w:type="dxa"/>
-              <w:left w:w="135" w:type="dxa"/>
-              <w:bottom w:w="60" w:type="dxa"/>
-              <w:right w:w="135" w:type="dxa"/>
-            </w:tcMar>
-            <w:vAlign w:val="center"/>
-          </w:tcPr>
-          <w:p>
-            <w:pPr>
-              <w:spacing w:before="150" w:after="150" w:line="240" w:lineRule="auto"/>
-              <w:rPr>
-                <w:rFonts w:ascii="Helvetica" w:eastAsia="Times New Roman" w:hAnsi="Helvetica" w:cs="Times New Roman"/>
-                <w:color w:val="333333"/>
-                <w:sz w:val="21"/>
-                <w:szCs w:val="21"/>
-                <w:lang w:val="en-US" w:eastAsia="ru-RU"/>
-              </w:rPr>
-            </w:pPr>
-            <w:r>
-              <w:rPr>
-                <w:rFonts w:ascii="Helvetica" w:eastAsia="Times New Roman" w:hAnsi="Helvetica" w:cs="Times New Roman"/>
-                <w:color w:val="333333"/>
-                <w:sz w:val="21"/>
-                <w:szCs w:val="21"/>
-                <w:lang w:val="en-US" w:eastAsia="ru-RU"/>
-              </w:rPr>
-              <w:t>1</w:t>
-            </w:r>
-            <w:bookmarkStart w:id="0" w:name="_GoBack"/>
-            <w:bookmarkEnd w:id="0"/>
           </w:p>
         </w:tc>
       </w:tr>
@@ -8218,6 +8216,7 @@
                 <w:szCs w:val="21"/>
                 <w:lang w:val="en-US" w:eastAsia="ru-RU"/>
               </w:rPr>
+              <w:lastRenderedPageBreak/>
               <w:t>E</w:t>
             </w:r>
           </w:p>
@@ -8505,6 +8504,47 @@
                 <w:szCs w:val="21"/>
                 <w:lang w:val="en-US" w:eastAsia="ru-RU"/>
               </w:rPr>
+              <w:t>0</w:t>
+            </w:r>
+          </w:p>
+        </w:tc>
+        <w:tc>
+          <w:tcPr>
+            <w:tcW w:w="0" w:type="auto"/>
+            <w:tcBorders>
+              <w:top w:val="single" w:sz="6" w:space="0" w:color="836A41"/>
+              <w:left w:val="single" w:sz="6" w:space="0" w:color="836A41"/>
+              <w:bottom w:val="single" w:sz="6" w:space="0" w:color="836A41"/>
+              <w:right w:val="single" w:sz="6" w:space="0" w:color="836A41"/>
+            </w:tcBorders>
+            <w:shd w:val="clear" w:color="auto" w:fill="E1D8AA"/>
+            <w:tcMar>
+              <w:top w:w="60" w:type="dxa"/>
+              <w:left w:w="135" w:type="dxa"/>
+              <w:bottom w:w="60" w:type="dxa"/>
+              <w:right w:w="135" w:type="dxa"/>
+            </w:tcMar>
+            <w:vAlign w:val="center"/>
+          </w:tcPr>
+          <w:p>
+            <w:pPr>
+              <w:spacing w:before="150" w:after="150" w:line="240" w:lineRule="auto"/>
+              <w:rPr>
+                <w:rFonts w:ascii="Helvetica" w:eastAsia="Times New Roman" w:hAnsi="Helvetica" w:cs="Times New Roman"/>
+                <w:color w:val="333333"/>
+                <w:sz w:val="21"/>
+                <w:szCs w:val="21"/>
+                <w:lang w:val="en-US" w:eastAsia="ru-RU"/>
+              </w:rPr>
+            </w:pPr>
+            <w:r>
+              <w:rPr>
+                <w:rFonts w:ascii="Helvetica" w:eastAsia="Times New Roman" w:hAnsi="Helvetica" w:cs="Times New Roman"/>
+                <w:color w:val="333333"/>
+                <w:sz w:val="21"/>
+                <w:szCs w:val="21"/>
+                <w:lang w:val="en-US" w:eastAsia="ru-RU"/>
+              </w:rPr>
               <w:t>1</w:t>
             </w:r>
           </w:p>
@@ -8588,47 +8628,6 @@
                 <w:lang w:val="en-US" w:eastAsia="ru-RU"/>
               </w:rPr>
               <w:t>1</w:t>
-            </w:r>
-          </w:p>
-        </w:tc>
-        <w:tc>
-          <w:tcPr>
-            <w:tcW w:w="0" w:type="auto"/>
-            <w:tcBorders>
-              <w:top w:val="single" w:sz="6" w:space="0" w:color="836A41"/>
-              <w:left w:val="single" w:sz="6" w:space="0" w:color="836A41"/>
-              <w:bottom w:val="single" w:sz="6" w:space="0" w:color="836A41"/>
-              <w:right w:val="single" w:sz="6" w:space="0" w:color="836A41"/>
-            </w:tcBorders>
-            <w:shd w:val="clear" w:color="auto" w:fill="E1D8AA"/>
-            <w:tcMar>
-              <w:top w:w="60" w:type="dxa"/>
-              <w:left w:w="135" w:type="dxa"/>
-              <w:bottom w:w="60" w:type="dxa"/>
-              <w:right w:w="135" w:type="dxa"/>
-            </w:tcMar>
-            <w:vAlign w:val="center"/>
-          </w:tcPr>
-          <w:p>
-            <w:pPr>
-              <w:spacing w:before="150" w:after="150" w:line="240" w:lineRule="auto"/>
-              <w:rPr>
-                <w:rFonts w:ascii="Helvetica" w:eastAsia="Times New Roman" w:hAnsi="Helvetica" w:cs="Times New Roman"/>
-                <w:color w:val="333333"/>
-                <w:sz w:val="21"/>
-                <w:szCs w:val="21"/>
-                <w:lang w:val="en-US" w:eastAsia="ru-RU"/>
-              </w:rPr>
-            </w:pPr>
-            <w:r>
-              <w:rPr>
-                <w:rFonts w:ascii="Helvetica" w:eastAsia="Times New Roman" w:hAnsi="Helvetica" w:cs="Times New Roman"/>
-                <w:color w:val="333333"/>
-                <w:sz w:val="21"/>
-                <w:szCs w:val="21"/>
-                <w:lang w:val="en-US" w:eastAsia="ru-RU"/>
-              </w:rPr>
-              <w:t>0</w:t>
             </w:r>
           </w:p>
         </w:tc>
@@ -8960,6 +8959,47 @@
                 <w:szCs w:val="21"/>
                 <w:lang w:val="en-US" w:eastAsia="ru-RU"/>
               </w:rPr>
+              <w:t>1</w:t>
+            </w:r>
+          </w:p>
+        </w:tc>
+        <w:tc>
+          <w:tcPr>
+            <w:tcW w:w="0" w:type="auto"/>
+            <w:tcBorders>
+              <w:top w:val="single" w:sz="6" w:space="0" w:color="836A41"/>
+              <w:left w:val="single" w:sz="6" w:space="0" w:color="836A41"/>
+              <w:bottom w:val="single" w:sz="6" w:space="0" w:color="836A41"/>
+              <w:right w:val="single" w:sz="6" w:space="0" w:color="836A41"/>
+            </w:tcBorders>
+            <w:shd w:val="clear" w:color="auto" w:fill="E1D8AA"/>
+            <w:tcMar>
+              <w:top w:w="60" w:type="dxa"/>
+              <w:left w:w="135" w:type="dxa"/>
+              <w:bottom w:w="60" w:type="dxa"/>
+              <w:right w:w="135" w:type="dxa"/>
+            </w:tcMar>
+            <w:vAlign w:val="center"/>
+          </w:tcPr>
+          <w:p>
+            <w:pPr>
+              <w:spacing w:before="150" w:after="150" w:line="240" w:lineRule="auto"/>
+              <w:rPr>
+                <w:rFonts w:ascii="Helvetica" w:eastAsia="Times New Roman" w:hAnsi="Helvetica" w:cs="Times New Roman"/>
+                <w:color w:val="333333"/>
+                <w:sz w:val="21"/>
+                <w:szCs w:val="21"/>
+                <w:lang w:val="en-US" w:eastAsia="ru-RU"/>
+              </w:rPr>
+            </w:pPr>
+            <w:r>
+              <w:rPr>
+                <w:rFonts w:ascii="Helvetica" w:eastAsia="Times New Roman" w:hAnsi="Helvetica" w:cs="Times New Roman"/>
+                <w:color w:val="333333"/>
+                <w:sz w:val="21"/>
+                <w:szCs w:val="21"/>
+                <w:lang w:val="en-US" w:eastAsia="ru-RU"/>
+              </w:rPr>
               <w:t>0</w:t>
             </w:r>
           </w:p>
@@ -9001,130 +9041,89 @@
                 <w:szCs w:val="21"/>
                 <w:lang w:val="en-US" w:eastAsia="ru-RU"/>
               </w:rPr>
+              <w:t>0</w:t>
+            </w:r>
+          </w:p>
+        </w:tc>
+        <w:tc>
+          <w:tcPr>
+            <w:tcW w:w="0" w:type="auto"/>
+            <w:tcBorders>
+              <w:top w:val="single" w:sz="6" w:space="0" w:color="836A41"/>
+              <w:left w:val="single" w:sz="6" w:space="0" w:color="836A41"/>
+              <w:bottom w:val="single" w:sz="6" w:space="0" w:color="836A41"/>
+              <w:right w:val="single" w:sz="6" w:space="0" w:color="836A41"/>
+            </w:tcBorders>
+            <w:shd w:val="clear" w:color="auto" w:fill="E1D8AA"/>
+            <w:tcMar>
+              <w:top w:w="60" w:type="dxa"/>
+              <w:left w:w="135" w:type="dxa"/>
+              <w:bottom w:w="60" w:type="dxa"/>
+              <w:right w:w="135" w:type="dxa"/>
+            </w:tcMar>
+            <w:vAlign w:val="center"/>
+          </w:tcPr>
+          <w:p>
+            <w:pPr>
+              <w:spacing w:before="150" w:after="150" w:line="240" w:lineRule="auto"/>
+              <w:rPr>
+                <w:rFonts w:ascii="Helvetica" w:eastAsia="Times New Roman" w:hAnsi="Helvetica" w:cs="Times New Roman"/>
+                <w:color w:val="333333"/>
+                <w:sz w:val="21"/>
+                <w:szCs w:val="21"/>
+                <w:lang w:val="en-US" w:eastAsia="ru-RU"/>
+              </w:rPr>
+            </w:pPr>
+            <w:r>
+              <w:rPr>
+                <w:rFonts w:ascii="Helvetica" w:eastAsia="Times New Roman" w:hAnsi="Helvetica" w:cs="Times New Roman"/>
+                <w:color w:val="333333"/>
+                <w:sz w:val="21"/>
+                <w:szCs w:val="21"/>
+                <w:lang w:val="en-US" w:eastAsia="ru-RU"/>
+              </w:rPr>
+              <w:t>0</w:t>
+            </w:r>
+          </w:p>
+        </w:tc>
+        <w:tc>
+          <w:tcPr>
+            <w:tcW w:w="0" w:type="auto"/>
+            <w:tcBorders>
+              <w:top w:val="single" w:sz="6" w:space="0" w:color="836A41"/>
+              <w:left w:val="single" w:sz="6" w:space="0" w:color="836A41"/>
+              <w:bottom w:val="single" w:sz="6" w:space="0" w:color="836A41"/>
+              <w:right w:val="single" w:sz="6" w:space="0" w:color="836A41"/>
+            </w:tcBorders>
+            <w:shd w:val="clear" w:color="auto" w:fill="E1D8AA"/>
+            <w:tcMar>
+              <w:top w:w="60" w:type="dxa"/>
+              <w:left w:w="135" w:type="dxa"/>
+              <w:bottom w:w="60" w:type="dxa"/>
+              <w:right w:w="135" w:type="dxa"/>
+            </w:tcMar>
+            <w:vAlign w:val="center"/>
+          </w:tcPr>
+          <w:p>
+            <w:pPr>
+              <w:spacing w:before="150" w:after="150" w:line="240" w:lineRule="auto"/>
+              <w:rPr>
+                <w:rFonts w:ascii="Helvetica" w:eastAsia="Times New Roman" w:hAnsi="Helvetica" w:cs="Times New Roman"/>
+                <w:color w:val="333333"/>
+                <w:sz w:val="21"/>
+                <w:szCs w:val="21"/>
+                <w:lang w:eastAsia="ru-RU"/>
+              </w:rPr>
+            </w:pPr>
+            <w:r>
+              <w:rPr>
+                <w:rFonts w:ascii="Helvetica" w:eastAsia="Times New Roman" w:hAnsi="Helvetica" w:cs="Times New Roman"/>
+                <w:color w:val="333333"/>
+                <w:sz w:val="21"/>
+                <w:szCs w:val="21"/>
+                <w:lang w:eastAsia="ru-RU"/>
+              </w:rPr>
               <w:t>1</w:t>
-            </w:r>
-          </w:p>
-        </w:tc>
-        <w:tc>
-          <w:tcPr>
-            <w:tcW w:w="0" w:type="auto"/>
-            <w:tcBorders>
-              <w:top w:val="single" w:sz="6" w:space="0" w:color="836A41"/>
-              <w:left w:val="single" w:sz="6" w:space="0" w:color="836A41"/>
-              <w:bottom w:val="single" w:sz="6" w:space="0" w:color="836A41"/>
-              <w:right w:val="single" w:sz="6" w:space="0" w:color="836A41"/>
-            </w:tcBorders>
-            <w:shd w:val="clear" w:color="auto" w:fill="E1D8AA"/>
-            <w:tcMar>
-              <w:top w:w="60" w:type="dxa"/>
-              <w:left w:w="135" w:type="dxa"/>
-              <w:bottom w:w="60" w:type="dxa"/>
-              <w:right w:w="135" w:type="dxa"/>
-            </w:tcMar>
-            <w:vAlign w:val="center"/>
-          </w:tcPr>
-          <w:p>
-            <w:pPr>
-              <w:spacing w:before="150" w:after="150" w:line="240" w:lineRule="auto"/>
-              <w:rPr>
-                <w:rFonts w:ascii="Helvetica" w:eastAsia="Times New Roman" w:hAnsi="Helvetica" w:cs="Times New Roman"/>
-                <w:color w:val="333333"/>
-                <w:sz w:val="21"/>
-                <w:szCs w:val="21"/>
-                <w:lang w:val="en-US" w:eastAsia="ru-RU"/>
-              </w:rPr>
-            </w:pPr>
-            <w:r>
-              <w:rPr>
-                <w:rFonts w:ascii="Helvetica" w:eastAsia="Times New Roman" w:hAnsi="Helvetica" w:cs="Times New Roman"/>
-                <w:color w:val="333333"/>
-                <w:sz w:val="21"/>
-                <w:szCs w:val="21"/>
-                <w:lang w:val="en-US" w:eastAsia="ru-RU"/>
-              </w:rPr>
-              <w:t>0</w:t>
-            </w:r>
-          </w:p>
-        </w:tc>
-        <w:tc>
-          <w:tcPr>
-            <w:tcW w:w="0" w:type="auto"/>
-            <w:tcBorders>
-              <w:top w:val="single" w:sz="6" w:space="0" w:color="836A41"/>
-              <w:left w:val="single" w:sz="6" w:space="0" w:color="836A41"/>
-              <w:bottom w:val="single" w:sz="6" w:space="0" w:color="836A41"/>
-              <w:right w:val="single" w:sz="6" w:space="0" w:color="836A41"/>
-            </w:tcBorders>
-            <w:shd w:val="clear" w:color="auto" w:fill="E1D8AA"/>
-            <w:tcMar>
-              <w:top w:w="60" w:type="dxa"/>
-              <w:left w:w="135" w:type="dxa"/>
-              <w:bottom w:w="60" w:type="dxa"/>
-              <w:right w:w="135" w:type="dxa"/>
-            </w:tcMar>
-            <w:vAlign w:val="center"/>
-          </w:tcPr>
-          <w:p>
-            <w:pPr>
-              <w:spacing w:before="150" w:after="150" w:line="240" w:lineRule="auto"/>
-              <w:rPr>
-                <w:rFonts w:ascii="Helvetica" w:eastAsia="Times New Roman" w:hAnsi="Helvetica" w:cs="Times New Roman"/>
-                <w:color w:val="333333"/>
-                <w:sz w:val="21"/>
-                <w:szCs w:val="21"/>
-                <w:lang w:val="en-US" w:eastAsia="ru-RU"/>
-              </w:rPr>
-            </w:pPr>
-            <w:r>
-              <w:rPr>
-                <w:rFonts w:ascii="Helvetica" w:eastAsia="Times New Roman" w:hAnsi="Helvetica" w:cs="Times New Roman"/>
-                <w:color w:val="333333"/>
-                <w:sz w:val="21"/>
-                <w:szCs w:val="21"/>
-                <w:lang w:val="en-US" w:eastAsia="ru-RU"/>
-              </w:rPr>
-              <w:t>1</w:t>
-            </w:r>
-          </w:p>
-        </w:tc>
-        <w:tc>
-          <w:tcPr>
-            <w:tcW w:w="0" w:type="auto"/>
-            <w:tcBorders>
-              <w:top w:val="single" w:sz="6" w:space="0" w:color="836A41"/>
-              <w:left w:val="single" w:sz="6" w:space="0" w:color="836A41"/>
-              <w:bottom w:val="single" w:sz="6" w:space="0" w:color="836A41"/>
-              <w:right w:val="single" w:sz="6" w:space="0" w:color="836A41"/>
-            </w:tcBorders>
-            <w:shd w:val="clear" w:color="auto" w:fill="E1D8AA"/>
-            <w:tcMar>
-              <w:top w:w="60" w:type="dxa"/>
-              <w:left w:w="135" w:type="dxa"/>
-              <w:bottom w:w="60" w:type="dxa"/>
-              <w:right w:w="135" w:type="dxa"/>
-            </w:tcMar>
-            <w:vAlign w:val="center"/>
-          </w:tcPr>
-          <w:p>
-            <w:pPr>
-              <w:spacing w:before="150" w:after="150" w:line="240" w:lineRule="auto"/>
-              <w:rPr>
-                <w:rFonts w:ascii="Helvetica" w:eastAsia="Times New Roman" w:hAnsi="Helvetica" w:cs="Times New Roman"/>
-                <w:color w:val="333333"/>
-                <w:sz w:val="21"/>
-                <w:szCs w:val="21"/>
-                <w:lang w:val="en-US" w:eastAsia="ru-RU"/>
-              </w:rPr>
-            </w:pPr>
-            <w:r>
-              <w:rPr>
-                <w:rFonts w:ascii="Helvetica" w:eastAsia="Times New Roman" w:hAnsi="Helvetica" w:cs="Times New Roman"/>
-                <w:color w:val="333333"/>
-                <w:sz w:val="21"/>
-                <w:szCs w:val="21"/>
-                <w:lang w:val="en-US" w:eastAsia="ru-RU"/>
-              </w:rPr>
-              <w:t>0</w:t>
             </w:r>
           </w:p>
         </w:tc>
@@ -9399,6 +9398,74 @@
           <w:sz w:val="24"/>
           <w:szCs w:val="24"/>
         </w:rPr>
+        <w:t>1)*(</w:t>
+      </w:r>
+      <w:r>
+        <w:rPr>
+          <w:rFonts w:ascii="Times New Roman" w:hAnsi="Times New Roman" w:cs="Times New Roman"/>
+          <w:sz w:val="24"/>
+          <w:szCs w:val="24"/>
+          <w:lang w:val="en-US"/>
+        </w:rPr>
+        <w:t>X</w:t>
+      </w:r>
+      <w:r>
+        <w:rPr>
+          <w:rFonts w:ascii="Times New Roman" w:hAnsi="Times New Roman" w:cs="Times New Roman"/>
+          <w:sz w:val="24"/>
+          <w:szCs w:val="24"/>
+        </w:rPr>
+        <w:t>4’+</w:t>
+      </w:r>
+      <w:r>
+        <w:rPr>
+          <w:rFonts w:ascii="Times New Roman" w:hAnsi="Times New Roman" w:cs="Times New Roman"/>
+          <w:sz w:val="24"/>
+          <w:szCs w:val="24"/>
+          <w:lang w:val="en-US"/>
+        </w:rPr>
+        <w:t>X</w:t>
+      </w:r>
+      <w:r>
+        <w:rPr>
+          <w:rFonts w:ascii="Times New Roman" w:hAnsi="Times New Roman" w:cs="Times New Roman"/>
+          <w:sz w:val="24"/>
+          <w:szCs w:val="24"/>
+        </w:rPr>
+        <w:t>3’+</w:t>
+      </w:r>
+      <w:r>
+        <w:rPr>
+          <w:rFonts w:ascii="Times New Roman" w:hAnsi="Times New Roman" w:cs="Times New Roman"/>
+          <w:sz w:val="24"/>
+          <w:szCs w:val="24"/>
+          <w:lang w:val="en-US"/>
+        </w:rPr>
+        <w:t>X</w:t>
+      </w:r>
+      <w:r>
+        <w:rPr>
+          <w:rFonts w:ascii="Times New Roman" w:hAnsi="Times New Roman" w:cs="Times New Roman"/>
+          <w:sz w:val="24"/>
+          <w:szCs w:val="24"/>
+        </w:rPr>
+        <w:t>2+</w:t>
+      </w:r>
+      <w:r>
+        <w:rPr>
+          <w:rFonts w:ascii="Times New Roman" w:hAnsi="Times New Roman" w:cs="Times New Roman"/>
+          <w:sz w:val="24"/>
+          <w:szCs w:val="24"/>
+          <w:lang w:val="en-US"/>
+        </w:rPr>
+        <w:t>X</w:t>
+      </w:r>
+      <w:r>
+        <w:rPr>
+          <w:rFonts w:ascii="Times New Roman" w:hAnsi="Times New Roman" w:cs="Times New Roman"/>
+          <w:sz w:val="24"/>
+          <w:szCs w:val="24"/>
+        </w:rPr>
         <w:t>1))’</w:t>
       </w:r>
     </w:p>
@@ -9595,6 +9662,92 @@
           <w:sz w:val="24"/>
           <w:szCs w:val="24"/>
         </w:rPr>
+        <w:t>1)*</w:t>
+      </w:r>
+      <w:proofErr w:type="gramStart"/>
+      <w:r>
+        <w:rPr>
+          <w:rFonts w:ascii="Times New Roman" w:hAnsi="Times New Roman" w:cs="Times New Roman"/>
+          <w:sz w:val="24"/>
+          <w:szCs w:val="24"/>
+        </w:rPr>
+        <w:t xml:space="preserve">( </w:t>
+      </w:r>
+      <w:r>
+        <w:rPr>
+          <w:rFonts w:ascii="Times New Roman" w:hAnsi="Times New Roman" w:cs="Times New Roman"/>
+          <w:sz w:val="24"/>
+          <w:szCs w:val="24"/>
+          <w:lang w:val="en-US"/>
+        </w:rPr>
+        <w:t>X</w:t>
+      </w:r>
+      <w:r>
+        <w:rPr>
+          <w:rFonts w:ascii="Times New Roman" w:hAnsi="Times New Roman" w:cs="Times New Roman"/>
+          <w:sz w:val="24"/>
+          <w:szCs w:val="24"/>
+        </w:rPr>
+        <w:t>4’</w:t>
+      </w:r>
+      <w:proofErr w:type="gramEnd"/>
+      <w:r>
+        <w:rPr>
+          <w:rFonts w:ascii="Times New Roman" w:hAnsi="Times New Roman" w:cs="Times New Roman"/>
+          <w:sz w:val="24"/>
+          <w:szCs w:val="24"/>
+        </w:rPr>
+        <w:t>+</w:t>
+      </w:r>
+      <w:r>
+        <w:rPr>
+          <w:rFonts w:ascii="Times New Roman" w:hAnsi="Times New Roman" w:cs="Times New Roman"/>
+          <w:sz w:val="24"/>
+          <w:szCs w:val="24"/>
+          <w:lang w:val="en-US"/>
+        </w:rPr>
+        <w:t>X</w:t>
+      </w:r>
+      <w:r>
+        <w:rPr>
+          <w:rFonts w:ascii="Times New Roman" w:hAnsi="Times New Roman" w:cs="Times New Roman"/>
+          <w:sz w:val="24"/>
+          <w:szCs w:val="24"/>
+        </w:rPr>
+        <w:t>3’+</w:t>
+      </w:r>
+      <w:r>
+        <w:rPr>
+          <w:rFonts w:ascii="Times New Roman" w:hAnsi="Times New Roman" w:cs="Times New Roman"/>
+          <w:sz w:val="24"/>
+          <w:szCs w:val="24"/>
+          <w:lang w:val="en-US"/>
+        </w:rPr>
+        <w:t>X</w:t>
+      </w:r>
+      <w:r>
+        <w:rPr>
+          <w:rFonts w:ascii="Times New Roman" w:hAnsi="Times New Roman" w:cs="Times New Roman"/>
+          <w:sz w:val="24"/>
+          <w:szCs w:val="24"/>
+        </w:rPr>
+        <w:t>2+</w:t>
+      </w:r>
+      <w:r>
+        <w:rPr>
+          <w:rFonts w:ascii="Times New Roman" w:hAnsi="Times New Roman" w:cs="Times New Roman"/>
+          <w:sz w:val="24"/>
+          <w:szCs w:val="24"/>
+          <w:lang w:val="en-US"/>
+        </w:rPr>
+        <w:t>X</w:t>
+      </w:r>
+      <w:r>
+        <w:rPr>
+          <w:rFonts w:ascii="Times New Roman" w:hAnsi="Times New Roman" w:cs="Times New Roman"/>
+          <w:sz w:val="24"/>
+          <w:szCs w:val="24"/>
+        </w:rPr>
         <w:t>1))’</w:t>
       </w:r>
     </w:p>
@@ -9638,7 +9791,23 @@
           <w:sz w:val="24"/>
           <w:szCs w:val="24"/>
         </w:rPr>
-        <w:t>= (</w:t>
+        <w:t xml:space="preserve">= </w:t>
+      </w:r>
+      <w:r>
+        <w:rPr>
+          <w:rFonts w:ascii="Times New Roman" w:hAnsi="Times New Roman" w:cs="Times New Roman"/>
+          <w:sz w:val="24"/>
+          <w:szCs w:val="24"/>
+        </w:rPr>
+        <w:t>(</w:t>
+      </w:r>
+      <w:r>
+        <w:rPr>
+          <w:rFonts w:ascii="Times New Roman" w:hAnsi="Times New Roman" w:cs="Times New Roman"/>
+          <w:sz w:val="24"/>
+          <w:szCs w:val="24"/>
+        </w:rPr>
+        <w:t>(</w:t>
       </w:r>
       <w:r>
         <w:rPr>
@@ -9706,7 +9875,109 @@
           <w:sz w:val="24"/>
           <w:szCs w:val="24"/>
         </w:rPr>
-        <w:t>1)’</w:t>
+        <w:t>1)</w:t>
+      </w:r>
+      <w:r>
+        <w:rPr>
+          <w:rFonts w:ascii="Times New Roman" w:hAnsi="Times New Roman" w:cs="Times New Roman"/>
+          <w:sz w:val="24"/>
+          <w:szCs w:val="24"/>
+        </w:rPr>
+        <w:t>*</w:t>
+      </w:r>
+      <w:proofErr w:type="gramStart"/>
+      <w:r>
+        <w:rPr>
+          <w:rFonts w:ascii="Times New Roman" w:hAnsi="Times New Roman" w:cs="Times New Roman"/>
+          <w:sz w:val="24"/>
+          <w:szCs w:val="24"/>
+        </w:rPr>
+        <w:t xml:space="preserve">( </w:t>
+      </w:r>
+      <w:r>
+        <w:rPr>
+          <w:rFonts w:ascii="Times New Roman" w:hAnsi="Times New Roman" w:cs="Times New Roman"/>
+          <w:sz w:val="24"/>
+          <w:szCs w:val="24"/>
+          <w:lang w:val="en-US"/>
+        </w:rPr>
+        <w:t>X</w:t>
+      </w:r>
+      <w:r>
+        <w:rPr>
+          <w:rFonts w:ascii="Times New Roman" w:hAnsi="Times New Roman" w:cs="Times New Roman"/>
+          <w:sz w:val="24"/>
+          <w:szCs w:val="24"/>
+        </w:rPr>
+        <w:t>4’</w:t>
+      </w:r>
+      <w:proofErr w:type="gramEnd"/>
+      <w:r>
+        <w:rPr>
+          <w:rFonts w:ascii="Times New Roman" w:hAnsi="Times New Roman" w:cs="Times New Roman"/>
+          <w:sz w:val="24"/>
+          <w:szCs w:val="24"/>
+        </w:rPr>
+        <w:t>+</w:t>
+      </w:r>
+      <w:r>
+        <w:rPr>
+          <w:rFonts w:ascii="Times New Roman" w:hAnsi="Times New Roman" w:cs="Times New Roman"/>
+          <w:sz w:val="24"/>
+          <w:szCs w:val="24"/>
+          <w:lang w:val="en-US"/>
+        </w:rPr>
+        <w:t>X</w:t>
+      </w:r>
+      <w:r>
+        <w:rPr>
+          <w:rFonts w:ascii="Times New Roman" w:hAnsi="Times New Roman" w:cs="Times New Roman"/>
+          <w:sz w:val="24"/>
+          <w:szCs w:val="24"/>
+        </w:rPr>
+        <w:t>3’+</w:t>
+      </w:r>
+      <w:r>
+        <w:rPr>
+          <w:rFonts w:ascii="Times New Roman" w:hAnsi="Times New Roman" w:cs="Times New Roman"/>
+          <w:sz w:val="24"/>
+          <w:szCs w:val="24"/>
+          <w:lang w:val="en-US"/>
+        </w:rPr>
+        <w:t>X</w:t>
+      </w:r>
+      <w:r>
+        <w:rPr>
+          <w:rFonts w:ascii="Times New Roman" w:hAnsi="Times New Roman" w:cs="Times New Roman"/>
+          <w:sz w:val="24"/>
+          <w:szCs w:val="24"/>
+        </w:rPr>
+        <w:t>2+</w:t>
+      </w:r>
+      <w:r>
+        <w:rPr>
+          <w:rFonts w:ascii="Times New Roman" w:hAnsi="Times New Roman" w:cs="Times New Roman"/>
+          <w:sz w:val="24"/>
+          <w:szCs w:val="24"/>
+          <w:lang w:val="en-US"/>
+        </w:rPr>
+        <w:t>X</w:t>
+      </w:r>
+      <w:r>
+        <w:rPr>
+          <w:rFonts w:ascii="Times New Roman" w:hAnsi="Times New Roman" w:cs="Times New Roman"/>
+          <w:sz w:val="24"/>
+          <w:szCs w:val="24"/>
+        </w:rPr>
+        <w:t>1))</w:t>
+      </w:r>
+      <w:r>
+        <w:rPr>
+          <w:rFonts w:ascii="Times New Roman" w:hAnsi="Times New Roman" w:cs="Times New Roman"/>
+          <w:sz w:val="24"/>
+          <w:szCs w:val="24"/>
+        </w:rPr>
+        <w:t>’</w:t>
       </w:r>
     </w:p>
     <w:p>
@@ -9723,7 +9994,6 @@
           <w:sz w:val="24"/>
           <w:szCs w:val="24"/>
         </w:rPr>
-        <w:lastRenderedPageBreak/>
         <w:t xml:space="preserve">Для функции </w:t>
       </w:r>
       <w:r>
@@ -10007,9 +10277,34 @@
           <w:rFonts w:ascii="Times New Roman" w:hAnsi="Times New Roman" w:cs="Times New Roman"/>
           <w:sz w:val="24"/>
           <w:szCs w:val="24"/>
+        </w:rPr>
+      </w:pPr>
+      <w:r>
+        <w:rPr>
+          <w:rFonts w:ascii="Times New Roman" w:hAnsi="Times New Roman" w:cs="Times New Roman"/>
+          <w:sz w:val="24"/>
+          <w:szCs w:val="24"/>
           <w:lang w:val="en-US"/>
         </w:rPr>
-      </w:pPr>
+        <w:t>E</w:t>
+      </w:r>
+      <w:r>
+        <w:rPr>
+          <w:rFonts w:ascii="Times New Roman" w:hAnsi="Times New Roman" w:cs="Times New Roman"/>
+          <w:sz w:val="24"/>
+          <w:szCs w:val="24"/>
+        </w:rPr>
+        <w:t>=</w:t>
+      </w:r>
+      <w:proofErr w:type="gramStart"/>
+      <w:r>
+        <w:rPr>
+          <w:rFonts w:ascii="Times New Roman" w:hAnsi="Times New Roman" w:cs="Times New Roman"/>
+          <w:sz w:val="24"/>
+          <w:szCs w:val="24"/>
+        </w:rPr>
+        <w:t xml:space="preserve">( </w:t>
+      </w:r>
       <w:r>
         <w:rPr>
           <w:rFonts w:ascii="Times New Roman" w:hAnsi="Times New Roman" w:cs="Times New Roman"/>
@@ -10017,7 +10312,24 @@
           <w:szCs w:val="24"/>
           <w:lang w:val="en-US"/>
         </w:rPr>
-        <w:t>E</w:t>
+        <w:t>X</w:t>
+      </w:r>
+      <w:r>
+        <w:rPr>
+          <w:rFonts w:ascii="Times New Roman" w:hAnsi="Times New Roman" w:cs="Times New Roman"/>
+          <w:sz w:val="24"/>
+          <w:szCs w:val="24"/>
+        </w:rPr>
+        <w:t>4’</w:t>
+      </w:r>
+      <w:proofErr w:type="gramEnd"/>
+      <w:r>
+        <w:rPr>
+          <w:rFonts w:ascii="Times New Roman" w:hAnsi="Times New Roman" w:cs="Times New Roman"/>
+          <w:sz w:val="24"/>
+          <w:szCs w:val="24"/>
+        </w:rPr>
+        <w:t>*</w:t>
       </w:r>
       <w:r>
         <w:rPr>
@@ -10026,9 +10338,16 @@
           <w:szCs w:val="24"/>
           <w:lang w:val="en-US"/>
         </w:rPr>
-        <w:t>=</w:t>
-      </w:r>
-      <w:proofErr w:type="gramStart"/>
+        <w:t>X</w:t>
+      </w:r>
+      <w:r>
+        <w:rPr>
+          <w:rFonts w:ascii="Times New Roman" w:hAnsi="Times New Roman" w:cs="Times New Roman"/>
+          <w:sz w:val="24"/>
+          <w:szCs w:val="24"/>
+        </w:rPr>
+        <w:t>3’*</w:t>
+      </w:r>
       <w:r>
         <w:rPr>
           <w:rFonts w:ascii="Times New Roman" w:hAnsi="Times New Roman" w:cs="Times New Roman"/>
@@ -10036,7 +10355,15 @@
           <w:szCs w:val="24"/>
           <w:lang w:val="en-US"/>
         </w:rPr>
-        <w:t xml:space="preserve">( </w:t>
+        <w:t>X</w:t>
+      </w:r>
+      <w:r>
+        <w:rPr>
+          <w:rFonts w:ascii="Times New Roman" w:hAnsi="Times New Roman" w:cs="Times New Roman"/>
+          <w:sz w:val="24"/>
+          <w:szCs w:val="24"/>
+        </w:rPr>
+        <w:t>2’*</w:t>
       </w:r>
       <w:r>
         <w:rPr>
@@ -10052,11 +10379,26 @@
           <w:rFonts w:ascii="Times New Roman" w:hAnsi="Times New Roman" w:cs="Times New Roman"/>
           <w:sz w:val="24"/>
           <w:szCs w:val="24"/>
+        </w:rPr>
+        <w:t>1’+</w:t>
+      </w:r>
+      <w:r>
+        <w:rPr>
+          <w:rFonts w:ascii="Times New Roman" w:hAnsi="Times New Roman" w:cs="Times New Roman"/>
+          <w:sz w:val="24"/>
+          <w:szCs w:val="24"/>
           <w:lang w:val="en-US"/>
         </w:rPr>
-        <w:t>4’</w:t>
-      </w:r>
-      <w:proofErr w:type="gramEnd"/>
+        <w:t>X</w:t>
+      </w:r>
+      <w:r>
+        <w:rPr>
+          <w:rFonts w:ascii="Times New Roman" w:hAnsi="Times New Roman" w:cs="Times New Roman"/>
+          <w:sz w:val="24"/>
+          <w:szCs w:val="24"/>
+        </w:rPr>
+        <w:t>4’*</w:t>
+      </w:r>
       <w:r>
         <w:rPr>
           <w:rFonts w:ascii="Times New Roman" w:hAnsi="Times New Roman" w:cs="Times New Roman"/>
@@ -10064,7 +10406,15 @@
           <w:szCs w:val="24"/>
           <w:lang w:val="en-US"/>
         </w:rPr>
-        <w:t>*</w:t>
+        <w:t>X</w:t>
+      </w:r>
+      <w:r>
+        <w:rPr>
+          <w:rFonts w:ascii="Times New Roman" w:hAnsi="Times New Roman" w:cs="Times New Roman"/>
+          <w:sz w:val="24"/>
+          <w:szCs w:val="24"/>
+        </w:rPr>
+        <w:t>3’*</w:t>
       </w:r>
       <w:r>
         <w:rPr>
@@ -10080,8 +10430,126 @@
           <w:rFonts w:ascii="Times New Roman" w:hAnsi="Times New Roman" w:cs="Times New Roman"/>
           <w:sz w:val="24"/>
           <w:szCs w:val="24"/>
+        </w:rPr>
+        <w:t>2*</w:t>
+      </w:r>
+      <w:r>
+        <w:rPr>
+          <w:rFonts w:ascii="Times New Roman" w:hAnsi="Times New Roman" w:cs="Times New Roman"/>
+          <w:sz w:val="24"/>
+          <w:szCs w:val="24"/>
           <w:lang w:val="en-US"/>
         </w:rPr>
+        <w:t>X</w:t>
+      </w:r>
+      <w:r>
+        <w:rPr>
+          <w:rFonts w:ascii="Times New Roman" w:hAnsi="Times New Roman" w:cs="Times New Roman"/>
+          <w:sz w:val="24"/>
+          <w:szCs w:val="24"/>
+        </w:rPr>
+        <w:t>1’+</w:t>
+      </w:r>
+      <w:r>
+        <w:rPr>
+          <w:rFonts w:ascii="Times New Roman" w:hAnsi="Times New Roman" w:cs="Times New Roman"/>
+          <w:sz w:val="24"/>
+          <w:szCs w:val="24"/>
+          <w:lang w:val="en-US"/>
+        </w:rPr>
+        <w:t>X</w:t>
+      </w:r>
+      <w:r>
+        <w:rPr>
+          <w:rFonts w:ascii="Times New Roman" w:hAnsi="Times New Roman" w:cs="Times New Roman"/>
+          <w:sz w:val="24"/>
+          <w:szCs w:val="24"/>
+        </w:rPr>
+        <w:t>4’*</w:t>
+      </w:r>
+      <w:r>
+        <w:rPr>
+          <w:rFonts w:ascii="Times New Roman" w:hAnsi="Times New Roman" w:cs="Times New Roman"/>
+          <w:sz w:val="24"/>
+          <w:szCs w:val="24"/>
+          <w:lang w:val="en-US"/>
+        </w:rPr>
+        <w:t>X</w:t>
+      </w:r>
+      <w:r>
+        <w:rPr>
+          <w:rFonts w:ascii="Times New Roman" w:hAnsi="Times New Roman" w:cs="Times New Roman"/>
+          <w:sz w:val="24"/>
+          <w:szCs w:val="24"/>
+        </w:rPr>
+        <w:t>3*</w:t>
+      </w:r>
+      <w:r>
+        <w:rPr>
+          <w:rFonts w:ascii="Times New Roman" w:hAnsi="Times New Roman" w:cs="Times New Roman"/>
+          <w:sz w:val="24"/>
+          <w:szCs w:val="24"/>
+          <w:lang w:val="en-US"/>
+        </w:rPr>
+        <w:t>X</w:t>
+      </w:r>
+      <w:r>
+        <w:rPr>
+          <w:rFonts w:ascii="Times New Roman" w:hAnsi="Times New Roman" w:cs="Times New Roman"/>
+          <w:sz w:val="24"/>
+          <w:szCs w:val="24"/>
+        </w:rPr>
+        <w:t>2*</w:t>
+      </w:r>
+      <w:r>
+        <w:rPr>
+          <w:rFonts w:ascii="Times New Roman" w:hAnsi="Times New Roman" w:cs="Times New Roman"/>
+          <w:sz w:val="24"/>
+          <w:szCs w:val="24"/>
+          <w:lang w:val="en-US"/>
+        </w:rPr>
+        <w:t>X</w:t>
+      </w:r>
+      <w:r>
+        <w:rPr>
+          <w:rFonts w:ascii="Times New Roman" w:hAnsi="Times New Roman" w:cs="Times New Roman"/>
+          <w:sz w:val="24"/>
+          <w:szCs w:val="24"/>
+        </w:rPr>
+        <w:t>1’+</w:t>
+      </w:r>
+      <w:r>
+        <w:rPr>
+          <w:rFonts w:ascii="Times New Roman" w:hAnsi="Times New Roman" w:cs="Times New Roman"/>
+          <w:sz w:val="24"/>
+          <w:szCs w:val="24"/>
+          <w:lang w:val="en-US"/>
+        </w:rPr>
+        <w:t>X</w:t>
+      </w:r>
+      <w:r>
+        <w:rPr>
+          <w:rFonts w:ascii="Times New Roman" w:hAnsi="Times New Roman" w:cs="Times New Roman"/>
+          <w:sz w:val="24"/>
+          <w:szCs w:val="24"/>
+        </w:rPr>
+        <w:t>4*</w:t>
+      </w:r>
+      <w:r>
+        <w:rPr>
+          <w:rFonts w:ascii="Times New Roman" w:hAnsi="Times New Roman" w:cs="Times New Roman"/>
+          <w:sz w:val="24"/>
+          <w:szCs w:val="24"/>
+          <w:lang w:val="en-US"/>
+        </w:rPr>
+        <w:t>X</w:t>
+      </w:r>
+      <w:r>
+        <w:rPr>
+          <w:rFonts w:ascii="Times New Roman" w:hAnsi="Times New Roman" w:cs="Times New Roman"/>
+          <w:sz w:val="24"/>
+          <w:szCs w:val="24"/>
+        </w:rPr>
         <w:t>3’*</w:t>
       </w:r>
       <w:r>
@@ -10098,8 +10566,75 @@
           <w:rFonts w:ascii="Times New Roman" w:hAnsi="Times New Roman" w:cs="Times New Roman"/>
           <w:sz w:val="24"/>
           <w:szCs w:val="24"/>
+        </w:rPr>
+        <w:t>2’*</w:t>
+      </w:r>
+      <w:r>
+        <w:rPr>
+          <w:rFonts w:ascii="Times New Roman" w:hAnsi="Times New Roman" w:cs="Times New Roman"/>
+          <w:sz w:val="24"/>
+          <w:szCs w:val="24"/>
           <w:lang w:val="en-US"/>
         </w:rPr>
+        <w:t>X</w:t>
+      </w:r>
+      <w:r>
+        <w:rPr>
+          <w:rFonts w:ascii="Times New Roman" w:hAnsi="Times New Roman" w:cs="Times New Roman"/>
+          <w:sz w:val="24"/>
+          <w:szCs w:val="24"/>
+        </w:rPr>
+        <w:t xml:space="preserve">1’ + </w:t>
+      </w:r>
+      <w:r>
+        <w:rPr>
+          <w:rFonts w:ascii="Times New Roman" w:hAnsi="Times New Roman" w:cs="Times New Roman"/>
+          <w:sz w:val="24"/>
+          <w:szCs w:val="24"/>
+          <w:lang w:val="en-US"/>
+        </w:rPr>
+        <w:t>X</w:t>
+      </w:r>
+      <w:r>
+        <w:rPr>
+          <w:rFonts w:ascii="Times New Roman" w:hAnsi="Times New Roman" w:cs="Times New Roman"/>
+          <w:sz w:val="24"/>
+          <w:szCs w:val="24"/>
+        </w:rPr>
+        <w:t>4*</w:t>
+      </w:r>
+      <w:r>
+        <w:rPr>
+          <w:rFonts w:ascii="Times New Roman" w:hAnsi="Times New Roman" w:cs="Times New Roman"/>
+          <w:sz w:val="24"/>
+          <w:szCs w:val="24"/>
+          <w:lang w:val="en-US"/>
+        </w:rPr>
+        <w:t>X</w:t>
+      </w:r>
+      <w:r>
+        <w:rPr>
+          <w:rFonts w:ascii="Times New Roman" w:hAnsi="Times New Roman" w:cs="Times New Roman"/>
+          <w:sz w:val="24"/>
+          <w:szCs w:val="24"/>
+        </w:rPr>
+        <w:t>3*</w:t>
+      </w:r>
+      <w:r>
+        <w:rPr>
+          <w:rFonts w:ascii="Times New Roman" w:hAnsi="Times New Roman" w:cs="Times New Roman"/>
+          <w:sz w:val="24"/>
+          <w:szCs w:val="24"/>
+          <w:lang w:val="en-US"/>
+        </w:rPr>
+        <w:t>X</w:t>
+      </w:r>
+      <w:r>
+        <w:rPr>
+          <w:rFonts w:ascii="Times New Roman" w:hAnsi="Times New Roman" w:cs="Times New Roman"/>
+          <w:sz w:val="24"/>
+          <w:szCs w:val="24"/>
+        </w:rPr>
         <w:t>2’*</w:t>
       </w:r>
       <w:r>
@@ -10116,223 +10651,6 @@
           <w:rFonts w:ascii="Times New Roman" w:hAnsi="Times New Roman" w:cs="Times New Roman"/>
           <w:sz w:val="24"/>
           <w:szCs w:val="24"/>
-          <w:lang w:val="en-US"/>
-        </w:rPr>
-        <w:t>1’+</w:t>
-      </w:r>
-      <w:r>
-        <w:rPr>
-          <w:rFonts w:ascii="Times New Roman" w:hAnsi="Times New Roman" w:cs="Times New Roman"/>
-          <w:sz w:val="24"/>
-          <w:szCs w:val="24"/>
-          <w:lang w:val="en-US"/>
-        </w:rPr>
-        <w:t>X</w:t>
-      </w:r>
-      <w:r>
-        <w:rPr>
-          <w:rFonts w:ascii="Times New Roman" w:hAnsi="Times New Roman" w:cs="Times New Roman"/>
-          <w:sz w:val="24"/>
-          <w:szCs w:val="24"/>
-          <w:lang w:val="en-US"/>
-        </w:rPr>
-        <w:t>4’*</w:t>
-      </w:r>
-      <w:r>
-        <w:rPr>
-          <w:rFonts w:ascii="Times New Roman" w:hAnsi="Times New Roman" w:cs="Times New Roman"/>
-          <w:sz w:val="24"/>
-          <w:szCs w:val="24"/>
-          <w:lang w:val="en-US"/>
-        </w:rPr>
-        <w:t>X</w:t>
-      </w:r>
-      <w:r>
-        <w:rPr>
-          <w:rFonts w:ascii="Times New Roman" w:hAnsi="Times New Roman" w:cs="Times New Roman"/>
-          <w:sz w:val="24"/>
-          <w:szCs w:val="24"/>
-          <w:lang w:val="en-US"/>
-        </w:rPr>
-        <w:t>3’*</w:t>
-      </w:r>
-      <w:r>
-        <w:rPr>
-          <w:rFonts w:ascii="Times New Roman" w:hAnsi="Times New Roman" w:cs="Times New Roman"/>
-          <w:sz w:val="24"/>
-          <w:szCs w:val="24"/>
-          <w:lang w:val="en-US"/>
-        </w:rPr>
-        <w:t>X</w:t>
-      </w:r>
-      <w:r>
-        <w:rPr>
-          <w:rFonts w:ascii="Times New Roman" w:hAnsi="Times New Roman" w:cs="Times New Roman"/>
-          <w:sz w:val="24"/>
-          <w:szCs w:val="24"/>
-          <w:lang w:val="en-US"/>
-        </w:rPr>
-        <w:t>2*</w:t>
-      </w:r>
-      <w:r>
-        <w:rPr>
-          <w:rFonts w:ascii="Times New Roman" w:hAnsi="Times New Roman" w:cs="Times New Roman"/>
-          <w:sz w:val="24"/>
-          <w:szCs w:val="24"/>
-          <w:lang w:val="en-US"/>
-        </w:rPr>
-        <w:t>X</w:t>
-      </w:r>
-      <w:r>
-        <w:rPr>
-          <w:rFonts w:ascii="Times New Roman" w:hAnsi="Times New Roman" w:cs="Times New Roman"/>
-          <w:sz w:val="24"/>
-          <w:szCs w:val="24"/>
-          <w:lang w:val="en-US"/>
-        </w:rPr>
-        <w:t>1’+</w:t>
-      </w:r>
-      <w:r>
-        <w:rPr>
-          <w:rFonts w:ascii="Times New Roman" w:hAnsi="Times New Roman" w:cs="Times New Roman"/>
-          <w:sz w:val="24"/>
-          <w:szCs w:val="24"/>
-          <w:lang w:val="en-US"/>
-        </w:rPr>
-        <w:t>X</w:t>
-      </w:r>
-      <w:r>
-        <w:rPr>
-          <w:rFonts w:ascii="Times New Roman" w:hAnsi="Times New Roman" w:cs="Times New Roman"/>
-          <w:sz w:val="24"/>
-          <w:szCs w:val="24"/>
-          <w:lang w:val="en-US"/>
-        </w:rPr>
-        <w:t>4’*</w:t>
-      </w:r>
-      <w:r>
-        <w:rPr>
-          <w:rFonts w:ascii="Times New Roman" w:hAnsi="Times New Roman" w:cs="Times New Roman"/>
-          <w:sz w:val="24"/>
-          <w:szCs w:val="24"/>
-          <w:lang w:val="en-US"/>
-        </w:rPr>
-        <w:t>X</w:t>
-      </w:r>
-      <w:r>
-        <w:rPr>
-          <w:rFonts w:ascii="Times New Roman" w:hAnsi="Times New Roman" w:cs="Times New Roman"/>
-          <w:sz w:val="24"/>
-          <w:szCs w:val="24"/>
-          <w:lang w:val="en-US"/>
-        </w:rPr>
-        <w:t>3*</w:t>
-      </w:r>
-      <w:r>
-        <w:rPr>
-          <w:rFonts w:ascii="Times New Roman" w:hAnsi="Times New Roman" w:cs="Times New Roman"/>
-          <w:sz w:val="24"/>
-          <w:szCs w:val="24"/>
-          <w:lang w:val="en-US"/>
-        </w:rPr>
-        <w:t>X</w:t>
-      </w:r>
-      <w:r>
-        <w:rPr>
-          <w:rFonts w:ascii="Times New Roman" w:hAnsi="Times New Roman" w:cs="Times New Roman"/>
-          <w:sz w:val="24"/>
-          <w:szCs w:val="24"/>
-          <w:lang w:val="en-US"/>
-        </w:rPr>
-        <w:t>2*</w:t>
-      </w:r>
-      <w:r>
-        <w:rPr>
-          <w:rFonts w:ascii="Times New Roman" w:hAnsi="Times New Roman" w:cs="Times New Roman"/>
-          <w:sz w:val="24"/>
-          <w:szCs w:val="24"/>
-          <w:lang w:val="en-US"/>
-        </w:rPr>
-        <w:t>X</w:t>
-      </w:r>
-      <w:r>
-        <w:rPr>
-          <w:rFonts w:ascii="Times New Roman" w:hAnsi="Times New Roman" w:cs="Times New Roman"/>
-          <w:sz w:val="24"/>
-          <w:szCs w:val="24"/>
-          <w:lang w:val="en-US"/>
-        </w:rPr>
-        <w:t>1’+</w:t>
-      </w:r>
-      <w:r>
-        <w:rPr>
-          <w:rFonts w:ascii="Times New Roman" w:hAnsi="Times New Roman" w:cs="Times New Roman"/>
-          <w:sz w:val="24"/>
-          <w:szCs w:val="24"/>
-          <w:lang w:val="en-US"/>
-        </w:rPr>
-        <w:t>X</w:t>
-      </w:r>
-      <w:r>
-        <w:rPr>
-          <w:rFonts w:ascii="Times New Roman" w:hAnsi="Times New Roman" w:cs="Times New Roman"/>
-          <w:sz w:val="24"/>
-          <w:szCs w:val="24"/>
-          <w:lang w:val="en-US"/>
-        </w:rPr>
-        <w:t>4*</w:t>
-      </w:r>
-      <w:r>
-        <w:rPr>
-          <w:rFonts w:ascii="Times New Roman" w:hAnsi="Times New Roman" w:cs="Times New Roman"/>
-          <w:sz w:val="24"/>
-          <w:szCs w:val="24"/>
-          <w:lang w:val="en-US"/>
-        </w:rPr>
-        <w:t>X</w:t>
-      </w:r>
-      <w:r>
-        <w:rPr>
-          <w:rFonts w:ascii="Times New Roman" w:hAnsi="Times New Roman" w:cs="Times New Roman"/>
-          <w:sz w:val="24"/>
-          <w:szCs w:val="24"/>
-          <w:lang w:val="en-US"/>
-        </w:rPr>
-        <w:t>3’*</w:t>
-      </w:r>
-      <w:r>
-        <w:rPr>
-          <w:rFonts w:ascii="Times New Roman" w:hAnsi="Times New Roman" w:cs="Times New Roman"/>
-          <w:sz w:val="24"/>
-          <w:szCs w:val="24"/>
-          <w:lang w:val="en-US"/>
-        </w:rPr>
-        <w:t>X</w:t>
-      </w:r>
-      <w:r>
-        <w:rPr>
-          <w:rFonts w:ascii="Times New Roman" w:hAnsi="Times New Roman" w:cs="Times New Roman"/>
-          <w:sz w:val="24"/>
-          <w:szCs w:val="24"/>
-          <w:lang w:val="en-US"/>
-        </w:rPr>
-        <w:t>2’*</w:t>
-      </w:r>
-      <w:r>
-        <w:rPr>
-          <w:rFonts w:ascii="Times New Roman" w:hAnsi="Times New Roman" w:cs="Times New Roman"/>
-          <w:sz w:val="24"/>
-          <w:szCs w:val="24"/>
-          <w:lang w:val="en-US"/>
-        </w:rPr>
-        <w:t>X</w:t>
-      </w:r>
-      <w:r>
-        <w:rPr>
-          <w:rFonts w:ascii="Times New Roman" w:hAnsi="Times New Roman" w:cs="Times New Roman"/>
-          <w:sz w:val="24"/>
-          <w:szCs w:val="24"/>
-          <w:lang w:val="en-US"/>
         </w:rPr>
         <w:t>1’)’</w:t>
       </w:r>
@@ -10343,6 +10661,7 @@
           <w:rFonts w:ascii="Times New Roman" w:hAnsi="Times New Roman" w:cs="Times New Roman"/>
           <w:sz w:val="24"/>
           <w:szCs w:val="24"/>
+          <w:lang w:val="en-US"/>
         </w:rPr>
       </w:pPr>
       <w:r>
@@ -10350,8 +10669,29 @@
           <w:rFonts w:ascii="Times New Roman" w:hAnsi="Times New Roman" w:cs="Times New Roman"/>
           <w:sz w:val="24"/>
           <w:szCs w:val="24"/>
-        </w:rPr>
-        <w:t>Для функции F:</w:t>
+          <w:lang w:val="en-US"/>
+        </w:rPr>
+        <w:t>E</w:t>
+      </w:r>
+      <w:proofErr w:type="gramStart"/>
+      <w:r>
+        <w:rPr>
+          <w:rFonts w:ascii="Times New Roman" w:hAnsi="Times New Roman" w:cs="Times New Roman"/>
+          <w:sz w:val="24"/>
+          <w:szCs w:val="24"/>
+          <w:lang w:val="en-US"/>
+        </w:rPr>
+        <w:t>=(</w:t>
+      </w:r>
+      <w:proofErr w:type="gramEnd"/>
+      <w:r>
+        <w:rPr>
+          <w:rFonts w:ascii="Times New Roman" w:hAnsi="Times New Roman" w:cs="Times New Roman"/>
+          <w:sz w:val="24"/>
+          <w:szCs w:val="24"/>
+          <w:lang w:val="en-US"/>
+        </w:rPr>
+        <w:t>(X4+X3+X2+X1’)*(X4+X3+X2’+X1’)*(X4+X3’+X2+X1)*(X4+X3’+X2+X1’)*(X4+X3’+X2’+X1’)*(X4’+X3+X2+X1’))</w:t>
       </w:r>
     </w:p>
     <w:p>
@@ -10360,7 +10700,6 @@
           <w:rFonts w:ascii="Times New Roman" w:hAnsi="Times New Roman" w:cs="Times New Roman"/>
           <w:sz w:val="24"/>
           <w:szCs w:val="24"/>
-          <w:lang w:val="en-US"/>
         </w:rPr>
       </w:pPr>
       <w:r>
@@ -10368,317 +10707,8 @@
           <w:rFonts w:ascii="Times New Roman" w:hAnsi="Times New Roman" w:cs="Times New Roman"/>
           <w:sz w:val="24"/>
           <w:szCs w:val="24"/>
-          <w:lang w:val="en-US"/>
-        </w:rPr>
-        <w:t>F</w:t>
-      </w:r>
-      <w:proofErr w:type="gramStart"/>
-      <w:r>
-        <w:rPr>
-          <w:rFonts w:ascii="Times New Roman" w:hAnsi="Times New Roman" w:cs="Times New Roman"/>
-          <w:sz w:val="24"/>
-          <w:szCs w:val="24"/>
-          <w:lang w:val="en-US"/>
-        </w:rPr>
-        <w:t>=(</w:t>
-      </w:r>
-      <w:proofErr w:type="gramEnd"/>
-      <w:r>
-        <w:rPr>
-          <w:rFonts w:ascii="Times New Roman" w:hAnsi="Times New Roman" w:cs="Times New Roman"/>
-          <w:sz w:val="24"/>
-          <w:szCs w:val="24"/>
-          <w:lang w:val="en-US"/>
-        </w:rPr>
-        <w:t>(</w:t>
-      </w:r>
-      <w:r>
-        <w:rPr>
-          <w:rFonts w:ascii="Times New Roman" w:hAnsi="Times New Roman" w:cs="Times New Roman"/>
-          <w:sz w:val="24"/>
-          <w:szCs w:val="24"/>
-          <w:lang w:val="en-US"/>
-        </w:rPr>
-        <w:t>X</w:t>
-      </w:r>
-      <w:r>
-        <w:rPr>
-          <w:rFonts w:ascii="Times New Roman" w:hAnsi="Times New Roman" w:cs="Times New Roman"/>
-          <w:sz w:val="24"/>
-          <w:szCs w:val="24"/>
-          <w:lang w:val="en-US"/>
-        </w:rPr>
-        <w:t>4+</w:t>
-      </w:r>
-      <w:r>
-        <w:rPr>
-          <w:rFonts w:ascii="Times New Roman" w:hAnsi="Times New Roman" w:cs="Times New Roman"/>
-          <w:sz w:val="24"/>
-          <w:szCs w:val="24"/>
-          <w:lang w:val="en-US"/>
-        </w:rPr>
-        <w:t>X</w:t>
-      </w:r>
-      <w:r>
-        <w:rPr>
-          <w:rFonts w:ascii="Times New Roman" w:hAnsi="Times New Roman" w:cs="Times New Roman"/>
-          <w:sz w:val="24"/>
-          <w:szCs w:val="24"/>
-          <w:lang w:val="en-US"/>
-        </w:rPr>
-        <w:t>3+</w:t>
-      </w:r>
-      <w:r>
-        <w:rPr>
-          <w:rFonts w:ascii="Times New Roman" w:hAnsi="Times New Roman" w:cs="Times New Roman"/>
-          <w:sz w:val="24"/>
-          <w:szCs w:val="24"/>
-          <w:lang w:val="en-US"/>
-        </w:rPr>
-        <w:t>X</w:t>
-      </w:r>
-      <w:r>
-        <w:rPr>
-          <w:rFonts w:ascii="Times New Roman" w:hAnsi="Times New Roman" w:cs="Times New Roman"/>
-          <w:sz w:val="24"/>
-          <w:szCs w:val="24"/>
-          <w:lang w:val="en-US"/>
-        </w:rPr>
-        <w:t>2+</w:t>
-      </w:r>
-      <w:r>
-        <w:rPr>
-          <w:rFonts w:ascii="Times New Roman" w:hAnsi="Times New Roman" w:cs="Times New Roman"/>
-          <w:sz w:val="24"/>
-          <w:szCs w:val="24"/>
-          <w:lang w:val="en-US"/>
-        </w:rPr>
-        <w:t>X</w:t>
-      </w:r>
-      <w:r>
-        <w:rPr>
-          <w:rFonts w:ascii="Times New Roman" w:hAnsi="Times New Roman" w:cs="Times New Roman"/>
-          <w:sz w:val="24"/>
-          <w:szCs w:val="24"/>
-          <w:lang w:val="en-US"/>
-        </w:rPr>
-        <w:t>1’)*(</w:t>
-      </w:r>
-      <w:r>
-        <w:rPr>
-          <w:rFonts w:ascii="Times New Roman" w:hAnsi="Times New Roman" w:cs="Times New Roman"/>
-          <w:sz w:val="24"/>
-          <w:szCs w:val="24"/>
-          <w:lang w:val="en-US"/>
-        </w:rPr>
-        <w:t>X</w:t>
-      </w:r>
-      <w:r>
-        <w:rPr>
-          <w:rFonts w:ascii="Times New Roman" w:hAnsi="Times New Roman" w:cs="Times New Roman"/>
-          <w:sz w:val="24"/>
-          <w:szCs w:val="24"/>
-          <w:lang w:val="en-US"/>
-        </w:rPr>
-        <w:t>4+</w:t>
-      </w:r>
-      <w:r>
-        <w:rPr>
-          <w:rFonts w:ascii="Times New Roman" w:hAnsi="Times New Roman" w:cs="Times New Roman"/>
-          <w:sz w:val="24"/>
-          <w:szCs w:val="24"/>
-          <w:lang w:val="en-US"/>
-        </w:rPr>
-        <w:t>X</w:t>
-      </w:r>
-      <w:r>
-        <w:rPr>
-          <w:rFonts w:ascii="Times New Roman" w:hAnsi="Times New Roman" w:cs="Times New Roman"/>
-          <w:sz w:val="24"/>
-          <w:szCs w:val="24"/>
-          <w:lang w:val="en-US"/>
-        </w:rPr>
-        <w:t>3+</w:t>
-      </w:r>
-      <w:r>
-        <w:rPr>
-          <w:rFonts w:ascii="Times New Roman" w:hAnsi="Times New Roman" w:cs="Times New Roman"/>
-          <w:sz w:val="24"/>
-          <w:szCs w:val="24"/>
-          <w:lang w:val="en-US"/>
-        </w:rPr>
-        <w:t>X</w:t>
-      </w:r>
-      <w:r>
-        <w:rPr>
-          <w:rFonts w:ascii="Times New Roman" w:hAnsi="Times New Roman" w:cs="Times New Roman"/>
-          <w:sz w:val="24"/>
-          <w:szCs w:val="24"/>
-          <w:lang w:val="en-US"/>
-        </w:rPr>
-        <w:t>2’+</w:t>
-      </w:r>
-      <w:r>
-        <w:rPr>
-          <w:rFonts w:ascii="Times New Roman" w:hAnsi="Times New Roman" w:cs="Times New Roman"/>
-          <w:sz w:val="24"/>
-          <w:szCs w:val="24"/>
-          <w:lang w:val="en-US"/>
-        </w:rPr>
-        <w:t>X</w:t>
-      </w:r>
-      <w:r>
-        <w:rPr>
-          <w:rFonts w:ascii="Times New Roman" w:hAnsi="Times New Roman" w:cs="Times New Roman"/>
-          <w:sz w:val="24"/>
-          <w:szCs w:val="24"/>
-          <w:lang w:val="en-US"/>
-        </w:rPr>
-        <w:t>1)*(</w:t>
-      </w:r>
-      <w:r>
-        <w:rPr>
-          <w:rFonts w:ascii="Times New Roman" w:hAnsi="Times New Roman" w:cs="Times New Roman"/>
-          <w:sz w:val="24"/>
-          <w:szCs w:val="24"/>
-          <w:lang w:val="en-US"/>
-        </w:rPr>
-        <w:t>X</w:t>
-      </w:r>
-      <w:r>
-        <w:rPr>
-          <w:rFonts w:ascii="Times New Roman" w:hAnsi="Times New Roman" w:cs="Times New Roman"/>
-          <w:sz w:val="24"/>
-          <w:szCs w:val="24"/>
-          <w:lang w:val="en-US"/>
-        </w:rPr>
-        <w:t>4+</w:t>
-      </w:r>
-      <w:r>
-        <w:rPr>
-          <w:rFonts w:ascii="Times New Roman" w:hAnsi="Times New Roman" w:cs="Times New Roman"/>
-          <w:sz w:val="24"/>
-          <w:szCs w:val="24"/>
-          <w:lang w:val="en-US"/>
-        </w:rPr>
-        <w:t>X</w:t>
-      </w:r>
-      <w:r>
-        <w:rPr>
-          <w:rFonts w:ascii="Times New Roman" w:hAnsi="Times New Roman" w:cs="Times New Roman"/>
-          <w:sz w:val="24"/>
-          <w:szCs w:val="24"/>
-          <w:lang w:val="en-US"/>
-        </w:rPr>
-        <w:t>3+</w:t>
-      </w:r>
-      <w:r>
-        <w:rPr>
-          <w:rFonts w:ascii="Times New Roman" w:hAnsi="Times New Roman" w:cs="Times New Roman"/>
-          <w:sz w:val="24"/>
-          <w:szCs w:val="24"/>
-          <w:lang w:val="en-US"/>
-        </w:rPr>
-        <w:t>X</w:t>
-      </w:r>
-      <w:r>
-        <w:rPr>
-          <w:rFonts w:ascii="Times New Roman" w:hAnsi="Times New Roman" w:cs="Times New Roman"/>
-          <w:sz w:val="24"/>
-          <w:szCs w:val="24"/>
-          <w:lang w:val="en-US"/>
-        </w:rPr>
-        <w:t>2’+</w:t>
-      </w:r>
-      <w:r>
-        <w:rPr>
-          <w:rFonts w:ascii="Times New Roman" w:hAnsi="Times New Roman" w:cs="Times New Roman"/>
-          <w:sz w:val="24"/>
-          <w:szCs w:val="24"/>
-          <w:lang w:val="en-US"/>
-        </w:rPr>
-        <w:t>X</w:t>
-      </w:r>
-      <w:r>
-        <w:rPr>
-          <w:rFonts w:ascii="Times New Roman" w:hAnsi="Times New Roman" w:cs="Times New Roman"/>
-          <w:sz w:val="24"/>
-          <w:szCs w:val="24"/>
-          <w:lang w:val="en-US"/>
-        </w:rPr>
-        <w:t>1’)*(</w:t>
-      </w:r>
-      <w:r>
-        <w:rPr>
-          <w:rFonts w:ascii="Times New Roman" w:hAnsi="Times New Roman" w:cs="Times New Roman"/>
-          <w:sz w:val="24"/>
-          <w:szCs w:val="24"/>
-          <w:lang w:val="en-US"/>
-        </w:rPr>
-        <w:t>X</w:t>
-      </w:r>
-      <w:r>
-        <w:rPr>
-          <w:rFonts w:ascii="Times New Roman" w:hAnsi="Times New Roman" w:cs="Times New Roman"/>
-          <w:sz w:val="24"/>
-          <w:szCs w:val="24"/>
-          <w:lang w:val="en-US"/>
-        </w:rPr>
-        <w:t>4+</w:t>
-      </w:r>
-      <w:r>
-        <w:rPr>
-          <w:rFonts w:ascii="Times New Roman" w:hAnsi="Times New Roman" w:cs="Times New Roman"/>
-          <w:sz w:val="24"/>
-          <w:szCs w:val="24"/>
-          <w:lang w:val="en-US"/>
-        </w:rPr>
-        <w:t>X</w:t>
-      </w:r>
-      <w:r>
-        <w:rPr>
-          <w:rFonts w:ascii="Times New Roman" w:hAnsi="Times New Roman" w:cs="Times New Roman"/>
-          <w:sz w:val="24"/>
-          <w:szCs w:val="24"/>
-          <w:lang w:val="en-US"/>
-        </w:rPr>
-        <w:t>3’+</w:t>
-      </w:r>
-      <w:r>
-        <w:rPr>
-          <w:rFonts w:ascii="Times New Roman" w:hAnsi="Times New Roman" w:cs="Times New Roman"/>
-          <w:sz w:val="24"/>
-          <w:szCs w:val="24"/>
-          <w:lang w:val="en-US"/>
-        </w:rPr>
-        <w:t>X</w:t>
-      </w:r>
-      <w:r>
-        <w:rPr>
-          <w:rFonts w:ascii="Times New Roman" w:hAnsi="Times New Roman" w:cs="Times New Roman"/>
-          <w:sz w:val="24"/>
-          <w:szCs w:val="24"/>
-          <w:lang w:val="en-US"/>
-        </w:rPr>
-        <w:t>2’+</w:t>
-      </w:r>
-      <w:r>
-        <w:rPr>
-          <w:rFonts w:ascii="Times New Roman" w:hAnsi="Times New Roman" w:cs="Times New Roman"/>
-          <w:sz w:val="24"/>
-          <w:szCs w:val="24"/>
-          <w:lang w:val="en-US"/>
-        </w:rPr>
-        <w:t>X</w:t>
-      </w:r>
-      <w:r>
-        <w:rPr>
-          <w:rFonts w:ascii="Times New Roman" w:hAnsi="Times New Roman" w:cs="Times New Roman"/>
-          <w:sz w:val="24"/>
-          <w:szCs w:val="24"/>
-          <w:lang w:val="en-US"/>
-        </w:rPr>
-        <w:t>1’))’</w:t>
+        </w:rPr>
+        <w:t>Для функции F:</w:t>
       </w:r>
     </w:p>
     <w:p>
@@ -10694,8 +10724,369 @@
           <w:rFonts w:ascii="Times New Roman" w:hAnsi="Times New Roman" w:cs="Times New Roman"/>
           <w:sz w:val="24"/>
           <w:szCs w:val="24"/>
-        </w:rPr>
-        <w:t>Для функции G:</w:t>
+          <w:lang w:val="en-US"/>
+        </w:rPr>
+        <w:t>F</w:t>
+      </w:r>
+      <w:proofErr w:type="gramStart"/>
+      <w:r>
+        <w:rPr>
+          <w:rFonts w:ascii="Times New Roman" w:hAnsi="Times New Roman" w:cs="Times New Roman"/>
+          <w:sz w:val="24"/>
+          <w:szCs w:val="24"/>
+        </w:rPr>
+        <w:t>=(</w:t>
+      </w:r>
+      <w:proofErr w:type="gramEnd"/>
+      <w:r>
+        <w:rPr>
+          <w:rFonts w:ascii="Times New Roman" w:hAnsi="Times New Roman" w:cs="Times New Roman"/>
+          <w:sz w:val="24"/>
+          <w:szCs w:val="24"/>
+        </w:rPr>
+        <w:t>(</w:t>
+      </w:r>
+      <w:r>
+        <w:rPr>
+          <w:rFonts w:ascii="Times New Roman" w:hAnsi="Times New Roman" w:cs="Times New Roman"/>
+          <w:sz w:val="24"/>
+          <w:szCs w:val="24"/>
+          <w:lang w:val="en-US"/>
+        </w:rPr>
+        <w:t>X</w:t>
+      </w:r>
+      <w:r>
+        <w:rPr>
+          <w:rFonts w:ascii="Times New Roman" w:hAnsi="Times New Roman" w:cs="Times New Roman"/>
+          <w:sz w:val="24"/>
+          <w:szCs w:val="24"/>
+        </w:rPr>
+        <w:t>4+</w:t>
+      </w:r>
+      <w:r>
+        <w:rPr>
+          <w:rFonts w:ascii="Times New Roman" w:hAnsi="Times New Roman" w:cs="Times New Roman"/>
+          <w:sz w:val="24"/>
+          <w:szCs w:val="24"/>
+          <w:lang w:val="en-US"/>
+        </w:rPr>
+        <w:t>X</w:t>
+      </w:r>
+      <w:r>
+        <w:rPr>
+          <w:rFonts w:ascii="Times New Roman" w:hAnsi="Times New Roman" w:cs="Times New Roman"/>
+          <w:sz w:val="24"/>
+          <w:szCs w:val="24"/>
+        </w:rPr>
+        <w:t>3+</w:t>
+      </w:r>
+      <w:r>
+        <w:rPr>
+          <w:rFonts w:ascii="Times New Roman" w:hAnsi="Times New Roman" w:cs="Times New Roman"/>
+          <w:sz w:val="24"/>
+          <w:szCs w:val="24"/>
+          <w:lang w:val="en-US"/>
+        </w:rPr>
+        <w:t>X</w:t>
+      </w:r>
+      <w:r>
+        <w:rPr>
+          <w:rFonts w:ascii="Times New Roman" w:hAnsi="Times New Roman" w:cs="Times New Roman"/>
+          <w:sz w:val="24"/>
+          <w:szCs w:val="24"/>
+        </w:rPr>
+        <w:t>2+</w:t>
+      </w:r>
+      <w:r>
+        <w:rPr>
+          <w:rFonts w:ascii="Times New Roman" w:hAnsi="Times New Roman" w:cs="Times New Roman"/>
+          <w:sz w:val="24"/>
+          <w:szCs w:val="24"/>
+          <w:lang w:val="en-US"/>
+        </w:rPr>
+        <w:t>X</w:t>
+      </w:r>
+      <w:r>
+        <w:rPr>
+          <w:rFonts w:ascii="Times New Roman" w:hAnsi="Times New Roman" w:cs="Times New Roman"/>
+          <w:sz w:val="24"/>
+          <w:szCs w:val="24"/>
+        </w:rPr>
+        <w:t>1’)*(</w:t>
+      </w:r>
+      <w:r>
+        <w:rPr>
+          <w:rFonts w:ascii="Times New Roman" w:hAnsi="Times New Roman" w:cs="Times New Roman"/>
+          <w:sz w:val="24"/>
+          <w:szCs w:val="24"/>
+          <w:lang w:val="en-US"/>
+        </w:rPr>
+        <w:t>X</w:t>
+      </w:r>
+      <w:r>
+        <w:rPr>
+          <w:rFonts w:ascii="Times New Roman" w:hAnsi="Times New Roman" w:cs="Times New Roman"/>
+          <w:sz w:val="24"/>
+          <w:szCs w:val="24"/>
+        </w:rPr>
+        <w:t>4+</w:t>
+      </w:r>
+      <w:r>
+        <w:rPr>
+          <w:rFonts w:ascii="Times New Roman" w:hAnsi="Times New Roman" w:cs="Times New Roman"/>
+          <w:sz w:val="24"/>
+          <w:szCs w:val="24"/>
+          <w:lang w:val="en-US"/>
+        </w:rPr>
+        <w:t>X</w:t>
+      </w:r>
+      <w:r>
+        <w:rPr>
+          <w:rFonts w:ascii="Times New Roman" w:hAnsi="Times New Roman" w:cs="Times New Roman"/>
+          <w:sz w:val="24"/>
+          <w:szCs w:val="24"/>
+        </w:rPr>
+        <w:t>3+</w:t>
+      </w:r>
+      <w:r>
+        <w:rPr>
+          <w:rFonts w:ascii="Times New Roman" w:hAnsi="Times New Roman" w:cs="Times New Roman"/>
+          <w:sz w:val="24"/>
+          <w:szCs w:val="24"/>
+          <w:lang w:val="en-US"/>
+        </w:rPr>
+        <w:t>X</w:t>
+      </w:r>
+      <w:r>
+        <w:rPr>
+          <w:rFonts w:ascii="Times New Roman" w:hAnsi="Times New Roman" w:cs="Times New Roman"/>
+          <w:sz w:val="24"/>
+          <w:szCs w:val="24"/>
+        </w:rPr>
+        <w:t>2’+</w:t>
+      </w:r>
+      <w:r>
+        <w:rPr>
+          <w:rFonts w:ascii="Times New Roman" w:hAnsi="Times New Roman" w:cs="Times New Roman"/>
+          <w:sz w:val="24"/>
+          <w:szCs w:val="24"/>
+          <w:lang w:val="en-US"/>
+        </w:rPr>
+        <w:t>X</w:t>
+      </w:r>
+      <w:r>
+        <w:rPr>
+          <w:rFonts w:ascii="Times New Roman" w:hAnsi="Times New Roman" w:cs="Times New Roman"/>
+          <w:sz w:val="24"/>
+          <w:szCs w:val="24"/>
+        </w:rPr>
+        <w:t>1)*(</w:t>
+      </w:r>
+      <w:r>
+        <w:rPr>
+          <w:rFonts w:ascii="Times New Roman" w:hAnsi="Times New Roman" w:cs="Times New Roman"/>
+          <w:sz w:val="24"/>
+          <w:szCs w:val="24"/>
+          <w:lang w:val="en-US"/>
+        </w:rPr>
+        <w:t>X</w:t>
+      </w:r>
+      <w:r>
+        <w:rPr>
+          <w:rFonts w:ascii="Times New Roman" w:hAnsi="Times New Roman" w:cs="Times New Roman"/>
+          <w:sz w:val="24"/>
+          <w:szCs w:val="24"/>
+        </w:rPr>
+        <w:t>4+</w:t>
+      </w:r>
+      <w:r>
+        <w:rPr>
+          <w:rFonts w:ascii="Times New Roman" w:hAnsi="Times New Roman" w:cs="Times New Roman"/>
+          <w:sz w:val="24"/>
+          <w:szCs w:val="24"/>
+          <w:lang w:val="en-US"/>
+        </w:rPr>
+        <w:t>X</w:t>
+      </w:r>
+      <w:r>
+        <w:rPr>
+          <w:rFonts w:ascii="Times New Roman" w:hAnsi="Times New Roman" w:cs="Times New Roman"/>
+          <w:sz w:val="24"/>
+          <w:szCs w:val="24"/>
+        </w:rPr>
+        <w:t>3+</w:t>
+      </w:r>
+      <w:r>
+        <w:rPr>
+          <w:rFonts w:ascii="Times New Roman" w:hAnsi="Times New Roman" w:cs="Times New Roman"/>
+          <w:sz w:val="24"/>
+          <w:szCs w:val="24"/>
+          <w:lang w:val="en-US"/>
+        </w:rPr>
+        <w:t>X</w:t>
+      </w:r>
+      <w:r>
+        <w:rPr>
+          <w:rFonts w:ascii="Times New Roman" w:hAnsi="Times New Roman" w:cs="Times New Roman"/>
+          <w:sz w:val="24"/>
+          <w:szCs w:val="24"/>
+        </w:rPr>
+        <w:t>2’+</w:t>
+      </w:r>
+      <w:r>
+        <w:rPr>
+          <w:rFonts w:ascii="Times New Roman" w:hAnsi="Times New Roman" w:cs="Times New Roman"/>
+          <w:sz w:val="24"/>
+          <w:szCs w:val="24"/>
+          <w:lang w:val="en-US"/>
+        </w:rPr>
+        <w:t>X</w:t>
+      </w:r>
+      <w:r>
+        <w:rPr>
+          <w:rFonts w:ascii="Times New Roman" w:hAnsi="Times New Roman" w:cs="Times New Roman"/>
+          <w:sz w:val="24"/>
+          <w:szCs w:val="24"/>
+        </w:rPr>
+        <w:t>1’)*(</w:t>
+      </w:r>
+      <w:r>
+        <w:rPr>
+          <w:rFonts w:ascii="Times New Roman" w:hAnsi="Times New Roman" w:cs="Times New Roman"/>
+          <w:sz w:val="24"/>
+          <w:szCs w:val="24"/>
+          <w:lang w:val="en-US"/>
+        </w:rPr>
+        <w:t>X</w:t>
+      </w:r>
+      <w:r>
+        <w:rPr>
+          <w:rFonts w:ascii="Times New Roman" w:hAnsi="Times New Roman" w:cs="Times New Roman"/>
+          <w:sz w:val="24"/>
+          <w:szCs w:val="24"/>
+        </w:rPr>
+        <w:t>4+</w:t>
+      </w:r>
+      <w:r>
+        <w:rPr>
+          <w:rFonts w:ascii="Times New Roman" w:hAnsi="Times New Roman" w:cs="Times New Roman"/>
+          <w:sz w:val="24"/>
+          <w:szCs w:val="24"/>
+          <w:lang w:val="en-US"/>
+        </w:rPr>
+        <w:t>X</w:t>
+      </w:r>
+      <w:r>
+        <w:rPr>
+          <w:rFonts w:ascii="Times New Roman" w:hAnsi="Times New Roman" w:cs="Times New Roman"/>
+          <w:sz w:val="24"/>
+          <w:szCs w:val="24"/>
+        </w:rPr>
+        <w:t>3’+</w:t>
+      </w:r>
+      <w:r>
+        <w:rPr>
+          <w:rFonts w:ascii="Times New Roman" w:hAnsi="Times New Roman" w:cs="Times New Roman"/>
+          <w:sz w:val="24"/>
+          <w:szCs w:val="24"/>
+          <w:lang w:val="en-US"/>
+        </w:rPr>
+        <w:t>X</w:t>
+      </w:r>
+      <w:r>
+        <w:rPr>
+          <w:rFonts w:ascii="Times New Roman" w:hAnsi="Times New Roman" w:cs="Times New Roman"/>
+          <w:sz w:val="24"/>
+          <w:szCs w:val="24"/>
+        </w:rPr>
+        <w:t>2’+</w:t>
+      </w:r>
+      <w:r>
+        <w:rPr>
+          <w:rFonts w:ascii="Times New Roman" w:hAnsi="Times New Roman" w:cs="Times New Roman"/>
+          <w:sz w:val="24"/>
+          <w:szCs w:val="24"/>
+          <w:lang w:val="en-US"/>
+        </w:rPr>
+        <w:t>X</w:t>
+      </w:r>
+      <w:r>
+        <w:rPr>
+          <w:rFonts w:ascii="Times New Roman" w:hAnsi="Times New Roman" w:cs="Times New Roman"/>
+          <w:sz w:val="24"/>
+          <w:szCs w:val="24"/>
+        </w:rPr>
+        <w:t xml:space="preserve">1’)*( </w:t>
+      </w:r>
+      <w:r>
+        <w:rPr>
+          <w:rFonts w:ascii="Times New Roman" w:hAnsi="Times New Roman" w:cs="Times New Roman"/>
+          <w:sz w:val="24"/>
+          <w:szCs w:val="24"/>
+          <w:lang w:val="en-US"/>
+        </w:rPr>
+        <w:t>X</w:t>
+      </w:r>
+      <w:r>
+        <w:rPr>
+          <w:rFonts w:ascii="Times New Roman" w:hAnsi="Times New Roman" w:cs="Times New Roman"/>
+          <w:sz w:val="24"/>
+          <w:szCs w:val="24"/>
+        </w:rPr>
+        <w:t>4’+</w:t>
+      </w:r>
+      <w:r>
+        <w:rPr>
+          <w:rFonts w:ascii="Times New Roman" w:hAnsi="Times New Roman" w:cs="Times New Roman"/>
+          <w:sz w:val="24"/>
+          <w:szCs w:val="24"/>
+          <w:lang w:val="en-US"/>
+        </w:rPr>
+        <w:t>X</w:t>
+      </w:r>
+      <w:r>
+        <w:rPr>
+          <w:rFonts w:ascii="Times New Roman" w:hAnsi="Times New Roman" w:cs="Times New Roman"/>
+          <w:sz w:val="24"/>
+          <w:szCs w:val="24"/>
+        </w:rPr>
+        <w:t>3’+</w:t>
+      </w:r>
+      <w:r>
+        <w:rPr>
+          <w:rFonts w:ascii="Times New Roman" w:hAnsi="Times New Roman" w:cs="Times New Roman"/>
+          <w:sz w:val="24"/>
+          <w:szCs w:val="24"/>
+          <w:lang w:val="en-US"/>
+        </w:rPr>
+        <w:t>X</w:t>
+      </w:r>
+      <w:bookmarkStart w:id="0" w:name="_GoBack"/>
+      <w:bookmarkEnd w:id="0"/>
+      <w:r>
+        <w:rPr>
+          <w:rFonts w:ascii="Times New Roman" w:hAnsi="Times New Roman" w:cs="Times New Roman"/>
+          <w:sz w:val="24"/>
+          <w:szCs w:val="24"/>
+        </w:rPr>
+        <w:t>2+</w:t>
+      </w:r>
+      <w:r>
+        <w:rPr>
+          <w:rFonts w:ascii="Times New Roman" w:hAnsi="Times New Roman" w:cs="Times New Roman"/>
+          <w:sz w:val="24"/>
+          <w:szCs w:val="24"/>
+          <w:lang w:val="en-US"/>
+        </w:rPr>
+        <w:t>X</w:t>
+      </w:r>
+      <w:r>
+        <w:rPr>
+          <w:rFonts w:ascii="Times New Roman" w:hAnsi="Times New Roman" w:cs="Times New Roman"/>
+          <w:sz w:val="24"/>
+          <w:szCs w:val="24"/>
+        </w:rPr>
+        <w:t>1))’</w:t>
       </w:r>
     </w:p>
     <w:p>
@@ -10711,6 +11102,23 @@
           <w:rFonts w:ascii="Times New Roman" w:hAnsi="Times New Roman" w:cs="Times New Roman"/>
           <w:sz w:val="24"/>
           <w:szCs w:val="24"/>
+        </w:rPr>
+        <w:t>Для функции G:</w:t>
+      </w:r>
+    </w:p>
+    <w:p>
+      <w:pPr>
+        <w:rPr>
+          <w:rFonts w:ascii="Times New Roman" w:hAnsi="Times New Roman" w:cs="Times New Roman"/>
+          <w:sz w:val="24"/>
+          <w:szCs w:val="24"/>
+        </w:rPr>
+      </w:pPr>
+      <w:r>
+        <w:rPr>
+          <w:rFonts w:ascii="Times New Roman" w:hAnsi="Times New Roman" w:cs="Times New Roman"/>
+          <w:sz w:val="24"/>
+          <w:szCs w:val="24"/>
           <w:lang w:val="en-US"/>
         </w:rPr>
         <w:t>G</w:t>
@@ -10927,6 +11335,15 @@
         </w:rPr>
         <w:t>1’))’</w:t>
       </w:r>
+    </w:p>
+    <w:p>
+      <w:pPr>
+        <w:rPr>
+          <w:rFonts w:ascii="Times New Roman" w:hAnsi="Times New Roman" w:cs="Times New Roman"/>
+          <w:sz w:val="28"/>
+          <w:szCs w:val="28"/>
+        </w:rPr>
+      </w:pPr>
     </w:p>
     <w:p>
       <w:pPr>
